--- a/template-upa-nova-cidade.docx
+++ b/template-upa-nova-cidade.docx
@@ -7,14 +7,12 @@
         <w:widowControl w:val="0"/>
         <w:rPr>
           <w:rFonts w:ascii="Calibri" w:eastAsia="Calibri" w:hAnsi="Calibri" w:cs="Calibri"/>
-          <w:color w:val="000000" w:themeColor="text1"/>
         </w:rPr>
       </w:pPr>
       <w:r>
         <w:rPr>
           <w:rFonts w:ascii="Calibri" w:eastAsia="Calibri" w:hAnsi="Calibri" w:cs="Calibri"/>
           <w:noProof/>
-          <w:color w:val="000000" w:themeColor="text1"/>
         </w:rPr>
         <mc:AlternateContent>
           <mc:Choice Requires="wps">
@@ -129,7 +127,6 @@
         <w:rPr>
           <w:rFonts w:ascii="Calibri" w:eastAsia="Calibri" w:hAnsi="Calibri" w:cs="Calibri"/>
           <w:noProof/>
-          <w:color w:val="000000" w:themeColor="text1"/>
         </w:rPr>
         <mc:AlternateContent>
           <mc:Choice Requires="wps">
@@ -771,7 +768,6 @@
         <w:ind w:left="709" w:hanging="357"/>
         <w:rPr>
           <w:rFonts w:ascii="Times New Roman" w:eastAsia="Times New Roman" w:hAnsi="Times New Roman" w:cs="Times New Roman"/>
-          <w:color w:val="000000" w:themeColor="text1"/>
         </w:rPr>
       </w:pPr>
       <w:bookmarkStart w:id="0" w:name="_nfthwfkqc9ke" w:colFirst="0" w:colLast="0"/>
@@ -784,14 +780,12 @@
         <w:jc w:val="both"/>
         <w:rPr>
           <w:rFonts w:ascii="Times New Roman" w:eastAsia="Times New Roman" w:hAnsi="Times New Roman" w:cs="Times New Roman"/>
-          <w:color w:val="000000" w:themeColor="text1"/>
         </w:rPr>
       </w:pPr>
       <w:r>
         <w:rPr>
           <w:rFonts w:ascii="Times New Roman" w:eastAsia="Times New Roman" w:hAnsi="Times New Roman" w:cs="Times New Roman"/>
           <w:noProof/>
-          <w:color w:val="000000" w:themeColor="text1"/>
         </w:rPr>
         <mc:AlternateContent>
           <mc:Choice Requires="wps">
@@ -870,7 +864,6 @@
         <w:rPr>
           <w:rFonts w:ascii="Times New Roman" w:eastAsia="Times New Roman" w:hAnsi="Times New Roman" w:cs="Times New Roman"/>
           <w:noProof/>
-          <w:color w:val="000000" w:themeColor="text1"/>
         </w:rPr>
         <mc:AlternateContent>
           <mc:Choice Requires="wps">
@@ -956,7 +949,6 @@
         <w:rPr>
           <w:rFonts w:ascii="Times New Roman" w:eastAsia="Times New Roman" w:hAnsi="Times New Roman" w:cs="Times New Roman"/>
           <w:noProof/>
-          <w:color w:val="000000" w:themeColor="text1"/>
         </w:rPr>
         <mc:AlternateContent>
           <mc:Choice Requires="wps">
@@ -1124,15 +1116,11 @@
         </mc:AlternateContent>
       </w:r>
       <w:r>
-        <w:rPr>
-          <w:color w:val="000000" w:themeColor="text1"/>
-        </w:rPr>
         <w:br w:type="page"/>
       </w:r>
       <w:r>
         <w:rPr>
           <w:noProof/>
-          <w:color w:val="000000" w:themeColor="text1"/>
         </w:rPr>
         <mc:AlternateContent>
           <mc:Choice Requires="wps">
@@ -1213,7 +1201,6 @@
         <w:jc w:val="both"/>
         <w:rPr>
           <w:rFonts w:ascii="Times New Roman" w:eastAsia="Times New Roman" w:hAnsi="Times New Roman" w:cs="Times New Roman"/>
-          <w:color w:val="000000" w:themeColor="text1"/>
           <w:sz w:val="24"/>
           <w:szCs w:val="24"/>
         </w:rPr>
@@ -1225,7 +1212,6 @@
         <w:jc w:val="center"/>
         <w:rPr>
           <w:rFonts w:ascii="Times New Roman" w:eastAsia="Times New Roman" w:hAnsi="Times New Roman" w:cs="Times New Roman"/>
-          <w:color w:val="000000" w:themeColor="text1"/>
           <w:sz w:val="56"/>
           <w:szCs w:val="56"/>
         </w:rPr>
@@ -1233,7 +1219,6 @@
       <w:r>
         <w:rPr>
           <w:rFonts w:ascii="Times New Roman" w:eastAsia="Times New Roman" w:hAnsi="Times New Roman" w:cs="Times New Roman"/>
-          <w:color w:val="000000" w:themeColor="text1"/>
           <w:sz w:val="56"/>
           <w:szCs w:val="56"/>
         </w:rPr>
@@ -1246,7 +1231,6 @@
         <w:jc w:val="center"/>
         <w:rPr>
           <w:rFonts w:ascii="Times New Roman" w:eastAsia="Times New Roman" w:hAnsi="Times New Roman" w:cs="Times New Roman"/>
-          <w:color w:val="000000" w:themeColor="text1"/>
           <w:sz w:val="40"/>
           <w:szCs w:val="40"/>
         </w:rPr>
@@ -1258,7 +1242,6 @@
         <w:jc w:val="center"/>
         <w:rPr>
           <w:rFonts w:ascii="Times New Roman" w:eastAsia="Times New Roman" w:hAnsi="Times New Roman" w:cs="Times New Roman"/>
-          <w:color w:val="000000" w:themeColor="text1"/>
           <w:sz w:val="40"/>
           <w:szCs w:val="40"/>
         </w:rPr>
@@ -1267,7 +1250,6 @@
         <w:rPr>
           <w:rFonts w:ascii="Calibri" w:eastAsia="Calibri" w:hAnsi="Calibri" w:cs="Calibri"/>
           <w:noProof/>
-          <w:color w:val="000000" w:themeColor="text1"/>
         </w:rPr>
         <w:drawing>
           <wp:inline distT="0" distB="0" distL="0" distR="0" wp14:anchorId="0AFFE459" wp14:editId="15E7DEB6">
@@ -1312,7 +1294,6 @@
         <w:jc w:val="both"/>
         <w:rPr>
           <w:rFonts w:ascii="Times New Roman" w:eastAsia="Times New Roman" w:hAnsi="Times New Roman" w:cs="Times New Roman"/>
-          <w:color w:val="000000" w:themeColor="text1"/>
           <w:sz w:val="44"/>
           <w:szCs w:val="44"/>
         </w:rPr>
@@ -1324,7 +1305,6 @@
         <w:jc w:val="center"/>
         <w:rPr>
           <w:rFonts w:ascii="Times New Roman" w:eastAsia="Times New Roman" w:hAnsi="Times New Roman" w:cs="Times New Roman"/>
-          <w:color w:val="FF0000"/>
           <w:sz w:val="44"/>
           <w:szCs w:val="44"/>
         </w:rPr>
@@ -1332,7 +1312,6 @@
       <w:r>
         <w:rPr>
           <w:rFonts w:ascii="Times New Roman" w:eastAsia="Times New Roman" w:hAnsi="Times New Roman" w:cs="Times New Roman"/>
-          <w:color w:val="FF0000"/>
           <w:sz w:val="44"/>
           <w:szCs w:val="44"/>
         </w:rPr>
@@ -1347,7 +1326,6 @@
           <w:rFonts w:ascii="Times New Roman" w:eastAsia="Times New Roman" w:hAnsi="Times New Roman" w:cs="Times New Roman"/>
           <w:b/>
           <w:bCs/>
-          <w:color w:val="000000" w:themeColor="text1"/>
           <w:sz w:val="40"/>
           <w:szCs w:val="40"/>
         </w:rPr>
@@ -1359,7 +1337,6 @@
         <w:jc w:val="center"/>
         <w:rPr>
           <w:rFonts w:ascii="Times New Roman" w:eastAsia="Times New Roman" w:hAnsi="Times New Roman" w:cs="Times New Roman"/>
-          <w:color w:val="000000" w:themeColor="text1"/>
           <w:sz w:val="40"/>
           <w:szCs w:val="40"/>
         </w:rPr>
@@ -1371,7 +1348,6 @@
         <w:jc w:val="center"/>
         <w:rPr>
           <w:rFonts w:ascii="Times New Roman" w:eastAsia="Times New Roman" w:hAnsi="Times New Roman" w:cs="Times New Roman"/>
-          <w:color w:val="000000" w:themeColor="text1"/>
           <w:sz w:val="40"/>
           <w:szCs w:val="40"/>
         </w:rPr>
@@ -1379,7 +1355,6 @@
       <w:r>
         <w:rPr>
           <w:rFonts w:ascii="Times New Roman" w:eastAsia="Times New Roman" w:hAnsi="Times New Roman" w:cs="Times New Roman"/>
-          <w:color w:val="000000" w:themeColor="text1"/>
           <w:sz w:val="40"/>
           <w:szCs w:val="40"/>
         </w:rPr>
@@ -1389,7 +1364,6 @@
         <w:rPr>
           <w:rFonts w:ascii="Calibri" w:eastAsia="Calibri" w:hAnsi="Calibri" w:cs="Calibri"/>
           <w:noProof/>
-          <w:color w:val="000000" w:themeColor="text1"/>
         </w:rPr>
         <w:drawing>
           <wp:inline distT="0" distB="0" distL="0" distR="0" wp14:anchorId="7B579E51" wp14:editId="6B617E16">
@@ -1430,7 +1404,6 @@
       <w:r>
         <w:rPr>
           <w:rFonts w:ascii="Times New Roman" w:eastAsia="Times New Roman" w:hAnsi="Times New Roman" w:cs="Times New Roman"/>
-          <w:color w:val="000000" w:themeColor="text1"/>
           <w:sz w:val="40"/>
           <w:szCs w:val="40"/>
         </w:rPr>
@@ -1439,7 +1412,6 @@
       <w:r>
         <w:rPr>
           <w:rFonts w:ascii="Times New Roman" w:eastAsia="Times New Roman" w:hAnsi="Times New Roman" w:cs="Times New Roman"/>
-          <w:color w:val="000000" w:themeColor="text1"/>
           <w:sz w:val="40"/>
           <w:szCs w:val="40"/>
         </w:rPr>
@@ -1455,7 +1427,6 @@
         <w:jc w:val="both"/>
         <w:rPr>
           <w:rFonts w:ascii="Calibri" w:eastAsia="Calibri" w:hAnsi="Calibri" w:cs="Calibri"/>
-          <w:color w:val="000000" w:themeColor="text1"/>
         </w:rPr>
       </w:pPr>
     </w:p>
@@ -1466,7 +1437,6 @@
         <w:spacing w:before="240" w:line="259" w:lineRule="auto"/>
         <w:rPr>
           <w:rFonts w:ascii="Cambria" w:eastAsia="Cambria" w:hAnsi="Cambria" w:cs="Cambria"/>
-          <w:color w:val="000000" w:themeColor="text1"/>
           <w:sz w:val="32"/>
           <w:szCs w:val="32"/>
         </w:rPr>
@@ -1479,7 +1449,6 @@
         <w:spacing w:before="240" w:line="259" w:lineRule="auto"/>
         <w:rPr>
           <w:rFonts w:ascii="Cambria" w:eastAsia="Cambria" w:hAnsi="Cambria" w:cs="Cambria"/>
-          <w:color w:val="000000" w:themeColor="text1"/>
           <w:sz w:val="32"/>
           <w:szCs w:val="32"/>
         </w:rPr>
@@ -1487,7 +1456,6 @@
       <w:r>
         <w:rPr>
           <w:rFonts w:ascii="Cambria" w:eastAsia="Cambria" w:hAnsi="Cambria" w:cs="Cambria"/>
-          <w:color w:val="000000" w:themeColor="text1"/>
           <w:sz w:val="32"/>
           <w:szCs w:val="32"/>
         </w:rPr>
@@ -1496,9 +1464,6 @@
     </w:p>
     <w:sdt>
       <w:sdtPr>
-        <w:rPr>
-          <w:color w:val="000000" w:themeColor="text1"/>
-        </w:rPr>
         <w:id w:val="-929345658"/>
         <w:docPartObj>
           <w:docPartGallery w:val="Table of Contents"/>
@@ -1518,25 +1483,15 @@
               <w:rFonts w:ascii="Times New Roman" w:hAnsi="Times New Roman" w:cs="Times New Roman"/>
               <w:b/>
               <w:bCs/>
-              <w:color w:val="000000" w:themeColor="text1"/>
             </w:rPr>
           </w:pPr>
           <w:r>
-            <w:rPr>
-              <w:color w:val="000000" w:themeColor="text1"/>
-            </w:rPr>
             <w:fldChar w:fldCharType="begin"/>
           </w:r>
           <w:r>
-            <w:rPr>
-              <w:color w:val="000000" w:themeColor="text1"/>
-            </w:rPr>
             <w:instrText xml:space="preserve"> TOC \h \u \z \t "Heading 1,1,Heading 2,2,Heading 3,3,"</w:instrText>
           </w:r>
           <w:r>
-            <w:rPr>
-              <w:color w:val="000000" w:themeColor="text1"/>
-            </w:rPr>
             <w:fldChar w:fldCharType="separate"/>
           </w:r>
           <w:hyperlink w:anchor="_fow3x1o6fd1x">
@@ -1545,7 +1500,6 @@
                 <w:rFonts w:ascii="Times New Roman" w:eastAsia="Times New Roman" w:hAnsi="Times New Roman" w:cs="Times New Roman"/>
                 <w:b/>
                 <w:bCs/>
-                <w:color w:val="000000" w:themeColor="text1"/>
                 <w:sz w:val="24"/>
                 <w:szCs w:val="24"/>
               </w:rPr>
@@ -1556,7 +1510,6 @@
                 <w:rFonts w:ascii="Times New Roman" w:eastAsia="Times New Roman" w:hAnsi="Times New Roman" w:cs="Times New Roman"/>
                 <w:b/>
                 <w:bCs/>
-                <w:color w:val="000000" w:themeColor="text1"/>
                 <w:sz w:val="24"/>
                 <w:szCs w:val="24"/>
               </w:rPr>
@@ -1575,7 +1528,6 @@
             <w:ind w:left="360"/>
             <w:rPr>
               <w:rFonts w:ascii="Times New Roman" w:hAnsi="Times New Roman" w:cs="Times New Roman"/>
-              <w:color w:val="000000" w:themeColor="text1"/>
             </w:rPr>
           </w:pPr>
           <w:hyperlink w:anchor="_72bdnqr1iekh">
@@ -1584,7 +1536,6 @@
                 <w:rFonts w:ascii="Times New Roman" w:eastAsia="Times New Roman" w:hAnsi="Times New Roman" w:cs="Times New Roman"/>
                 <w:b/>
                 <w:bCs/>
-                <w:color w:val="000000" w:themeColor="text1"/>
               </w:rPr>
               <w:t>1.1 Unidade de Pronto Atendimento 24h Nova Cidade:</w:t>
             </w:r>
@@ -1593,7 +1544,6 @@
                 <w:rFonts w:ascii="Times New Roman" w:eastAsia="Times New Roman" w:hAnsi="Times New Roman" w:cs="Times New Roman"/>
                 <w:b/>
                 <w:bCs/>
-                <w:color w:val="000000" w:themeColor="text1"/>
               </w:rPr>
               <w:tab/>
               <w:t>3</w:t>
@@ -1610,7 +1560,6 @@
             <w:ind w:left="360"/>
             <w:rPr>
               <w:rFonts w:ascii="Times New Roman" w:hAnsi="Times New Roman" w:cs="Times New Roman"/>
-              <w:color w:val="000000" w:themeColor="text1"/>
             </w:rPr>
           </w:pPr>
           <w:hyperlink w:anchor="_slbulenl3qy4">
@@ -1619,7 +1568,6 @@
                 <w:rFonts w:ascii="Times New Roman" w:eastAsia="Times New Roman" w:hAnsi="Times New Roman" w:cs="Times New Roman"/>
                 <w:b/>
                 <w:bCs/>
-                <w:color w:val="000000" w:themeColor="text1"/>
               </w:rPr>
               <w:t>1.2 Transferência</w:t>
             </w:r>
@@ -1628,7 +1576,6 @@
                 <w:rFonts w:ascii="Times New Roman" w:eastAsia="Times New Roman" w:hAnsi="Times New Roman" w:cs="Times New Roman"/>
                 <w:b/>
                 <w:bCs/>
-                <w:color w:val="000000" w:themeColor="text1"/>
               </w:rPr>
               <w:tab/>
               <w:t>3</w:t>
@@ -1645,7 +1592,6 @@
             <w:ind w:left="360"/>
             <w:rPr>
               <w:rFonts w:ascii="Times New Roman" w:hAnsi="Times New Roman" w:cs="Times New Roman"/>
-              <w:color w:val="000000" w:themeColor="text1"/>
             </w:rPr>
           </w:pPr>
           <w:hyperlink w:anchor="_f1gdggh2qdto">
@@ -1654,7 +1600,6 @@
                 <w:rFonts w:ascii="Times New Roman" w:eastAsia="Times New Roman" w:hAnsi="Times New Roman" w:cs="Times New Roman"/>
                 <w:b/>
                 <w:bCs/>
-                <w:color w:val="000000" w:themeColor="text1"/>
               </w:rPr>
               <w:t xml:space="preserve">1.3 Comissão de Óbitos, Infecção Hospitalar, Revisão de Prontuários, Nucleo de Educação Permanente e </w:t>
             </w:r>
@@ -1665,7 +1610,6 @@
                 <w:rFonts w:ascii="Times New Roman" w:eastAsia="Times New Roman" w:hAnsi="Times New Roman" w:cs="Times New Roman"/>
                 <w:b/>
                 <w:bCs/>
-                <w:color w:val="000000" w:themeColor="text1"/>
               </w:rPr>
               <w:t>Núcleo</w:t>
             </w:r>
@@ -1676,7 +1620,6 @@
                 <w:rFonts w:ascii="Times New Roman" w:eastAsia="Times New Roman" w:hAnsi="Times New Roman" w:cs="Times New Roman"/>
                 <w:b/>
                 <w:bCs/>
-                <w:color w:val="000000" w:themeColor="text1"/>
               </w:rPr>
               <w:t xml:space="preserve"> Interno de Segurança do Paciente:</w:t>
             </w:r>
@@ -1685,7 +1628,6 @@
                 <w:rFonts w:ascii="Times New Roman" w:eastAsia="Times New Roman" w:hAnsi="Times New Roman" w:cs="Times New Roman"/>
                 <w:b/>
                 <w:bCs/>
-                <w:color w:val="000000" w:themeColor="text1"/>
               </w:rPr>
               <w:tab/>
               <w:t>4</w:t>
@@ -1702,7 +1644,6 @@
             <w:ind w:left="360"/>
             <w:rPr>
               <w:rFonts w:ascii="Times New Roman" w:hAnsi="Times New Roman" w:cs="Times New Roman"/>
-              <w:color w:val="000000" w:themeColor="text1"/>
             </w:rPr>
           </w:pPr>
           <w:hyperlink w:anchor="_s0wn42esi2we">
@@ -1711,7 +1652,6 @@
                 <w:rFonts w:ascii="Times New Roman" w:eastAsia="Times New Roman" w:hAnsi="Times New Roman" w:cs="Times New Roman"/>
                 <w:b/>
                 <w:bCs/>
-                <w:color w:val="000000" w:themeColor="text1"/>
               </w:rPr>
               <w:t>1.4 Educação Permanente</w:t>
             </w:r>
@@ -1720,7 +1660,6 @@
                 <w:rFonts w:ascii="Times New Roman" w:eastAsia="Times New Roman" w:hAnsi="Times New Roman" w:cs="Times New Roman"/>
                 <w:b/>
                 <w:bCs/>
-                <w:color w:val="000000" w:themeColor="text1"/>
               </w:rPr>
               <w:tab/>
               <w:t>5</w:t>
@@ -1737,21 +1676,18 @@
             <w:ind w:left="360"/>
             <w:rPr>
               <w:rFonts w:ascii="Times New Roman" w:hAnsi="Times New Roman" w:cs="Times New Roman"/>
-              <w:color w:val="000000" w:themeColor="text1"/>
             </w:rPr>
           </w:pPr>
           <w:hyperlink w:anchor="_pvr5n4uyy8fu">
             <w:r>
               <w:rPr>
                 <w:rFonts w:ascii="Times New Roman" w:hAnsi="Times New Roman" w:cs="Times New Roman"/>
-                <w:color w:val="000000" w:themeColor="text1"/>
               </w:rPr>
               <w:t>(Listas de presença em Anexo III)</w:t>
             </w:r>
             <w:r>
               <w:rPr>
                 <w:rFonts w:ascii="Times New Roman" w:hAnsi="Times New Roman" w:cs="Times New Roman"/>
-                <w:color w:val="000000" w:themeColor="text1"/>
               </w:rPr>
               <w:tab/>
               <w:t>5</w:t>
@@ -1768,7 +1704,6 @@
             <w:ind w:left="360"/>
             <w:rPr>
               <w:rFonts w:ascii="Times New Roman" w:hAnsi="Times New Roman" w:cs="Times New Roman"/>
-              <w:color w:val="000000" w:themeColor="text1"/>
             </w:rPr>
           </w:pPr>
           <w:hyperlink w:anchor="_ky10h8vk1ufc">
@@ -1777,7 +1712,6 @@
                 <w:rFonts w:ascii="Times New Roman" w:eastAsia="Times New Roman" w:hAnsi="Times New Roman" w:cs="Times New Roman"/>
                 <w:b/>
                 <w:bCs/>
-                <w:color w:val="000000" w:themeColor="text1"/>
               </w:rPr>
               <w:t>1.6 Atualização Cadastral Mensal do CNES:</w:t>
             </w:r>
@@ -1786,7 +1720,6 @@
                 <w:rFonts w:ascii="Times New Roman" w:eastAsia="Times New Roman" w:hAnsi="Times New Roman" w:cs="Times New Roman"/>
                 <w:b/>
                 <w:bCs/>
-                <w:color w:val="000000" w:themeColor="text1"/>
               </w:rPr>
               <w:tab/>
               <w:t>5</w:t>
@@ -1803,7 +1736,6 @@
             <w:ind w:left="360"/>
             <w:rPr>
               <w:rFonts w:ascii="Times New Roman" w:hAnsi="Times New Roman" w:cs="Times New Roman"/>
-              <w:color w:val="000000" w:themeColor="text1"/>
             </w:rPr>
           </w:pPr>
           <w:hyperlink w:anchor="_20hnckrf2i50">
@@ -1812,7 +1744,6 @@
                 <w:rFonts w:ascii="Times New Roman" w:eastAsia="Times New Roman" w:hAnsi="Times New Roman" w:cs="Times New Roman"/>
                 <w:b/>
                 <w:bCs/>
-                <w:color w:val="000000" w:themeColor="text1"/>
               </w:rPr>
               <w:t>1.7 Serviço de Atendimento ao Usuário – SAU / Ouvidoria:</w:t>
             </w:r>
@@ -1821,7 +1752,6 @@
                 <w:rFonts w:ascii="Times New Roman" w:eastAsia="Times New Roman" w:hAnsi="Times New Roman" w:cs="Times New Roman"/>
                 <w:b/>
                 <w:bCs/>
-                <w:color w:val="000000" w:themeColor="text1"/>
               </w:rPr>
               <w:tab/>
               <w:t>5</w:t>
@@ -1839,7 +1769,6 @@
               <w:rFonts w:ascii="Times New Roman" w:hAnsi="Times New Roman" w:cs="Times New Roman"/>
               <w:b/>
               <w:bCs/>
-              <w:color w:val="000000" w:themeColor="text1"/>
               <w:sz w:val="24"/>
               <w:szCs w:val="24"/>
             </w:rPr>
@@ -1849,7 +1778,6 @@
               <w:rPr>
                 <w:rFonts w:ascii="Times New Roman" w:eastAsia="Noto Sans Symbols" w:hAnsi="Times New Roman" w:cs="Times New Roman"/>
                 <w:b/>
-                <w:color w:val="000000" w:themeColor="text1"/>
                 <w:sz w:val="24"/>
                 <w:szCs w:val="24"/>
               </w:rPr>
@@ -1859,7 +1787,6 @@
               <w:rPr>
                 <w:rFonts w:ascii="Times New Roman" w:eastAsia="Noto Sans Symbols" w:hAnsi="Times New Roman" w:cs="Times New Roman"/>
                 <w:b/>
-                <w:color w:val="000000" w:themeColor="text1"/>
                 <w:sz w:val="24"/>
                 <w:szCs w:val="24"/>
               </w:rPr>
@@ -1869,7 +1796,6 @@
               <w:rPr>
                 <w:rFonts w:ascii="Times New Roman" w:eastAsia="Noto Sans Symbols" w:hAnsi="Times New Roman" w:cs="Times New Roman"/>
                 <w:b/>
-                <w:color w:val="000000" w:themeColor="text1"/>
                 <w:sz w:val="24"/>
                 <w:szCs w:val="24"/>
               </w:rPr>
@@ -1887,7 +1813,6 @@
             <w:rPr>
               <w:b/>
               <w:bCs/>
-              <w:color w:val="000000" w:themeColor="text1"/>
             </w:rPr>
           </w:pPr>
           <w:hyperlink w:anchor="_wguvf7jdhyk8">
@@ -1896,7 +1821,6 @@
                 <w:rFonts w:ascii="Times New Roman" w:eastAsia="Times New Roman" w:hAnsi="Times New Roman" w:cs="Times New Roman"/>
                 <w:b/>
                 <w:bCs/>
-                <w:color w:val="000000" w:themeColor="text1"/>
                 <w:sz w:val="24"/>
                 <w:szCs w:val="24"/>
               </w:rPr>
@@ -1907,7 +1831,6 @@
                 <w:rFonts w:ascii="Times New Roman" w:eastAsia="Times New Roman" w:hAnsi="Times New Roman" w:cs="Times New Roman"/>
                 <w:b/>
                 <w:bCs/>
-                <w:color w:val="000000" w:themeColor="text1"/>
                 <w:sz w:val="24"/>
                 <w:szCs w:val="24"/>
               </w:rPr>
@@ -1916,9 +1839,6 @@
             </w:r>
           </w:hyperlink>
           <w:r>
-            <w:rPr>
-              <w:color w:val="000000" w:themeColor="text1"/>
-            </w:rPr>
             <w:fldChar w:fldCharType="end"/>
           </w:r>
         </w:p>
@@ -1931,7 +1851,6 @@
         <w:jc w:val="both"/>
         <w:rPr>
           <w:rFonts w:ascii="Calibri" w:eastAsia="Calibri" w:hAnsi="Calibri" w:cs="Calibri"/>
-          <w:color w:val="000000" w:themeColor="text1"/>
         </w:rPr>
       </w:pPr>
     </w:p>
@@ -1942,7 +1861,6 @@
         <w:jc w:val="both"/>
         <w:rPr>
           <w:rFonts w:ascii="Times New Roman" w:eastAsia="Times New Roman" w:hAnsi="Times New Roman" w:cs="Times New Roman"/>
-          <w:color w:val="000000" w:themeColor="text1"/>
         </w:rPr>
       </w:pPr>
     </w:p>
@@ -1953,7 +1871,6 @@
         <w:jc w:val="both"/>
         <w:rPr>
           <w:rFonts w:ascii="Times New Roman" w:eastAsia="Times New Roman" w:hAnsi="Times New Roman" w:cs="Times New Roman"/>
-          <w:color w:val="000000" w:themeColor="text1"/>
         </w:rPr>
       </w:pPr>
     </w:p>
@@ -1964,7 +1881,6 @@
         <w:jc w:val="both"/>
         <w:rPr>
           <w:rFonts w:ascii="Times New Roman" w:eastAsia="Times New Roman" w:hAnsi="Times New Roman" w:cs="Times New Roman"/>
-          <w:color w:val="000000" w:themeColor="text1"/>
         </w:rPr>
       </w:pPr>
     </w:p>
@@ -1975,7 +1891,6 @@
         <w:jc w:val="both"/>
         <w:rPr>
           <w:rFonts w:ascii="Times New Roman" w:eastAsia="Times New Roman" w:hAnsi="Times New Roman" w:cs="Times New Roman"/>
-          <w:color w:val="000000" w:themeColor="text1"/>
         </w:rPr>
       </w:pPr>
     </w:p>
@@ -1986,7 +1901,6 @@
         <w:jc w:val="both"/>
         <w:rPr>
           <w:rFonts w:ascii="Times New Roman" w:eastAsia="Times New Roman" w:hAnsi="Times New Roman" w:cs="Times New Roman"/>
-          <w:color w:val="000000" w:themeColor="text1"/>
         </w:rPr>
       </w:pPr>
     </w:p>
@@ -1997,7 +1911,6 @@
         <w:jc w:val="both"/>
         <w:rPr>
           <w:rFonts w:ascii="Times New Roman" w:eastAsia="Times New Roman" w:hAnsi="Times New Roman" w:cs="Times New Roman"/>
-          <w:color w:val="000000" w:themeColor="text1"/>
         </w:rPr>
       </w:pPr>
     </w:p>
@@ -2008,7 +1921,6 @@
         <w:jc w:val="both"/>
         <w:rPr>
           <w:rFonts w:ascii="Times New Roman" w:eastAsia="Times New Roman" w:hAnsi="Times New Roman" w:cs="Times New Roman"/>
-          <w:color w:val="000000" w:themeColor="text1"/>
         </w:rPr>
       </w:pPr>
     </w:p>
@@ -2019,7 +1931,6 @@
         <w:jc w:val="both"/>
         <w:rPr>
           <w:rFonts w:ascii="Times New Roman" w:eastAsia="Times New Roman" w:hAnsi="Times New Roman" w:cs="Times New Roman"/>
-          <w:color w:val="000000" w:themeColor="text1"/>
         </w:rPr>
       </w:pPr>
     </w:p>
@@ -2030,7 +1941,6 @@
         <w:jc w:val="both"/>
         <w:rPr>
           <w:rFonts w:ascii="Times New Roman" w:eastAsia="Times New Roman" w:hAnsi="Times New Roman" w:cs="Times New Roman"/>
-          <w:color w:val="000000" w:themeColor="text1"/>
         </w:rPr>
       </w:pPr>
     </w:p>
@@ -2041,7 +1951,6 @@
         <w:jc w:val="both"/>
         <w:rPr>
           <w:rFonts w:ascii="Times New Roman" w:eastAsia="Times New Roman" w:hAnsi="Times New Roman" w:cs="Times New Roman"/>
-          <w:color w:val="000000" w:themeColor="text1"/>
         </w:rPr>
       </w:pPr>
     </w:p>
@@ -2052,7 +1961,6 @@
         <w:jc w:val="both"/>
         <w:rPr>
           <w:rFonts w:ascii="Calibri" w:eastAsia="Calibri" w:hAnsi="Calibri" w:cs="Calibri"/>
-          <w:color w:val="000000" w:themeColor="text1"/>
         </w:rPr>
       </w:pPr>
     </w:p>
@@ -2063,7 +1971,6 @@
         <w:jc w:val="both"/>
         <w:rPr>
           <w:rFonts w:ascii="Calibri" w:eastAsia="Calibri" w:hAnsi="Calibri" w:cs="Calibri"/>
-          <w:color w:val="000000" w:themeColor="text1"/>
         </w:rPr>
       </w:pPr>
     </w:p>
@@ -2074,7 +1981,6 @@
         <w:jc w:val="both"/>
         <w:rPr>
           <w:rFonts w:ascii="Calibri" w:eastAsia="Calibri" w:hAnsi="Calibri" w:cs="Calibri"/>
-          <w:color w:val="000000" w:themeColor="text1"/>
         </w:rPr>
       </w:pPr>
     </w:p>
@@ -2085,7 +1991,6 @@
         <w:jc w:val="both"/>
         <w:rPr>
           <w:rFonts w:ascii="Calibri" w:eastAsia="Calibri" w:hAnsi="Calibri" w:cs="Calibri"/>
-          <w:color w:val="000000" w:themeColor="text1"/>
         </w:rPr>
       </w:pPr>
     </w:p>
@@ -2096,7 +2001,6 @@
         <w:jc w:val="both"/>
         <w:rPr>
           <w:rFonts w:ascii="Calibri" w:eastAsia="Calibri" w:hAnsi="Calibri" w:cs="Calibri"/>
-          <w:color w:val="000000" w:themeColor="text1"/>
         </w:rPr>
       </w:pPr>
     </w:p>
@@ -2107,7 +2011,6 @@
         <w:jc w:val="both"/>
         <w:rPr>
           <w:rFonts w:ascii="Calibri" w:eastAsia="Calibri" w:hAnsi="Calibri" w:cs="Calibri"/>
-          <w:color w:val="000000" w:themeColor="text1"/>
         </w:rPr>
       </w:pPr>
     </w:p>
@@ -2118,7 +2021,6 @@
         <w:jc w:val="both"/>
         <w:rPr>
           <w:rFonts w:ascii="Calibri" w:eastAsia="Calibri" w:hAnsi="Calibri" w:cs="Calibri"/>
-          <w:color w:val="000000" w:themeColor="text1"/>
         </w:rPr>
       </w:pPr>
     </w:p>
@@ -2129,7 +2031,6 @@
         <w:jc w:val="both"/>
         <w:rPr>
           <w:rFonts w:ascii="Calibri" w:eastAsia="Calibri" w:hAnsi="Calibri" w:cs="Calibri"/>
-          <w:color w:val="000000" w:themeColor="text1"/>
         </w:rPr>
       </w:pPr>
     </w:p>
@@ -2140,7 +2041,6 @@
         <w:jc w:val="both"/>
         <w:rPr>
           <w:rFonts w:ascii="Calibri" w:eastAsia="Calibri" w:hAnsi="Calibri" w:cs="Calibri"/>
-          <w:color w:val="000000" w:themeColor="text1"/>
         </w:rPr>
       </w:pPr>
     </w:p>
@@ -2151,7 +2051,6 @@
         <w:jc w:val="both"/>
         <w:rPr>
           <w:rFonts w:ascii="Calibri" w:eastAsia="Calibri" w:hAnsi="Calibri" w:cs="Calibri"/>
-          <w:color w:val="000000" w:themeColor="text1"/>
         </w:rPr>
       </w:pPr>
     </w:p>
@@ -2162,7 +2061,6 @@
         <w:jc w:val="both"/>
         <w:rPr>
           <w:rFonts w:ascii="Calibri" w:eastAsia="Calibri" w:hAnsi="Calibri" w:cs="Calibri"/>
-          <w:color w:val="000000" w:themeColor="text1"/>
         </w:rPr>
       </w:pPr>
     </w:p>
@@ -2172,7 +2070,6 @@
         <w:jc w:val="both"/>
         <w:rPr>
           <w:rFonts w:ascii="Calibri" w:eastAsia="Calibri" w:hAnsi="Calibri" w:cs="Calibri"/>
-          <w:color w:val="000000" w:themeColor="text1"/>
           <w:sz w:val="18"/>
           <w:szCs w:val="18"/>
         </w:rPr>
@@ -2184,7 +2081,6 @@
           <w:rFonts w:ascii="Times New Roman" w:eastAsia="Times New Roman" w:hAnsi="Times New Roman" w:cs="Times New Roman"/>
           <w:b/>
           <w:bCs/>
-          <w:color w:val="000000" w:themeColor="text1"/>
           <w:sz w:val="24"/>
           <w:szCs w:val="24"/>
           <w:u w:val="single"/>
@@ -2197,7 +2093,6 @@
           <w:rFonts w:ascii="Times New Roman" w:eastAsia="Times New Roman" w:hAnsi="Times New Roman" w:cs="Times New Roman"/>
           <w:b/>
           <w:bCs/>
-          <w:color w:val="000000" w:themeColor="text1"/>
           <w:sz w:val="24"/>
           <w:szCs w:val="24"/>
           <w:u w:val="single"/>
@@ -2222,7 +2117,6 @@
           <w:rFonts w:ascii="Times New Roman" w:eastAsia="Times New Roman" w:hAnsi="Times New Roman" w:cs="Times New Roman"/>
           <w:b/>
           <w:bCs/>
-          <w:color w:val="000000" w:themeColor="text1"/>
           <w:sz w:val="24"/>
           <w:szCs w:val="24"/>
           <w:u w:val="single"/>
@@ -2233,7 +2127,6 @@
           <w:rFonts w:ascii="Times New Roman" w:eastAsia="Times New Roman" w:hAnsi="Times New Roman" w:cs="Times New Roman"/>
           <w:b/>
           <w:bCs/>
-          <w:color w:val="000000" w:themeColor="text1"/>
           <w:sz w:val="24"/>
           <w:szCs w:val="24"/>
           <w:u w:val="single"/>
@@ -2254,7 +2147,6 @@
           <w:rFonts w:ascii="Times New Roman" w:eastAsia="Times New Roman" w:hAnsi="Times New Roman" w:cs="Times New Roman"/>
           <w:b/>
           <w:bCs/>
-          <w:color w:val="000000" w:themeColor="text1"/>
           <w:sz w:val="24"/>
           <w:szCs w:val="24"/>
           <w:u w:val="single"/>
@@ -2267,7 +2159,6 @@
           <w:rFonts w:ascii="Times New Roman" w:eastAsia="Times New Roman" w:hAnsi="Times New Roman" w:cs="Times New Roman"/>
           <w:b/>
           <w:bCs/>
-          <w:color w:val="000000" w:themeColor="text1"/>
           <w:sz w:val="24"/>
           <w:szCs w:val="24"/>
           <w:u w:val="single"/>
@@ -2283,7 +2174,6 @@
         <w:jc w:val="both"/>
         <w:rPr>
           <w:rFonts w:ascii="Times New Roman" w:eastAsia="Times New Roman" w:hAnsi="Times New Roman" w:cs="Times New Roman"/>
-          <w:color w:val="000000" w:themeColor="text1"/>
           <w:sz w:val="20"/>
           <w:szCs w:val="20"/>
         </w:rPr>
@@ -2296,15 +2186,13 @@
         <w:jc w:val="both"/>
         <w:rPr>
           <w:rFonts w:ascii="Times New Roman" w:eastAsia="Times New Roman" w:hAnsi="Times New Roman" w:cs="Times New Roman"/>
-          <w:color w:val="000000" w:themeColor="text1"/>
-          <w:sz w:val="24"/>
-          <w:szCs w:val="24"/>
-        </w:rPr>
-      </w:pPr>
-      <w:r>
-        <w:rPr>
-          <w:rFonts w:ascii="Times New Roman" w:eastAsia="Times New Roman" w:hAnsi="Times New Roman" w:cs="Times New Roman"/>
-          <w:color w:val="000000" w:themeColor="text1"/>
+          <w:sz w:val="24"/>
+          <w:szCs w:val="24"/>
+        </w:rPr>
+      </w:pPr>
+      <w:r>
+        <w:rPr>
+          <w:rFonts w:ascii="Times New Roman" w:eastAsia="Times New Roman" w:hAnsi="Times New Roman" w:cs="Times New Roman"/>
           <w:sz w:val="24"/>
           <w:szCs w:val="24"/>
         </w:rPr>
@@ -2324,41 +2212,29 @@
           <w:sz w:val="24"/>
           <w:szCs w:val="24"/>
         </w:rPr>
+        <w:t xml:space="preserve"> a Organização Social Prima </w:t>
+      </w:r>
+      <w:proofErr w:type="spellStart"/>
+      <w:r>
+        <w:rPr>
+          <w:rFonts w:ascii="Times New Roman" w:eastAsia="Times New Roman" w:hAnsi="Times New Roman" w:cs="Times New Roman"/>
+          <w:sz w:val="24"/>
+          <w:szCs w:val="24"/>
+        </w:rPr>
+        <w:t>Qualitá</w:t>
+      </w:r>
+      <w:proofErr w:type="spellEnd"/>
+      <w:r>
+        <w:rPr>
+          <w:rFonts w:ascii="Times New Roman" w:eastAsia="Times New Roman" w:hAnsi="Times New Roman" w:cs="Times New Roman"/>
+          <w:sz w:val="24"/>
+          <w:szCs w:val="24"/>
+        </w:rPr>
         <w:t xml:space="preserve"> </w:t>
       </w:r>
       <w:r>
         <w:rPr>
           <w:rFonts w:ascii="Times New Roman" w:eastAsia="Times New Roman" w:hAnsi="Times New Roman" w:cs="Times New Roman"/>
-          <w:color w:val="000000" w:themeColor="text1"/>
-          <w:sz w:val="24"/>
-          <w:szCs w:val="24"/>
-        </w:rPr>
-        <w:t xml:space="preserve">a Organização Social Prima </w:t>
-      </w:r>
-      <w:proofErr w:type="spellStart"/>
-      <w:r>
-        <w:rPr>
-          <w:rFonts w:ascii="Times New Roman" w:eastAsia="Times New Roman" w:hAnsi="Times New Roman" w:cs="Times New Roman"/>
-          <w:color w:val="000000" w:themeColor="text1"/>
-          <w:sz w:val="24"/>
-          <w:szCs w:val="24"/>
-        </w:rPr>
-        <w:t>Qualitá</w:t>
-      </w:r>
-      <w:proofErr w:type="spellEnd"/>
-      <w:r>
-        <w:rPr>
-          <w:rFonts w:ascii="Times New Roman" w:eastAsia="Times New Roman" w:hAnsi="Times New Roman" w:cs="Times New Roman"/>
-          <w:color w:val="000000" w:themeColor="text1"/>
-          <w:sz w:val="24"/>
-          <w:szCs w:val="24"/>
-        </w:rPr>
-        <w:t xml:space="preserve"> </w:t>
-      </w:r>
-      <w:r>
-        <w:rPr>
-          <w:rFonts w:ascii="Times New Roman" w:eastAsia="Times New Roman" w:hAnsi="Times New Roman" w:cs="Times New Roman"/>
-          <w:color w:val="000000" w:themeColor="text1"/>
           <w:sz w:val="24"/>
           <w:szCs w:val="24"/>
           <w:u w:val="single"/>
@@ -2368,7 +2244,6 @@
       <w:r>
         <w:rPr>
           <w:rFonts w:ascii="Times New Roman" w:eastAsia="Times New Roman" w:hAnsi="Times New Roman" w:cs="Times New Roman"/>
-          <w:color w:val="000000" w:themeColor="text1"/>
           <w:sz w:val="24"/>
           <w:szCs w:val="24"/>
         </w:rPr>
@@ -2377,110 +2252,10 @@
       <w:r>
         <w:rPr>
           <w:rFonts w:ascii="Times New Roman" w:eastAsia="Times New Roman" w:hAnsi="Times New Roman" w:cs="Times New Roman"/>
-          <w:color w:val="FF0000"/>
-          <w:sz w:val="24"/>
-          <w:szCs w:val="24"/>
-        </w:rPr>
-        <w:t xml:space="preserve">{{SISTEMA_MES_REFERENCIA}} </w:t>
-      </w:r>
-      <w:r>
-        <w:rPr>
-          <w:rFonts w:ascii="Times New Roman" w:eastAsia="Times New Roman" w:hAnsi="Times New Roman" w:cs="Times New Roman"/>
-          <w:color w:val="000000" w:themeColor="text1"/>
-          <w:sz w:val="24"/>
-          <w:szCs w:val="24"/>
-        </w:rPr>
-        <w:t xml:space="preserve">tivemos </w:t>
-      </w:r>
-      <w:r>
-        <w:rPr>
-          <w:rFonts w:ascii="Times New Roman" w:eastAsia="Times New Roman" w:hAnsi="Times New Roman" w:cs="Times New Roman"/>
-          <w:color w:val="FF0000"/>
-          <w:sz w:val="24"/>
-          <w:szCs w:val="24"/>
-        </w:rPr>
-        <w:t>{{ANALISTA_TOTAL_ATENDIMENTOS}}</w:t>
-      </w:r>
-      <w:r>
-        <w:rPr>
-          <w:rFonts w:ascii="Times New Roman" w:eastAsia="Times New Roman" w:hAnsi="Times New Roman" w:cs="Times New Roman"/>
-          <w:color w:val="000000" w:themeColor="text1"/>
-          <w:sz w:val="24"/>
-          <w:szCs w:val="24"/>
-        </w:rPr>
-        <w:t xml:space="preserve">  atendimentos na emergência, sendo eles, </w:t>
-      </w:r>
-      <w:r>
-        <w:rPr>
-          <w:rFonts w:ascii="Times New Roman" w:eastAsia="Times New Roman" w:hAnsi="Times New Roman" w:cs="Times New Roman"/>
-          <w:color w:val="FF0000"/>
-          <w:sz w:val="24"/>
-          <w:szCs w:val="24"/>
-        </w:rPr>
-        <w:t xml:space="preserve">{{ANALISTA_MEDICO_CLINICO}} </w:t>
-      </w:r>
-      <w:r>
-        <w:rPr>
-          <w:rFonts w:ascii="Times New Roman" w:eastAsia="Times New Roman" w:hAnsi="Times New Roman" w:cs="Times New Roman"/>
-          <w:color w:val="000000" w:themeColor="text1"/>
-          <w:sz w:val="24"/>
-          <w:szCs w:val="24"/>
-        </w:rPr>
-        <w:t xml:space="preserve">clínicas médica, </w:t>
-      </w:r>
-      <w:r>
-        <w:rPr>
-          <w:rFonts w:ascii="Times New Roman" w:eastAsia="Times New Roman" w:hAnsi="Times New Roman" w:cs="Times New Roman"/>
-          <w:color w:val="FF0000"/>
-          <w:sz w:val="24"/>
-          <w:szCs w:val="24"/>
-        </w:rPr>
-        <w:t xml:space="preserve">{{ANALISTA_MEDICO_PEDIATRA}} </w:t>
-      </w:r>
-      <w:r>
-        <w:rPr>
-          <w:rFonts w:ascii="Times New Roman" w:eastAsia="Times New Roman" w:hAnsi="Times New Roman" w:cs="Times New Roman"/>
-          <w:color w:val="000000" w:themeColor="text1"/>
-          <w:sz w:val="24"/>
-          <w:szCs w:val="24"/>
-        </w:rPr>
-        <w:t xml:space="preserve">clínicas pediátrica, </w:t>
-      </w:r>
-      <w:r>
-        <w:rPr>
-          <w:rFonts w:ascii="Times New Roman" w:eastAsia="Times New Roman" w:hAnsi="Times New Roman" w:cs="Times New Roman"/>
-          <w:color w:val="FF0000"/>
-          <w:sz w:val="24"/>
-          <w:szCs w:val="24"/>
-        </w:rPr>
-        <w:t xml:space="preserve">{{ANALISTA_ODONTO_CLINICO}} </w:t>
-      </w:r>
-      <w:r>
-        <w:rPr>
-          <w:rFonts w:ascii="Times New Roman" w:eastAsia="Times New Roman" w:hAnsi="Times New Roman" w:cs="Times New Roman"/>
-          <w:color w:val="000000" w:themeColor="text1"/>
-          <w:sz w:val="24"/>
-          <w:szCs w:val="24"/>
-        </w:rPr>
-        <w:t xml:space="preserve">odontologias adulta e </w:t>
-      </w:r>
-      <w:r>
-        <w:rPr>
-          <w:rFonts w:ascii="Times New Roman" w:eastAsia="Times New Roman" w:hAnsi="Times New Roman" w:cs="Times New Roman"/>
-          <w:color w:val="FF0000"/>
-          <w:sz w:val="24"/>
-          <w:szCs w:val="24"/>
-        </w:rPr>
-        <w:t xml:space="preserve">{{ANALISTA_ODONTO_PED}} </w:t>
-      </w:r>
-      <w:r>
-        <w:rPr>
-          <w:rFonts w:ascii="Times New Roman" w:eastAsia="Times New Roman" w:hAnsi="Times New Roman" w:cs="Times New Roman"/>
-          <w:color w:val="000000" w:themeColor="text1"/>
-          <w:sz w:val="24"/>
-          <w:szCs w:val="24"/>
-        </w:rPr>
-        <w:t xml:space="preserve">odontologias pediátrica.  </w:t>
+          <w:sz w:val="24"/>
+          <w:szCs w:val="24"/>
+        </w:rPr>
+        <w:t xml:space="preserve">{{SISTEMA_MES_REFERENCIA}} tivemos {{ANALISTA_TOTAL_ATENDIMENTOS}}  atendimentos na emergência, sendo eles, {{ANALISTA_MEDICO_CLINICO}} clínicas médica, {{ANALISTA_MEDICO_PEDIATRA}} clínicas pediátrica, {{ANALISTA_ODONTO_CLINICO}} odontologias adulta e {{ANALISTA_ODONTO_PED}} odontologias pediátrica.  </w:t>
       </w:r>
     </w:p>
     <w:p>
@@ -2488,9 +2263,6 @@
         <w:spacing w:line="360" w:lineRule="auto"/>
         <w:ind w:left="-1276" w:right="-1319"/>
         <w:jc w:val="center"/>
-        <w:rPr>
-          <w:color w:val="000000" w:themeColor="text1"/>
-        </w:rPr>
       </w:pPr>
     </w:p>
     <w:tbl>
@@ -2716,17 +2488,7 @@
                 <w:sz w:val="20"/>
                 <w:szCs w:val="20"/>
               </w:rPr>
-              <w:t>+</w:t>
-            </w:r>
-            <w:r>
-              <w:rPr>
-                <w:rFonts w:ascii="Times New Roman" w:eastAsia="Times New Roman" w:hAnsi="Times New Roman" w:cs="Times New Roman"/>
-                <w:b/>
-                <w:bCs/>
-                <w:sz w:val="20"/>
-                <w:szCs w:val="20"/>
-              </w:rPr>
-              <w:t>25%</w:t>
+              <w:t>+25%</w:t>
             </w:r>
           </w:p>
         </w:tc>
@@ -2954,7 +2716,6 @@
               <w:rPr>
                 <w:rStyle w:val="normaltextrun"/>
                 <w:rFonts w:ascii="Times New Roman" w:hAnsi="Times New Roman" w:cs="Times New Roman"/>
-                <w:color w:val="000000"/>
                 <w:sz w:val="20"/>
                 <w:szCs w:val="20"/>
                 <w:shd w:val="clear" w:color="auto" w:fill="FFFFFF"/>
@@ -2964,7 +2725,6 @@
             <w:r>
               <w:rPr>
                 <w:rStyle w:val="eop"/>
-                <w:color w:val="000000"/>
                 <w:sz w:val="20"/>
                 <w:szCs w:val="20"/>
                 <w:shd w:val="clear" w:color="auto" w:fill="FFFFFF"/>
@@ -3026,23 +2786,7 @@
                 <w:sz w:val="20"/>
                 <w:szCs w:val="20"/>
               </w:rPr>
-              <w:t>Atendimentos</w:t>
-            </w:r>
-            <w:r>
-              <w:rPr>
-                <w:rStyle w:val="normaltextrun"/>
-                <w:sz w:val="20"/>
-                <w:szCs w:val="20"/>
-              </w:rPr>
-              <w:t xml:space="preserve"> D</w:t>
-            </w:r>
-            <w:r>
-              <w:rPr>
-                <w:rStyle w:val="normaltextrun"/>
-                <w:sz w:val="20"/>
-                <w:szCs w:val="20"/>
-              </w:rPr>
-              <w:t>ia</w:t>
+              <w:t>Atendimentos Dia</w:t>
             </w:r>
           </w:p>
         </w:tc>
@@ -3064,7 +2808,6 @@
               <w:jc w:val="center"/>
               <w:rPr>
                 <w:rFonts w:ascii="Times New Roman" w:eastAsia="Times New Roman" w:hAnsi="Times New Roman" w:cs="Times New Roman"/>
-                <w:color w:val="FF0000"/>
                 <w:sz w:val="18"/>
                 <w:szCs w:val="18"/>
               </w:rPr>
@@ -3072,7 +2815,6 @@
             <w:r>
               <w:rPr>
                 <w:rFonts w:ascii="Times New Roman" w:eastAsia="Times New Roman" w:hAnsi="Times New Roman" w:cs="Times New Roman"/>
-                <w:color w:val="FF0000"/>
                 <w:sz w:val="18"/>
                 <w:szCs w:val="18"/>
               </w:rPr>
@@ -3098,7 +2840,6 @@
               <w:jc w:val="center"/>
               <w:rPr>
                 <w:rFonts w:ascii="Times New Roman" w:eastAsia="Times New Roman" w:hAnsi="Times New Roman" w:cs="Times New Roman"/>
-                <w:color w:val="FF0000"/>
                 <w:sz w:val="18"/>
                 <w:szCs w:val="18"/>
               </w:rPr>
@@ -3106,7 +2847,6 @@
             <w:r>
               <w:rPr>
                 <w:rFonts w:ascii="Times New Roman" w:eastAsia="Times New Roman" w:hAnsi="Times New Roman" w:cs="Times New Roman"/>
-                <w:color w:val="FF0000"/>
                 <w:sz w:val="18"/>
                 <w:szCs w:val="18"/>
               </w:rPr>
@@ -3132,7 +2872,6 @@
               <w:jc w:val="center"/>
               <w:rPr>
                 <w:rFonts w:ascii="Times New Roman" w:eastAsia="Times New Roman" w:hAnsi="Times New Roman" w:cs="Times New Roman"/>
-                <w:color w:val="FF0000"/>
                 <w:sz w:val="18"/>
                 <w:szCs w:val="18"/>
               </w:rPr>
@@ -3140,7 +2879,6 @@
             <w:r>
               <w:rPr>
                 <w:rFonts w:ascii="Times New Roman" w:eastAsia="Times New Roman" w:hAnsi="Times New Roman" w:cs="Times New Roman"/>
-                <w:color w:val="FF0000"/>
                 <w:sz w:val="18"/>
                 <w:szCs w:val="18"/>
               </w:rPr>
@@ -3166,7 +2904,6 @@
               <w:jc w:val="center"/>
               <w:rPr>
                 <w:rFonts w:ascii="Times New Roman" w:eastAsia="Times New Roman" w:hAnsi="Times New Roman" w:cs="Times New Roman"/>
-                <w:color w:val="FF0000"/>
                 <w:sz w:val="18"/>
                 <w:szCs w:val="18"/>
               </w:rPr>
@@ -3174,7 +2911,6 @@
             <w:r>
               <w:rPr>
                 <w:rFonts w:ascii="Times New Roman" w:eastAsia="Times New Roman" w:hAnsi="Times New Roman" w:cs="Times New Roman"/>
-                <w:color w:val="FF0000"/>
                 <w:sz w:val="18"/>
                 <w:szCs w:val="18"/>
               </w:rPr>
@@ -3191,7 +2927,6 @@
         <w:jc w:val="center"/>
         <w:rPr>
           <w:rFonts w:ascii="Times New Roman" w:eastAsia="Times New Roman" w:hAnsi="Times New Roman" w:cs="Times New Roman"/>
-          <w:color w:val="000000" w:themeColor="text1"/>
           <w:sz w:val="14"/>
           <w:szCs w:val="14"/>
           <w:highlight w:val="yellow"/>
@@ -3205,7 +2940,6 @@
         <w:jc w:val="center"/>
         <w:rPr>
           <w:rFonts w:ascii="Times New Roman" w:eastAsia="Times New Roman" w:hAnsi="Times New Roman" w:cs="Times New Roman"/>
-          <w:color w:val="000000" w:themeColor="text1"/>
           <w:sz w:val="14"/>
           <w:szCs w:val="14"/>
           <w:highlight w:val="yellow"/>
@@ -3218,7 +2952,6 @@
         <w:jc w:val="both"/>
         <w:rPr>
           <w:rFonts w:ascii="Times New Roman" w:eastAsia="Times New Roman" w:hAnsi="Times New Roman" w:cs="Times New Roman"/>
-          <w:color w:val="000000" w:themeColor="text1"/>
           <w:sz w:val="14"/>
           <w:szCs w:val="14"/>
           <w:highlight w:val="yellow"/>
@@ -3262,7 +2995,6 @@
                 <w:rFonts w:ascii="Times New Roman" w:eastAsia="Times New Roman" w:hAnsi="Times New Roman" w:cs="Times New Roman"/>
                 <w:b/>
                 <w:bCs/>
-                <w:color w:val="000000" w:themeColor="text1"/>
                 <w:sz w:val="20"/>
                 <w:szCs w:val="20"/>
               </w:rPr>
@@ -3272,7 +3004,6 @@
                 <w:rFonts w:ascii="Times New Roman" w:eastAsia="Times New Roman" w:hAnsi="Times New Roman" w:cs="Times New Roman"/>
                 <w:b/>
                 <w:bCs/>
-                <w:color w:val="000000" w:themeColor="text1"/>
                 <w:sz w:val="20"/>
                 <w:szCs w:val="20"/>
               </w:rPr>
@@ -3303,7 +3034,6 @@
               <w:jc w:val="center"/>
               <w:rPr>
                 <w:rFonts w:ascii="Times New Roman" w:eastAsia="Times New Roman" w:hAnsi="Times New Roman" w:cs="Times New Roman"/>
-                <w:color w:val="000000" w:themeColor="text1"/>
                 <w:sz w:val="20"/>
                 <w:szCs w:val="20"/>
               </w:rPr>
@@ -3311,7 +3041,6 @@
             <w:r>
               <w:rPr>
                 <w:rFonts w:ascii="Times New Roman" w:eastAsia="Times New Roman" w:hAnsi="Times New Roman" w:cs="Times New Roman"/>
-                <w:color w:val="000000" w:themeColor="text1"/>
                 <w:sz w:val="20"/>
                 <w:szCs w:val="20"/>
               </w:rPr>
@@ -3335,7 +3064,6 @@
               <w:jc w:val="center"/>
               <w:rPr>
                 <w:rFonts w:ascii="Times New Roman" w:eastAsia="Times New Roman" w:hAnsi="Times New Roman" w:cs="Times New Roman"/>
-                <w:color w:val="000000" w:themeColor="text1"/>
                 <w:sz w:val="20"/>
                 <w:szCs w:val="20"/>
               </w:rPr>
@@ -3343,7 +3071,6 @@
             <w:r>
               <w:rPr>
                 <w:rFonts w:ascii="Times New Roman" w:eastAsia="Times New Roman" w:hAnsi="Times New Roman" w:cs="Times New Roman"/>
-                <w:color w:val="FF0000"/>
                 <w:sz w:val="20"/>
                 <w:szCs w:val="20"/>
               </w:rPr>
@@ -3374,7 +3101,6 @@
               <w:jc w:val="center"/>
               <w:rPr>
                 <w:rFonts w:ascii="Times New Roman" w:eastAsia="Times New Roman" w:hAnsi="Times New Roman" w:cs="Times New Roman"/>
-                <w:color w:val="000000" w:themeColor="text1"/>
                 <w:sz w:val="20"/>
                 <w:szCs w:val="20"/>
               </w:rPr>
@@ -3382,7 +3108,6 @@
             <w:r>
               <w:rPr>
                 <w:rFonts w:ascii="Times New Roman" w:eastAsia="Times New Roman" w:hAnsi="Times New Roman" w:cs="Times New Roman"/>
-                <w:color w:val="000000" w:themeColor="text1"/>
                 <w:sz w:val="20"/>
                 <w:szCs w:val="20"/>
               </w:rPr>
@@ -3406,7 +3131,6 @@
               <w:jc w:val="center"/>
               <w:rPr>
                 <w:rFonts w:ascii="Times New Roman" w:eastAsia="Times New Roman" w:hAnsi="Times New Roman" w:cs="Times New Roman"/>
-                <w:color w:val="FF0000"/>
                 <w:sz w:val="20"/>
                 <w:szCs w:val="20"/>
               </w:rPr>
@@ -3414,7 +3138,6 @@
             <w:r>
               <w:rPr>
                 <w:rFonts w:ascii="Times New Roman" w:eastAsia="Times New Roman" w:hAnsi="Times New Roman" w:cs="Times New Roman"/>
-                <w:color w:val="FF0000"/>
                 <w:sz w:val="20"/>
                 <w:szCs w:val="20"/>
               </w:rPr>
@@ -3447,7 +3170,6 @@
                 <w:rFonts w:ascii="Times New Roman" w:eastAsia="Times New Roman" w:hAnsi="Times New Roman" w:cs="Times New Roman"/>
                 <w:b/>
                 <w:bCs/>
-                <w:color w:val="000000" w:themeColor="text1"/>
                 <w:sz w:val="20"/>
                 <w:szCs w:val="20"/>
               </w:rPr>
@@ -3457,7 +3179,6 @@
                 <w:rFonts w:ascii="Times New Roman" w:eastAsia="Times New Roman" w:hAnsi="Times New Roman" w:cs="Times New Roman"/>
                 <w:b/>
                 <w:bCs/>
-                <w:color w:val="000000" w:themeColor="text1"/>
                 <w:sz w:val="20"/>
                 <w:szCs w:val="20"/>
               </w:rPr>
@@ -3483,7 +3204,6 @@
                 <w:rFonts w:ascii="Times New Roman" w:eastAsia="Times New Roman" w:hAnsi="Times New Roman" w:cs="Times New Roman"/>
                 <w:b/>
                 <w:bCs/>
-                <w:color w:val="FF0000"/>
                 <w:sz w:val="20"/>
                 <w:szCs w:val="20"/>
               </w:rPr>
@@ -3493,7 +3213,6 @@
                 <w:rFonts w:ascii="Times New Roman" w:eastAsia="Times New Roman" w:hAnsi="Times New Roman" w:cs="Times New Roman"/>
                 <w:b/>
                 <w:bCs/>
-                <w:color w:val="FF0000"/>
                 <w:sz w:val="20"/>
                 <w:szCs w:val="20"/>
               </w:rPr>
@@ -3508,7 +3227,6 @@
         <w:spacing w:line="360" w:lineRule="auto"/>
         <w:jc w:val="both"/>
         <w:rPr>
-          <w:color w:val="000000" w:themeColor="text1"/>
           <w:sz w:val="4"/>
           <w:szCs w:val="4"/>
         </w:rPr>
@@ -3521,77 +3239,48 @@
         <w:jc w:val="center"/>
         <w:rPr>
           <w:rFonts w:ascii="Times New Roman" w:eastAsia="Times New Roman" w:hAnsi="Times New Roman" w:cs="Times New Roman"/>
-          <w:color w:val="000000" w:themeColor="text1"/>
-          <w:sz w:val="24"/>
-          <w:szCs w:val="24"/>
-        </w:rPr>
-      </w:pPr>
-      <w:r>
-        <w:rPr>
-          <w:color w:val="000000" w:themeColor="text1"/>
-        </w:rPr>
+          <w:sz w:val="24"/>
+          <w:szCs w:val="24"/>
+        </w:rPr>
+      </w:pPr>
+      <w:r>
         <w:t xml:space="preserve">{% for </w:t>
       </w:r>
       <w:proofErr w:type="spellStart"/>
       <w:r>
-        <w:rPr>
-          <w:color w:val="000000" w:themeColor="text1"/>
-        </w:rPr>
         <w:t>img</w:t>
       </w:r>
       <w:proofErr w:type="spellEnd"/>
       <w:r>
-        <w:rPr>
-          <w:color w:val="000000" w:themeColor="text1"/>
-        </w:rPr>
         <w:t xml:space="preserve"> in IMAGEM_PRINT_ATENDIMENTO </w:t>
       </w:r>
       <w:proofErr w:type="gramStart"/>
       <w:r>
-        <w:rPr>
-          <w:color w:val="000000" w:themeColor="text1"/>
-        </w:rPr>
         <w:t>%}{</w:t>
       </w:r>
       <w:proofErr w:type="gramEnd"/>
       <w:r>
-        <w:rPr>
-          <w:color w:val="000000" w:themeColor="text1"/>
-        </w:rPr>
         <w:t xml:space="preserve">{ </w:t>
       </w:r>
       <w:proofErr w:type="spellStart"/>
       <w:r>
-        <w:rPr>
-          <w:color w:val="000000" w:themeColor="text1"/>
-        </w:rPr>
         <w:t>img</w:t>
       </w:r>
       <w:proofErr w:type="spellEnd"/>
       <w:r>
-        <w:rPr>
-          <w:color w:val="000000" w:themeColor="text1"/>
-        </w:rPr>
         <w:t xml:space="preserve"> }}{% </w:t>
       </w:r>
       <w:proofErr w:type="spellStart"/>
       <w:r>
-        <w:rPr>
-          <w:color w:val="000000" w:themeColor="text1"/>
-        </w:rPr>
         <w:t>endfor</w:t>
       </w:r>
       <w:proofErr w:type="spellEnd"/>
       <w:r>
-        <w:rPr>
-          <w:color w:val="000000" w:themeColor="text1"/>
-        </w:rPr>
         <w:t xml:space="preserve"> %}</w:t>
       </w:r>
       <w:r>
         <w:rPr>
           <w:rFonts w:ascii="Times New Roman" w:eastAsia="Times New Roman" w:hAnsi="Times New Roman" w:cs="Times New Roman"/>
-          <w:color w:val="000000" w:themeColor="text1"/>
           <w:sz w:val="24"/>
           <w:szCs w:val="24"/>
         </w:rPr>
@@ -3604,37 +3293,17 @@
         <w:jc w:val="center"/>
         <w:rPr>
           <w:rFonts w:ascii="Times New Roman" w:eastAsia="Times New Roman" w:hAnsi="Times New Roman" w:cs="Times New Roman"/>
-          <w:color w:val="000000" w:themeColor="text1"/>
-          <w:sz w:val="24"/>
-          <w:szCs w:val="24"/>
-        </w:rPr>
-      </w:pPr>
-      <w:r>
-        <w:rPr>
-          <w:rFonts w:ascii="Times New Roman" w:eastAsia="Times New Roman" w:hAnsi="Times New Roman" w:cs="Times New Roman"/>
-          <w:color w:val="000000" w:themeColor="text1"/>
-          <w:sz w:val="24"/>
-          <w:szCs w:val="24"/>
-        </w:rPr>
-        <w:t xml:space="preserve"> Foram realizados no mês de </w:t>
-      </w:r>
-      <w:r>
-        <w:rPr>
-          <w:rFonts w:ascii="Times New Roman" w:eastAsia="Times New Roman" w:hAnsi="Times New Roman" w:cs="Times New Roman"/>
-          <w:color w:val="FF0000"/>
-          <w:sz w:val="24"/>
-          <w:szCs w:val="24"/>
-        </w:rPr>
-        <w:t xml:space="preserve">{{SISTEMA_MES_REFERENCIA}}, {{TOTAL_RAIO_X}} </w:t>
-      </w:r>
-      <w:r>
-        <w:rPr>
-          <w:rFonts w:ascii="Times New Roman" w:eastAsia="Times New Roman" w:hAnsi="Times New Roman" w:cs="Times New Roman"/>
-          <w:color w:val="000000" w:themeColor="text1"/>
-          <w:sz w:val="24"/>
-          <w:szCs w:val="24"/>
-        </w:rPr>
-        <w:t>exames radiológicos.</w:t>
+          <w:sz w:val="24"/>
+          <w:szCs w:val="24"/>
+        </w:rPr>
+      </w:pPr>
+      <w:r>
+        <w:rPr>
+          <w:rFonts w:ascii="Times New Roman" w:eastAsia="Times New Roman" w:hAnsi="Times New Roman" w:cs="Times New Roman"/>
+          <w:sz w:val="24"/>
+          <w:szCs w:val="24"/>
+        </w:rPr>
+        <w:t xml:space="preserve"> Foram realizados no mês de {{SISTEMA_MES_REFERENCIA}}, {{TOTAL_RAIO_X}} exames radiológicos.</w:t>
       </w:r>
     </w:p>
     <w:p>
@@ -3644,7 +3313,6 @@
         <w:jc w:val="both"/>
         <w:rPr>
           <w:rFonts w:ascii="Times New Roman" w:eastAsia="Times New Roman" w:hAnsi="Times New Roman" w:cs="Times New Roman"/>
-          <w:color w:val="000000" w:themeColor="text1"/>
           <w:sz w:val="24"/>
           <w:szCs w:val="24"/>
         </w:rPr>
@@ -3686,7 +3354,6 @@
                 <w:rFonts w:ascii="Calibri" w:eastAsia="Calibri" w:hAnsi="Calibri" w:cs="Calibri"/>
                 <w:b/>
                 <w:bCs/>
-                <w:color w:val="000000" w:themeColor="text1"/>
               </w:rPr>
             </w:pPr>
             <w:r>
@@ -3694,7 +3361,6 @@
                 <w:rFonts w:ascii="Calibri" w:eastAsia="Calibri" w:hAnsi="Calibri" w:cs="Calibri"/>
                 <w:b/>
                 <w:bCs/>
-                <w:color w:val="000000" w:themeColor="text1"/>
               </w:rPr>
               <w:t>EXAMES DE RAIO - X</w:t>
             </w:r>
@@ -3722,7 +3388,6 @@
                 <w:rFonts w:ascii="Calibri" w:eastAsia="Calibri" w:hAnsi="Calibri" w:cs="Calibri"/>
                 <w:b/>
                 <w:bCs/>
-                <w:color w:val="000000" w:themeColor="text1"/>
               </w:rPr>
             </w:pPr>
             <w:r>
@@ -3730,7 +3395,6 @@
                 <w:rFonts w:ascii="Calibri" w:eastAsia="Calibri" w:hAnsi="Calibri" w:cs="Calibri"/>
                 <w:b/>
                 <w:bCs/>
-                <w:color w:val="000000" w:themeColor="text1"/>
               </w:rPr>
               <w:t>PACTUADO</w:t>
             </w:r>
@@ -3754,7 +3418,6 @@
                 <w:rFonts w:ascii="Calibri" w:eastAsia="Calibri" w:hAnsi="Calibri" w:cs="Calibri"/>
                 <w:b/>
                 <w:bCs/>
-                <w:color w:val="000000" w:themeColor="text1"/>
               </w:rPr>
             </w:pPr>
             <w:r>
@@ -3762,7 +3425,6 @@
                 <w:rFonts w:ascii="Calibri" w:eastAsia="Calibri" w:hAnsi="Calibri" w:cs="Calibri"/>
                 <w:b/>
                 <w:bCs/>
-                <w:color w:val="000000" w:themeColor="text1"/>
               </w:rPr>
               <w:t>1.200</w:t>
             </w:r>
@@ -3790,7 +3452,6 @@
                 <w:rFonts w:ascii="Calibri" w:eastAsia="Calibri" w:hAnsi="Calibri" w:cs="Calibri"/>
                 <w:b/>
                 <w:bCs/>
-                <w:color w:val="000000" w:themeColor="text1"/>
               </w:rPr>
             </w:pPr>
             <w:r>
@@ -3798,7 +3459,6 @@
                 <w:rFonts w:ascii="Calibri" w:eastAsia="Calibri" w:hAnsi="Calibri" w:cs="Calibri"/>
                 <w:b/>
                 <w:bCs/>
-                <w:color w:val="000000" w:themeColor="text1"/>
               </w:rPr>
               <w:t>REALIZADO</w:t>
             </w:r>
@@ -3822,7 +3482,6 @@
                 <w:rFonts w:ascii="Calibri" w:eastAsia="Calibri" w:hAnsi="Calibri" w:cs="Calibri"/>
                 <w:b/>
                 <w:bCs/>
-                <w:color w:val="000000" w:themeColor="text1"/>
               </w:rPr>
             </w:pPr>
             <w:r>
@@ -3830,7 +3489,6 @@
                 <w:rFonts w:ascii="Calibri" w:eastAsia="Calibri" w:hAnsi="Calibri" w:cs="Calibri"/>
                 <w:b/>
                 <w:bCs/>
-                <w:color w:val="FF0000"/>
               </w:rPr>
               <w:t>{{TOTAL_RAIO_X}}</w:t>
             </w:r>
@@ -3845,69 +3503,41 @@
         <w:jc w:val="center"/>
         <w:rPr>
           <w:rFonts w:ascii="Calibri" w:eastAsia="Calibri" w:hAnsi="Calibri" w:cs="Calibri"/>
-          <w:color w:val="000000" w:themeColor="text1"/>
-        </w:rPr>
-      </w:pPr>
-      <w:r>
-        <w:rPr>
-          <w:color w:val="000000" w:themeColor="text1"/>
-        </w:rPr>
+        </w:rPr>
+      </w:pPr>
+      <w:r>
         <w:t xml:space="preserve">{% for </w:t>
       </w:r>
       <w:proofErr w:type="spellStart"/>
       <w:r>
-        <w:rPr>
-          <w:color w:val="000000" w:themeColor="text1"/>
-        </w:rPr>
         <w:t>img</w:t>
       </w:r>
       <w:proofErr w:type="spellEnd"/>
       <w:r>
-        <w:rPr>
-          <w:color w:val="000000" w:themeColor="text1"/>
-        </w:rPr>
         <w:t xml:space="preserve"> in IMAGEM_DOCUMENTO_RAIO_X </w:t>
       </w:r>
       <w:proofErr w:type="gramStart"/>
       <w:r>
-        <w:rPr>
-          <w:color w:val="000000" w:themeColor="text1"/>
-        </w:rPr>
         <w:t>%}{</w:t>
       </w:r>
       <w:proofErr w:type="gramEnd"/>
       <w:r>
-        <w:rPr>
-          <w:color w:val="000000" w:themeColor="text1"/>
-        </w:rPr>
         <w:t xml:space="preserve">{ </w:t>
       </w:r>
       <w:proofErr w:type="spellStart"/>
       <w:r>
-        <w:rPr>
-          <w:color w:val="000000" w:themeColor="text1"/>
-        </w:rPr>
         <w:t>img</w:t>
       </w:r>
       <w:proofErr w:type="spellEnd"/>
       <w:r>
-        <w:rPr>
-          <w:color w:val="000000" w:themeColor="text1"/>
-        </w:rPr>
         <w:t xml:space="preserve"> }}{% </w:t>
       </w:r>
       <w:proofErr w:type="spellStart"/>
       <w:r>
-        <w:rPr>
-          <w:color w:val="000000" w:themeColor="text1"/>
-        </w:rPr>
         <w:t>endfor</w:t>
       </w:r>
       <w:proofErr w:type="spellEnd"/>
       <w:r>
-        <w:rPr>
-          <w:color w:val="000000" w:themeColor="text1"/>
-        </w:rPr>
         <w:t xml:space="preserve"> %}</w:t>
       </w:r>
     </w:p>
@@ -3921,7 +3551,6 @@
         <w:ind w:left="1248" w:hanging="896"/>
         <w:rPr>
           <w:rFonts w:ascii="Times New Roman" w:eastAsia="Times New Roman" w:hAnsi="Times New Roman" w:cs="Times New Roman"/>
-          <w:color w:val="000000" w:themeColor="text1"/>
           <w:sz w:val="24"/>
           <w:szCs w:val="24"/>
         </w:rPr>
@@ -3933,7 +3562,6 @@
           <w:rFonts w:ascii="Times New Roman" w:eastAsia="Times New Roman" w:hAnsi="Times New Roman" w:cs="Times New Roman"/>
           <w:b/>
           <w:bCs/>
-          <w:color w:val="000000" w:themeColor="text1"/>
           <w:sz w:val="24"/>
           <w:szCs w:val="24"/>
           <w:u w:val="single"/>
@@ -3943,7 +3571,6 @@
       <w:r>
         <w:rPr>
           <w:rFonts w:ascii="Times New Roman" w:eastAsia="Times New Roman" w:hAnsi="Times New Roman" w:cs="Times New Roman"/>
-          <w:color w:val="000000" w:themeColor="text1"/>
           <w:sz w:val="24"/>
           <w:szCs w:val="24"/>
         </w:rPr>
@@ -3957,7 +3584,6 @@
         <w:jc w:val="both"/>
         <w:rPr>
           <w:rFonts w:ascii="Times New Roman" w:eastAsia="Times New Roman" w:hAnsi="Times New Roman" w:cs="Times New Roman"/>
-          <w:color w:val="000000" w:themeColor="text1"/>
           <w:sz w:val="14"/>
           <w:szCs w:val="14"/>
         </w:rPr>
@@ -3975,7 +3601,6 @@
           <w:rFonts w:ascii="Times New Roman" w:eastAsia="Times New Roman" w:hAnsi="Times New Roman" w:cs="Times New Roman"/>
           <w:b/>
           <w:bCs/>
-          <w:color w:val="000000" w:themeColor="text1"/>
           <w:sz w:val="16"/>
           <w:szCs w:val="16"/>
         </w:rPr>
@@ -3983,54 +3608,16 @@
       <w:r>
         <w:rPr>
           <w:rFonts w:ascii="Times New Roman" w:eastAsia="Times New Roman" w:hAnsi="Times New Roman" w:cs="Times New Roman"/>
-          <w:color w:val="000000" w:themeColor="text1"/>
-          <w:sz w:val="24"/>
-          <w:szCs w:val="24"/>
-        </w:rPr>
-        <w:t xml:space="preserve">Montamos ainda um gráfico com o perfil das transferências realizadas no mês de </w:t>
-      </w:r>
-      <w:r>
-        <w:rPr>
-          <w:rFonts w:ascii="Times New Roman" w:eastAsia="Times New Roman" w:hAnsi="Times New Roman" w:cs="Times New Roman"/>
-          <w:color w:val="FF0000"/>
-          <w:sz w:val="24"/>
-          <w:szCs w:val="24"/>
-        </w:rPr>
-        <w:t>{{SISTEMA_MES_REFERENCIA}}</w:t>
-      </w:r>
-      <w:r>
-        <w:rPr>
-          <w:rFonts w:ascii="Times New Roman" w:eastAsia="Times New Roman" w:hAnsi="Times New Roman" w:cs="Times New Roman"/>
-          <w:color w:val="000000" w:themeColor="text1"/>
-          <w:sz w:val="24"/>
-          <w:szCs w:val="24"/>
-        </w:rPr>
-        <w:t xml:space="preserve">, com um total de </w:t>
-      </w:r>
-      <w:r>
-        <w:rPr>
-          <w:rFonts w:ascii="Times New Roman" w:eastAsia="Times New Roman" w:hAnsi="Times New Roman" w:cs="Times New Roman"/>
-          <w:color w:val="FF0000"/>
-          <w:sz w:val="24"/>
-          <w:szCs w:val="24"/>
-        </w:rPr>
-        <w:t xml:space="preserve">{{SISTEMA_TOTAL_DE_TRANSFERENCIA}} </w:t>
-      </w:r>
-      <w:r>
-        <w:rPr>
-          <w:rFonts w:ascii="Times New Roman" w:eastAsia="Times New Roman" w:hAnsi="Times New Roman" w:cs="Times New Roman"/>
-          <w:color w:val="000000" w:themeColor="text1"/>
-          <w:sz w:val="24"/>
-          <w:szCs w:val="24"/>
-        </w:rPr>
-        <w:t xml:space="preserve">remoções, sendo em sua maioria para o Hospital Retaguarda, alcançando uma taxa de transferência de usuário em relação ao atendimento total de </w:t>
+          <w:sz w:val="24"/>
+          <w:szCs w:val="24"/>
+        </w:rPr>
+        <w:t xml:space="preserve">Montamos ainda um gráfico com o perfil das transferências realizadas no mês de {{SISTEMA_MES_REFERENCIA}}, com um total de {{SISTEMA_TOTAL_DE_TRANSFERENCIA}} remoções, sendo em sua maioria para o Hospital Retaguarda, alcançando uma taxa de transferência de usuário em relação ao atendimento total de </w:t>
       </w:r>
       <w:r>
         <w:rPr>
           <w:rFonts w:ascii="Times New Roman" w:eastAsia="Times New Roman" w:hAnsi="Times New Roman" w:cs="Times New Roman"/>
           <w:b/>
           <w:bCs/>
-          <w:color w:val="000000" w:themeColor="text1"/>
           <w:sz w:val="24"/>
           <w:szCs w:val="24"/>
         </w:rPr>
@@ -4044,71 +3631,43 @@
         <w:jc w:val="center"/>
         <w:rPr>
           <w:rFonts w:ascii="Times New Roman" w:eastAsia="Times New Roman" w:hAnsi="Times New Roman" w:cs="Times New Roman"/>
-          <w:color w:val="000000" w:themeColor="text1"/>
-          <w:sz w:val="24"/>
-          <w:szCs w:val="24"/>
-        </w:rPr>
-      </w:pPr>
-      <w:r>
-        <w:rPr>
-          <w:color w:val="000000" w:themeColor="text1"/>
-        </w:rPr>
+          <w:sz w:val="24"/>
+          <w:szCs w:val="24"/>
+        </w:rPr>
+      </w:pPr>
+      <w:r>
         <w:t xml:space="preserve">{% for </w:t>
       </w:r>
       <w:proofErr w:type="spellStart"/>
       <w:r>
-        <w:rPr>
-          <w:color w:val="000000" w:themeColor="text1"/>
-        </w:rPr>
         <w:t>img</w:t>
       </w:r>
       <w:proofErr w:type="spellEnd"/>
       <w:r>
-        <w:rPr>
-          <w:color w:val="000000" w:themeColor="text1"/>
-        </w:rPr>
         <w:t xml:space="preserve"> in TABELA_TRANSFERENCIA </w:t>
       </w:r>
       <w:proofErr w:type="gramStart"/>
       <w:r>
-        <w:rPr>
-          <w:color w:val="000000" w:themeColor="text1"/>
-        </w:rPr>
         <w:t>%}{</w:t>
       </w:r>
       <w:proofErr w:type="gramEnd"/>
       <w:r>
-        <w:rPr>
-          <w:color w:val="000000" w:themeColor="text1"/>
-        </w:rPr>
         <w:t xml:space="preserve">{ </w:t>
       </w:r>
       <w:proofErr w:type="spellStart"/>
       <w:r>
-        <w:rPr>
-          <w:color w:val="000000" w:themeColor="text1"/>
-        </w:rPr>
         <w:t>img</w:t>
       </w:r>
       <w:proofErr w:type="spellEnd"/>
       <w:r>
-        <w:rPr>
-          <w:color w:val="000000" w:themeColor="text1"/>
-        </w:rPr>
         <w:t xml:space="preserve"> }}{% </w:t>
       </w:r>
       <w:proofErr w:type="spellStart"/>
       <w:r>
-        <w:rPr>
-          <w:color w:val="000000" w:themeColor="text1"/>
-        </w:rPr>
         <w:t>endfor</w:t>
       </w:r>
       <w:proofErr w:type="spellEnd"/>
       <w:r>
-        <w:rPr>
-          <w:color w:val="000000" w:themeColor="text1"/>
-        </w:rPr>
         <w:t xml:space="preserve"> %}</w:t>
       </w:r>
     </w:p>
@@ -4119,71 +3678,43 @@
         <w:jc w:val="center"/>
         <w:rPr>
           <w:rFonts w:ascii="Times New Roman" w:eastAsia="Times New Roman" w:hAnsi="Times New Roman" w:cs="Times New Roman"/>
-          <w:color w:val="000000" w:themeColor="text1"/>
-          <w:sz w:val="24"/>
-          <w:szCs w:val="24"/>
-        </w:rPr>
-      </w:pPr>
-      <w:r>
-        <w:rPr>
-          <w:color w:val="000000" w:themeColor="text1"/>
-        </w:rPr>
+          <w:sz w:val="24"/>
+          <w:szCs w:val="24"/>
+        </w:rPr>
+      </w:pPr>
+      <w:r>
         <w:t xml:space="preserve">{% for </w:t>
       </w:r>
       <w:proofErr w:type="spellStart"/>
       <w:r>
-        <w:rPr>
-          <w:color w:val="000000" w:themeColor="text1"/>
-        </w:rPr>
         <w:t>img</w:t>
       </w:r>
       <w:proofErr w:type="spellEnd"/>
       <w:r>
-        <w:rPr>
-          <w:color w:val="000000" w:themeColor="text1"/>
-        </w:rPr>
         <w:t xml:space="preserve"> in GRAFICO_TRANSFERENCIA </w:t>
       </w:r>
       <w:proofErr w:type="gramStart"/>
       <w:r>
-        <w:rPr>
-          <w:color w:val="000000" w:themeColor="text1"/>
-        </w:rPr>
         <w:t>%}{</w:t>
       </w:r>
       <w:proofErr w:type="gramEnd"/>
       <w:r>
-        <w:rPr>
-          <w:color w:val="000000" w:themeColor="text1"/>
-        </w:rPr>
         <w:t xml:space="preserve">{ </w:t>
       </w:r>
       <w:proofErr w:type="spellStart"/>
       <w:r>
-        <w:rPr>
-          <w:color w:val="000000" w:themeColor="text1"/>
-        </w:rPr>
         <w:t>img</w:t>
       </w:r>
       <w:proofErr w:type="spellEnd"/>
       <w:r>
-        <w:rPr>
-          <w:color w:val="000000" w:themeColor="text1"/>
-        </w:rPr>
         <w:t xml:space="preserve"> }}{% </w:t>
       </w:r>
       <w:proofErr w:type="spellStart"/>
       <w:r>
-        <w:rPr>
-          <w:color w:val="000000" w:themeColor="text1"/>
-        </w:rPr>
         <w:t>endfor</w:t>
       </w:r>
       <w:proofErr w:type="spellEnd"/>
       <w:r>
-        <w:rPr>
-          <w:color w:val="000000" w:themeColor="text1"/>
-        </w:rPr>
         <w:t xml:space="preserve"> %}</w:t>
       </w:r>
     </w:p>
@@ -4194,7 +3725,6 @@
           <w:rFonts w:ascii="Times New Roman" w:eastAsia="Times New Roman" w:hAnsi="Times New Roman" w:cs="Times New Roman"/>
           <w:b/>
           <w:bCs/>
-          <w:color w:val="000000" w:themeColor="text1"/>
           <w:sz w:val="24"/>
           <w:szCs w:val="24"/>
           <w:u w:val="single"/>
@@ -4207,7 +3737,6 @@
           <w:rFonts w:ascii="Times New Roman" w:eastAsia="Times New Roman" w:hAnsi="Times New Roman" w:cs="Times New Roman"/>
           <w:b/>
           <w:bCs/>
-          <w:color w:val="000000" w:themeColor="text1"/>
           <w:sz w:val="24"/>
           <w:szCs w:val="24"/>
           <w:u w:val="single"/>
@@ -4223,7 +3752,6 @@
         <w:jc w:val="both"/>
         <w:rPr>
           <w:rFonts w:ascii="Calibri" w:eastAsia="Calibri" w:hAnsi="Calibri" w:cs="Calibri"/>
-          <w:color w:val="000000" w:themeColor="text1"/>
         </w:rPr>
       </w:pPr>
     </w:p>
@@ -4236,13 +3764,11 @@
           <w:rFonts w:ascii="Times New Roman" w:eastAsia="Times New Roman" w:hAnsi="Times New Roman" w:cs="Times New Roman"/>
           <w:b/>
           <w:bCs/>
-          <w:color w:val="000000" w:themeColor="text1"/>
-        </w:rPr>
-      </w:pPr>
-      <w:r>
-        <w:rPr>
-          <w:rFonts w:ascii="Times New Roman" w:eastAsia="Times New Roman" w:hAnsi="Times New Roman" w:cs="Times New Roman"/>
-          <w:color w:val="000000" w:themeColor="text1"/>
+        </w:rPr>
+      </w:pPr>
+      <w:r>
+        <w:rPr>
+          <w:rFonts w:ascii="Times New Roman" w:eastAsia="Times New Roman" w:hAnsi="Times New Roman" w:cs="Times New Roman"/>
           <w:sz w:val="24"/>
           <w:szCs w:val="24"/>
         </w:rPr>
@@ -4252,7 +3778,6 @@
       <w:r>
         <w:rPr>
           <w:rFonts w:ascii="Times New Roman" w:eastAsia="Times New Roman" w:hAnsi="Times New Roman" w:cs="Times New Roman"/>
-          <w:color w:val="000000" w:themeColor="text1"/>
           <w:sz w:val="24"/>
           <w:szCs w:val="24"/>
         </w:rPr>
@@ -4262,7 +3787,6 @@
       <w:r>
         <w:rPr>
           <w:rFonts w:ascii="Times New Roman" w:eastAsia="Times New Roman" w:hAnsi="Times New Roman" w:cs="Times New Roman"/>
-          <w:color w:val="000000" w:themeColor="text1"/>
           <w:sz w:val="24"/>
           <w:szCs w:val="24"/>
         </w:rPr>
@@ -4273,7 +3797,6 @@
           <w:rFonts w:ascii="Times New Roman" w:eastAsia="Times New Roman" w:hAnsi="Times New Roman" w:cs="Times New Roman"/>
           <w:b/>
           <w:bCs/>
-          <w:color w:val="000000" w:themeColor="text1"/>
         </w:rPr>
         <w:t>(Documentos em Anexo II)</w:t>
       </w:r>
@@ -4316,7 +3839,6 @@
                 <w:rFonts w:ascii="Times New Roman" w:eastAsia="Times New Roman" w:hAnsi="Times New Roman" w:cs="Times New Roman"/>
                 <w:b/>
                 <w:bCs/>
-                <w:color w:val="000000" w:themeColor="text1"/>
               </w:rPr>
             </w:pPr>
             <w:r>
@@ -4324,7 +3846,6 @@
                 <w:rFonts w:ascii="Times New Roman" w:eastAsia="Times New Roman" w:hAnsi="Times New Roman" w:cs="Times New Roman"/>
                 <w:b/>
                 <w:bCs/>
-                <w:color w:val="000000" w:themeColor="text1"/>
               </w:rPr>
               <w:t>Documentos em Anexo II</w:t>
             </w:r>
@@ -4351,13 +3872,11 @@
             <w:pPr>
               <w:rPr>
                 <w:rFonts w:ascii="Calibri" w:eastAsia="Calibri" w:hAnsi="Calibri" w:cs="Calibri"/>
-                <w:color w:val="000000" w:themeColor="text1"/>
               </w:rPr>
             </w:pPr>
             <w:r>
               <w:rPr>
                 <w:rFonts w:ascii="Calibri" w:eastAsia="Calibri" w:hAnsi="Calibri" w:cs="Calibri"/>
-                <w:color w:val="000000" w:themeColor="text1"/>
               </w:rPr>
               <w:t>Ata de Reunião</w:t>
             </w:r>
@@ -4378,13 +3897,11 @@
             <w:pPr>
               <w:rPr>
                 <w:rFonts w:ascii="Calibri" w:eastAsia="Calibri" w:hAnsi="Calibri" w:cs="Calibri"/>
-                <w:color w:val="000000" w:themeColor="text1"/>
               </w:rPr>
             </w:pPr>
             <w:r>
               <w:rPr>
                 <w:rFonts w:ascii="Calibri" w:eastAsia="Calibri" w:hAnsi="Calibri" w:cs="Calibri"/>
-                <w:color w:val="000000" w:themeColor="text1"/>
               </w:rPr>
               <w:t>Comissão de Controle de Infecção Hospitalar</w:t>
             </w:r>
@@ -4411,13 +3928,11 @@
             <w:pPr>
               <w:rPr>
                 <w:rFonts w:ascii="Calibri" w:eastAsia="Calibri" w:hAnsi="Calibri" w:cs="Calibri"/>
-                <w:color w:val="000000" w:themeColor="text1"/>
               </w:rPr>
             </w:pPr>
             <w:r>
               <w:rPr>
                 <w:rFonts w:ascii="Calibri" w:eastAsia="Calibri" w:hAnsi="Calibri" w:cs="Calibri"/>
-                <w:color w:val="000000" w:themeColor="text1"/>
               </w:rPr>
               <w:t>Planilha</w:t>
             </w:r>
@@ -4438,14 +3953,12 @@
             <w:pPr>
               <w:rPr>
                 <w:rFonts w:ascii="Calibri" w:eastAsia="Calibri" w:hAnsi="Calibri" w:cs="Calibri"/>
-                <w:color w:val="000000" w:themeColor="text1"/>
                 <w:highlight w:val="yellow"/>
               </w:rPr>
             </w:pPr>
             <w:r>
               <w:rPr>
                 <w:rFonts w:ascii="Calibri" w:eastAsia="Calibri" w:hAnsi="Calibri" w:cs="Calibri"/>
-                <w:color w:val="000000" w:themeColor="text1"/>
               </w:rPr>
               <w:t>Controle de antibióticos</w:t>
             </w:r>
@@ -4472,13 +3985,11 @@
             <w:pPr>
               <w:rPr>
                 <w:rFonts w:ascii="Calibri" w:eastAsia="Calibri" w:hAnsi="Calibri" w:cs="Calibri"/>
-                <w:color w:val="000000" w:themeColor="text1"/>
               </w:rPr>
             </w:pPr>
             <w:r>
               <w:rPr>
                 <w:rFonts w:ascii="Calibri" w:eastAsia="Calibri" w:hAnsi="Calibri" w:cs="Calibri"/>
-                <w:color w:val="000000" w:themeColor="text1"/>
               </w:rPr>
               <w:t>Ata de Reunião</w:t>
             </w:r>
@@ -4499,14 +4010,12 @@
             <w:pPr>
               <w:rPr>
                 <w:rFonts w:ascii="Calibri" w:eastAsia="Calibri" w:hAnsi="Calibri" w:cs="Calibri"/>
-                <w:color w:val="000000" w:themeColor="text1"/>
                 <w:highlight w:val="yellow"/>
               </w:rPr>
             </w:pPr>
             <w:r>
               <w:rPr>
                 <w:rFonts w:ascii="Calibri" w:eastAsia="Calibri" w:hAnsi="Calibri" w:cs="Calibri"/>
-                <w:color w:val="000000" w:themeColor="text1"/>
               </w:rPr>
               <w:t>Comissão de Revisão de Prontuários</w:t>
             </w:r>
@@ -4533,13 +4042,11 @@
             <w:pPr>
               <w:rPr>
                 <w:rFonts w:ascii="Calibri" w:eastAsia="Calibri" w:hAnsi="Calibri" w:cs="Calibri"/>
-                <w:color w:val="000000" w:themeColor="text1"/>
               </w:rPr>
             </w:pPr>
             <w:r>
               <w:rPr>
                 <w:rFonts w:ascii="Calibri" w:eastAsia="Calibri" w:hAnsi="Calibri" w:cs="Calibri"/>
-                <w:color w:val="000000" w:themeColor="text1"/>
               </w:rPr>
               <w:t>Ata de Reunião</w:t>
             </w:r>
@@ -4560,14 +4067,12 @@
             <w:pPr>
               <w:rPr>
                 <w:rFonts w:ascii="Calibri" w:eastAsia="Calibri" w:hAnsi="Calibri" w:cs="Calibri"/>
-                <w:color w:val="000000" w:themeColor="text1"/>
                 <w:highlight w:val="yellow"/>
               </w:rPr>
             </w:pPr>
             <w:r>
               <w:rPr>
                 <w:rFonts w:ascii="Calibri" w:eastAsia="Calibri" w:hAnsi="Calibri" w:cs="Calibri"/>
-                <w:color w:val="000000" w:themeColor="text1"/>
               </w:rPr>
               <w:t>Comissão de Revisão de óbito</w:t>
             </w:r>
@@ -4594,13 +4099,11 @@
             <w:pPr>
               <w:rPr>
                 <w:rFonts w:ascii="Calibri" w:eastAsia="Calibri" w:hAnsi="Calibri" w:cs="Calibri"/>
-                <w:color w:val="000000" w:themeColor="text1"/>
               </w:rPr>
             </w:pPr>
             <w:r>
               <w:rPr>
                 <w:rFonts w:ascii="Calibri" w:eastAsia="Calibri" w:hAnsi="Calibri" w:cs="Calibri"/>
-                <w:color w:val="000000" w:themeColor="text1"/>
               </w:rPr>
               <w:t>Planilha</w:t>
             </w:r>
@@ -4621,13 +4124,11 @@
             <w:pPr>
               <w:rPr>
                 <w:rFonts w:ascii="Calibri" w:eastAsia="Calibri" w:hAnsi="Calibri" w:cs="Calibri"/>
-                <w:color w:val="000000" w:themeColor="text1"/>
               </w:rPr>
             </w:pPr>
             <w:r>
               <w:rPr>
                 <w:rFonts w:ascii="Calibri" w:eastAsia="Calibri" w:hAnsi="Calibri" w:cs="Calibri"/>
-                <w:color w:val="000000" w:themeColor="text1"/>
               </w:rPr>
               <w:t>Relatório de Óbitos</w:t>
             </w:r>
@@ -4654,13 +4155,11 @@
             <w:pPr>
               <w:rPr>
                 <w:rFonts w:ascii="Calibri" w:eastAsia="Calibri" w:hAnsi="Calibri" w:cs="Calibri"/>
-                <w:color w:val="000000" w:themeColor="text1"/>
               </w:rPr>
             </w:pPr>
             <w:r>
               <w:rPr>
                 <w:rFonts w:ascii="Calibri" w:eastAsia="Calibri" w:hAnsi="Calibri" w:cs="Calibri"/>
-                <w:color w:val="000000" w:themeColor="text1"/>
               </w:rPr>
               <w:t>Ata de Reunião</w:t>
             </w:r>
@@ -4681,13 +4180,11 @@
             <w:pPr>
               <w:rPr>
                 <w:rFonts w:ascii="Calibri" w:eastAsia="Calibri" w:hAnsi="Calibri" w:cs="Calibri"/>
-                <w:color w:val="000000" w:themeColor="text1"/>
               </w:rPr>
             </w:pPr>
             <w:r>
               <w:rPr>
                 <w:rFonts w:ascii="Calibri" w:eastAsia="Calibri" w:hAnsi="Calibri" w:cs="Calibri"/>
-                <w:color w:val="000000" w:themeColor="text1"/>
               </w:rPr>
               <w:t>Comissão de Segurança do Paciente</w:t>
             </w:r>
@@ -4714,13 +4211,11 @@
             <w:pPr>
               <w:rPr>
                 <w:rFonts w:ascii="Calibri" w:eastAsia="Calibri" w:hAnsi="Calibri" w:cs="Calibri"/>
-                <w:color w:val="000000" w:themeColor="text1"/>
               </w:rPr>
             </w:pPr>
             <w:r>
               <w:rPr>
                 <w:rFonts w:ascii="Calibri" w:eastAsia="Calibri" w:hAnsi="Calibri" w:cs="Calibri"/>
-                <w:color w:val="000000" w:themeColor="text1"/>
               </w:rPr>
               <w:t>Ata de Reunião</w:t>
             </w:r>
@@ -4741,13 +4236,11 @@
             <w:pPr>
               <w:rPr>
                 <w:rFonts w:ascii="Calibri" w:eastAsia="Calibri" w:hAnsi="Calibri" w:cs="Calibri"/>
-                <w:color w:val="000000" w:themeColor="text1"/>
               </w:rPr>
             </w:pPr>
             <w:r>
               <w:rPr>
                 <w:rFonts w:ascii="Calibri" w:eastAsia="Calibri" w:hAnsi="Calibri" w:cs="Calibri"/>
-                <w:color w:val="000000" w:themeColor="text1"/>
               </w:rPr>
               <w:t>Comissão de Humanização</w:t>
             </w:r>
@@ -4774,13 +4267,11 @@
             <w:pPr>
               <w:rPr>
                 <w:rFonts w:ascii="Calibri" w:eastAsia="Calibri" w:hAnsi="Calibri" w:cs="Calibri"/>
-                <w:color w:val="000000" w:themeColor="text1"/>
               </w:rPr>
             </w:pPr>
             <w:r>
               <w:rPr>
                 <w:rFonts w:ascii="Calibri" w:eastAsia="Calibri" w:hAnsi="Calibri" w:cs="Calibri"/>
-                <w:color w:val="000000" w:themeColor="text1"/>
               </w:rPr>
               <w:t>Ata de Reunião</w:t>
             </w:r>
@@ -4801,13 +4292,11 @@
             <w:pPr>
               <w:rPr>
                 <w:rFonts w:ascii="Calibri" w:eastAsia="Calibri" w:hAnsi="Calibri" w:cs="Calibri"/>
-                <w:color w:val="000000" w:themeColor="text1"/>
               </w:rPr>
             </w:pPr>
             <w:r>
               <w:rPr>
                 <w:rFonts w:ascii="Calibri" w:eastAsia="Calibri" w:hAnsi="Calibri" w:cs="Calibri"/>
-                <w:color w:val="000000" w:themeColor="text1"/>
               </w:rPr>
               <w:t>Comissão de Núcleo de Educação Permanente</w:t>
             </w:r>
@@ -4822,7 +4311,6 @@
         <w:jc w:val="both"/>
         <w:rPr>
           <w:rFonts w:ascii="Times New Roman" w:eastAsia="Times New Roman" w:hAnsi="Times New Roman" w:cs="Times New Roman"/>
-          <w:color w:val="000000" w:themeColor="text1"/>
           <w:sz w:val="2"/>
           <w:szCs w:val="2"/>
         </w:rPr>
@@ -4833,9 +4321,6 @@
         <w:spacing w:before="280" w:after="280" w:line="240" w:lineRule="auto"/>
         <w:ind w:left="-1418" w:right="-1319"/>
         <w:jc w:val="center"/>
-        <w:rPr>
-          <w:color w:val="000000" w:themeColor="text1"/>
-        </w:rPr>
       </w:pPr>
     </w:p>
     <w:tbl>
@@ -4871,7 +4356,6 @@
                 <w:rFonts w:ascii="Times New Roman" w:hAnsi="Times New Roman" w:cs="Times New Roman"/>
                 <w:b/>
                 <w:i/>
-                <w:color w:val="000000" w:themeColor="text1"/>
               </w:rPr>
             </w:pPr>
             <w:r>
@@ -4879,7 +4363,6 @@
                 <w:rFonts w:ascii="Times New Roman" w:hAnsi="Times New Roman" w:cs="Times New Roman"/>
                 <w:b/>
                 <w:i/>
-                <w:color w:val="000000" w:themeColor="text1"/>
                 <w:sz w:val="20"/>
               </w:rPr>
               <w:t>MÊS</w:t>
@@ -4900,7 +4383,6 @@
                 <w:rFonts w:ascii="Times New Roman" w:hAnsi="Times New Roman" w:cs="Times New Roman"/>
                 <w:b/>
                 <w:i/>
-                <w:color w:val="000000" w:themeColor="text1"/>
                 <w:sz w:val="20"/>
               </w:rPr>
             </w:pPr>
@@ -4909,7 +4391,6 @@
                 <w:rFonts w:ascii="Times New Roman" w:hAnsi="Times New Roman" w:cs="Times New Roman"/>
                 <w:b/>
                 <w:i/>
-                <w:color w:val="000000" w:themeColor="text1"/>
                 <w:sz w:val="20"/>
               </w:rPr>
               <w:t>Total de Atendimento (clínica médica e pediatria)</w:t>
@@ -4929,7 +4410,6 @@
                 <w:rFonts w:ascii="Times New Roman" w:hAnsi="Times New Roman" w:cs="Times New Roman"/>
                 <w:b/>
                 <w:i/>
-                <w:color w:val="000000" w:themeColor="text1"/>
                 <w:sz w:val="20"/>
               </w:rPr>
             </w:pPr>
@@ -4938,7 +4418,6 @@
                 <w:rFonts w:ascii="Times New Roman" w:hAnsi="Times New Roman" w:cs="Times New Roman"/>
                 <w:b/>
                 <w:i/>
-                <w:color w:val="000000" w:themeColor="text1"/>
                 <w:sz w:val="20"/>
               </w:rPr>
               <w:t>Óbitos totais</w:t>
@@ -4959,7 +4438,6 @@
                 <w:rFonts w:ascii="Times New Roman" w:hAnsi="Times New Roman" w:cs="Times New Roman"/>
                 <w:b/>
                 <w:i/>
-                <w:color w:val="000000" w:themeColor="text1"/>
                 <w:sz w:val="20"/>
               </w:rPr>
             </w:pPr>
@@ -4968,7 +4446,6 @@
                 <w:rFonts w:ascii="Times New Roman" w:hAnsi="Times New Roman" w:cs="Times New Roman"/>
                 <w:b/>
                 <w:i/>
-                <w:color w:val="000000" w:themeColor="text1"/>
                 <w:sz w:val="20"/>
               </w:rPr>
               <w:t>Óbitos&lt;24</w:t>
@@ -4989,7 +4466,6 @@
                 <w:rFonts w:ascii="Times New Roman" w:hAnsi="Times New Roman" w:cs="Times New Roman"/>
                 <w:b/>
                 <w:i/>
-                <w:color w:val="000000" w:themeColor="text1"/>
                 <w:sz w:val="20"/>
               </w:rPr>
             </w:pPr>
@@ -4998,7 +4474,6 @@
                 <w:rFonts w:ascii="Times New Roman" w:hAnsi="Times New Roman" w:cs="Times New Roman"/>
                 <w:b/>
                 <w:i/>
-                <w:color w:val="000000" w:themeColor="text1"/>
                 <w:sz w:val="20"/>
               </w:rPr>
               <w:t>Óbitos</w:t>
@@ -5010,7 +4485,6 @@
                 <w:bCs/>
                 <w:i/>
                 <w:iCs/>
-                <w:color w:val="000000"/>
                 <w:sz w:val="20"/>
                 <w:szCs w:val="20"/>
                 <w:bdr w:val="none" w:sz="0" w:space="0" w:color="auto" w:frame="1"/>
@@ -5025,7 +4499,6 @@
                 <w:bCs/>
                 <w:i/>
                 <w:iCs/>
-                <w:color w:val="000000"/>
                 <w:sz w:val="20"/>
                 <w:szCs w:val="20"/>
                 <w:bdr w:val="none" w:sz="0" w:space="0" w:color="auto" w:frame="1"/>
@@ -5037,7 +4510,6 @@
                 <w:rFonts w:ascii="Times New Roman" w:hAnsi="Times New Roman" w:cs="Times New Roman"/>
                 <w:b/>
                 <w:i/>
-                <w:color w:val="000000" w:themeColor="text1"/>
                 <w:sz w:val="20"/>
               </w:rPr>
               <w:t>24</w:t>
@@ -5063,7 +4535,6 @@
               <w:rPr>
                 <w:rFonts w:ascii="Times New Roman" w:hAnsi="Times New Roman" w:cs="Times New Roman"/>
                 <w:b/>
-                <w:color w:val="000000" w:themeColor="text1"/>
                 <w:sz w:val="18"/>
                 <w:szCs w:val="18"/>
               </w:rPr>
@@ -5072,7 +4543,6 @@
               <w:rPr>
                 <w:rFonts w:ascii="Times New Roman" w:eastAsia="Times New Roman" w:hAnsi="Times New Roman" w:cs="Times New Roman"/>
                 <w:b/>
-                <w:color w:val="FF0000"/>
                 <w:sz w:val="18"/>
                 <w:szCs w:val="18"/>
               </w:rPr>
@@ -5094,7 +4564,6 @@
               <w:rPr>
                 <w:rFonts w:ascii="Times New Roman" w:hAnsi="Times New Roman" w:cs="Times New Roman"/>
                 <w:b/>
-                <w:color w:val="000000" w:themeColor="text1"/>
                 <w:sz w:val="18"/>
                 <w:szCs w:val="18"/>
               </w:rPr>
@@ -5103,7 +4572,6 @@
               <w:rPr>
                 <w:rFonts w:ascii="Times New Roman" w:hAnsi="Times New Roman" w:cs="Times New Roman"/>
                 <w:b/>
-                <w:color w:val="FF0000"/>
                 <w:sz w:val="18"/>
                 <w:szCs w:val="18"/>
               </w:rPr>
@@ -5125,7 +4593,6 @@
               <w:rPr>
                 <w:rFonts w:ascii="Times New Roman" w:hAnsi="Times New Roman" w:cs="Times New Roman"/>
                 <w:b/>
-                <w:color w:val="000000" w:themeColor="text1"/>
                 <w:sz w:val="18"/>
                 <w:szCs w:val="18"/>
               </w:rPr>
@@ -5134,7 +4601,6 @@
               <w:rPr>
                 <w:rFonts w:ascii="Times New Roman" w:hAnsi="Times New Roman" w:cs="Times New Roman"/>
                 <w:b/>
-                <w:color w:val="FF0000"/>
                 <w:sz w:val="18"/>
                 <w:szCs w:val="18"/>
               </w:rPr>
@@ -5156,7 +4622,6 @@
               <w:rPr>
                 <w:rFonts w:ascii="Times New Roman" w:hAnsi="Times New Roman" w:cs="Times New Roman"/>
                 <w:b/>
-                <w:color w:val="FF0000"/>
                 <w:sz w:val="18"/>
                 <w:szCs w:val="18"/>
               </w:rPr>
@@ -5165,31 +4630,10 @@
               <w:rPr>
                 <w:rFonts w:ascii="Times New Roman" w:hAnsi="Times New Roman" w:cs="Times New Roman"/>
                 <w:b/>
-                <w:color w:val="FF0000"/>
                 <w:sz w:val="18"/>
                 <w:szCs w:val="18"/>
               </w:rPr>
-              <w:t>{{ANALISTA_OBITO_</w:t>
-            </w:r>
-            <w:r>
-              <w:rPr>
-                <w:rFonts w:ascii="Times New Roman" w:hAnsi="Times New Roman" w:cs="Times New Roman"/>
-                <w:b/>
-                <w:color w:val="FF0000"/>
-                <w:sz w:val="18"/>
-                <w:szCs w:val="18"/>
-              </w:rPr>
-              <w:t>MENOR</w:t>
-            </w:r>
-            <w:r>
-              <w:rPr>
-                <w:rFonts w:ascii="Times New Roman" w:hAnsi="Times New Roman" w:cs="Times New Roman"/>
-                <w:b/>
-                <w:color w:val="FF0000"/>
-                <w:sz w:val="18"/>
-                <w:szCs w:val="18"/>
-              </w:rPr>
-              <w:t>}}</w:t>
+              <w:t>{{ANALISTA_OBITO_MENOR}}</w:t>
             </w:r>
           </w:p>
         </w:tc>
@@ -5207,7 +4651,6 @@
               <w:rPr>
                 <w:rFonts w:ascii="Times New Roman" w:hAnsi="Times New Roman" w:cs="Times New Roman"/>
                 <w:b/>
-                <w:color w:val="FF0000"/>
                 <w:sz w:val="18"/>
                 <w:szCs w:val="18"/>
               </w:rPr>
@@ -5216,31 +4659,10 @@
               <w:rPr>
                 <w:rFonts w:ascii="Times New Roman" w:hAnsi="Times New Roman" w:cs="Times New Roman"/>
                 <w:b/>
-                <w:color w:val="FF0000"/>
                 <w:sz w:val="18"/>
                 <w:szCs w:val="18"/>
               </w:rPr>
-              <w:t>{{ANALISTA_OBITO_</w:t>
-            </w:r>
-            <w:r>
-              <w:rPr>
-                <w:rFonts w:ascii="Times New Roman" w:hAnsi="Times New Roman" w:cs="Times New Roman"/>
-                <w:b/>
-                <w:color w:val="FF0000"/>
-                <w:sz w:val="18"/>
-                <w:szCs w:val="18"/>
-              </w:rPr>
-              <w:t>MAIOR</w:t>
-            </w:r>
-            <w:r>
-              <w:rPr>
-                <w:rFonts w:ascii="Times New Roman" w:hAnsi="Times New Roman" w:cs="Times New Roman"/>
-                <w:b/>
-                <w:color w:val="FF0000"/>
-                <w:sz w:val="18"/>
-                <w:szCs w:val="18"/>
-              </w:rPr>
-              <w:t>}}</w:t>
+              <w:t>{{ANALISTA_OBITO_MAIOR}}</w:t>
             </w:r>
           </w:p>
         </w:tc>
@@ -5251,86 +4673,52 @@
         <w:spacing w:before="280" w:after="280" w:line="240" w:lineRule="auto"/>
         <w:ind w:left="-1276" w:right="-1319"/>
         <w:jc w:val="center"/>
-        <w:rPr>
-          <w:color w:val="000000" w:themeColor="text1"/>
-        </w:rPr>
-      </w:pPr>
-      <w:r>
-        <w:rPr>
-          <w:color w:val="000000" w:themeColor="text1"/>
-        </w:rPr>
+      </w:pPr>
+      <w:r>
         <w:t xml:space="preserve">{% for </w:t>
       </w:r>
       <w:proofErr w:type="spellStart"/>
       <w:r>
-        <w:rPr>
-          <w:color w:val="000000" w:themeColor="text1"/>
-        </w:rPr>
         <w:t>img</w:t>
       </w:r>
       <w:proofErr w:type="spellEnd"/>
       <w:r>
-        <w:rPr>
-          <w:color w:val="000000" w:themeColor="text1"/>
-        </w:rPr>
         <w:t xml:space="preserve"> in TABELA_OBITO </w:t>
       </w:r>
       <w:proofErr w:type="gramStart"/>
       <w:r>
-        <w:rPr>
-          <w:color w:val="000000" w:themeColor="text1"/>
-        </w:rPr>
         <w:t>%}{</w:t>
       </w:r>
       <w:proofErr w:type="gramEnd"/>
       <w:r>
-        <w:rPr>
-          <w:color w:val="000000" w:themeColor="text1"/>
-        </w:rPr>
         <w:t xml:space="preserve">{ </w:t>
       </w:r>
       <w:proofErr w:type="spellStart"/>
       <w:r>
-        <w:rPr>
-          <w:color w:val="000000" w:themeColor="text1"/>
-        </w:rPr>
         <w:t>img</w:t>
       </w:r>
       <w:proofErr w:type="spellEnd"/>
       <w:r>
-        <w:rPr>
-          <w:color w:val="000000" w:themeColor="text1"/>
-        </w:rPr>
         <w:t xml:space="preserve"> }}{% </w:t>
       </w:r>
       <w:proofErr w:type="spellStart"/>
       <w:r>
-        <w:rPr>
-          <w:color w:val="000000" w:themeColor="text1"/>
-        </w:rPr>
         <w:t>endfor</w:t>
       </w:r>
       <w:proofErr w:type="spellEnd"/>
       <w:r>
-        <w:rPr>
-          <w:color w:val="000000" w:themeColor="text1"/>
-        </w:rPr>
         <w:t xml:space="preserve"> %}</w:t>
       </w:r>
     </w:p>
     <w:p>
       <w:pPr>
         <w:pageBreakBefore/>
-        <w:rPr>
-          <w:color w:val="000000" w:themeColor="text1"/>
-        </w:rPr>
       </w:pPr>
       <w:r>
         <w:rPr>
           <w:rFonts w:ascii="Times New Roman" w:eastAsia="Times New Roman" w:hAnsi="Times New Roman" w:cs="Times New Roman"/>
           <w:b/>
           <w:bCs/>
-          <w:color w:val="000000" w:themeColor="text1"/>
           <w:sz w:val="24"/>
           <w:szCs w:val="24"/>
         </w:rPr>
@@ -5347,33 +4735,21 @@
           <w:rFonts w:ascii="Times New Roman" w:eastAsia="Times New Roman" w:hAnsi="Times New Roman" w:cs="Times New Roman"/>
           <w:b/>
           <w:bCs/>
-          <w:color w:val="000000" w:themeColor="text1"/>
-          <w:sz w:val="24"/>
-          <w:szCs w:val="24"/>
-        </w:rPr>
-      </w:pPr>
-      <w:r>
-        <w:rPr>
-          <w:rFonts w:ascii="Times New Roman" w:eastAsia="Times New Roman" w:hAnsi="Times New Roman" w:cs="Times New Roman"/>
-          <w:color w:val="000000" w:themeColor="text1"/>
-          <w:sz w:val="24"/>
-          <w:szCs w:val="24"/>
-        </w:rPr>
-        <w:t xml:space="preserve">No mês </w:t>
-      </w:r>
-      <w:r>
-        <w:rPr>
-          <w:rFonts w:ascii="Times New Roman" w:eastAsia="Times New Roman" w:hAnsi="Times New Roman" w:cs="Times New Roman"/>
-          <w:color w:val="FF0000"/>
-          <w:sz w:val="24"/>
-          <w:szCs w:val="24"/>
-        </w:rPr>
-        <w:t>de {{SISTEMA_MES_REF</w:t>
-      </w:r>
-      <w:r>
-        <w:rPr>
-          <w:rFonts w:ascii="Times New Roman" w:eastAsia="Times New Roman" w:hAnsi="Times New Roman" w:cs="Times New Roman"/>
-          <w:color w:val="FF0000"/>
+          <w:sz w:val="24"/>
+          <w:szCs w:val="24"/>
+        </w:rPr>
+      </w:pPr>
+      <w:r>
+        <w:rPr>
+          <w:rFonts w:ascii="Times New Roman" w:eastAsia="Times New Roman" w:hAnsi="Times New Roman" w:cs="Times New Roman"/>
+          <w:sz w:val="24"/>
+          <w:szCs w:val="24"/>
+        </w:rPr>
+        <w:t>No mês de {{SISTEMA_MES_REF</w:t>
+      </w:r>
+      <w:r>
+        <w:rPr>
+          <w:rFonts w:ascii="Times New Roman" w:eastAsia="Times New Roman" w:hAnsi="Times New Roman" w:cs="Times New Roman"/>
           <w:sz w:val="24"/>
           <w:szCs w:val="24"/>
         </w:rPr>
@@ -5382,20 +4758,10 @@
       <w:r>
         <w:rPr>
           <w:rFonts w:ascii="Times New Roman" w:eastAsia="Times New Roman" w:hAnsi="Times New Roman" w:cs="Times New Roman"/>
-          <w:color w:val="FF0000"/>
-          <w:sz w:val="24"/>
-          <w:szCs w:val="24"/>
-        </w:rPr>
-        <w:t xml:space="preserve">RENCIA}}, {{TOTAL_PACIENTES_CCIH}} </w:t>
-      </w:r>
-      <w:r>
-        <w:rPr>
-          <w:rFonts w:ascii="Times New Roman" w:eastAsia="Times New Roman" w:hAnsi="Times New Roman" w:cs="Times New Roman"/>
-          <w:color w:val="000000" w:themeColor="text1"/>
-          <w:sz w:val="24"/>
-          <w:szCs w:val="24"/>
-        </w:rPr>
-        <w:t>pacientes tiveram quadro infeccioso, com prontuário revisado pela CCIH, segue abaixo o quadro dos antibióticos utilizados nestes pacientes:</w:t>
+          <w:sz w:val="24"/>
+          <w:szCs w:val="24"/>
+        </w:rPr>
+        <w:t>RENCIA}}, {{TOTAL_PACIENTES_CCIH}} pacientes tiveram quadro infeccioso, com prontuário revisado pela CCIH, segue abaixo o quadro dos antibióticos utilizados nestes pacientes:</w:t>
       </w:r>
     </w:p>
     <w:p>
@@ -5407,7 +4773,6 @@
           <w:rFonts w:ascii="Times New Roman" w:eastAsia="Times New Roman" w:hAnsi="Times New Roman" w:cs="Times New Roman"/>
           <w:b/>
           <w:bCs/>
-          <w:color w:val="000000" w:themeColor="text1"/>
           <w:sz w:val="24"/>
           <w:szCs w:val="24"/>
         </w:rPr>
@@ -5417,7 +4782,6 @@
           <w:rFonts w:ascii="Times New Roman" w:eastAsia="Times New Roman" w:hAnsi="Times New Roman" w:cs="Times New Roman"/>
           <w:b/>
           <w:bCs/>
-          <w:color w:val="000000" w:themeColor="text1"/>
           <w:sz w:val="24"/>
           <w:szCs w:val="24"/>
         </w:rPr>
@@ -5428,7 +4792,6 @@
           <w:rFonts w:ascii="Times New Roman" w:eastAsia="Times New Roman" w:hAnsi="Times New Roman" w:cs="Times New Roman"/>
           <w:b/>
           <w:bCs/>
-          <w:color w:val="000000" w:themeColor="text1"/>
           <w:sz w:val="24"/>
           <w:szCs w:val="24"/>
         </w:rPr>
@@ -5440,7 +4803,6 @@
           <w:rFonts w:ascii="Times New Roman" w:eastAsia="Times New Roman" w:hAnsi="Times New Roman" w:cs="Times New Roman"/>
           <w:b/>
           <w:bCs/>
-          <w:color w:val="000000" w:themeColor="text1"/>
           <w:sz w:val="24"/>
           <w:szCs w:val="24"/>
         </w:rPr>
@@ -5452,7 +4814,6 @@
           <w:rFonts w:ascii="Times New Roman" w:eastAsia="Times New Roman" w:hAnsi="Times New Roman" w:cs="Times New Roman"/>
           <w:b/>
           <w:bCs/>
-          <w:color w:val="000000" w:themeColor="text1"/>
           <w:sz w:val="24"/>
           <w:szCs w:val="24"/>
         </w:rPr>
@@ -5463,7 +4824,6 @@
           <w:rFonts w:ascii="Times New Roman" w:eastAsia="Times New Roman" w:hAnsi="Times New Roman" w:cs="Times New Roman"/>
           <w:b/>
           <w:bCs/>
-          <w:color w:val="000000" w:themeColor="text1"/>
           <w:sz w:val="24"/>
           <w:szCs w:val="24"/>
         </w:rPr>
@@ -5474,7 +4834,6 @@
           <w:rFonts w:ascii="Times New Roman" w:eastAsia="Times New Roman" w:hAnsi="Times New Roman" w:cs="Times New Roman"/>
           <w:b/>
           <w:bCs/>
-          <w:color w:val="000000" w:themeColor="text1"/>
           <w:sz w:val="24"/>
           <w:szCs w:val="24"/>
         </w:rPr>
@@ -5486,7 +4845,6 @@
           <w:rFonts w:ascii="Times New Roman" w:eastAsia="Times New Roman" w:hAnsi="Times New Roman" w:cs="Times New Roman"/>
           <w:b/>
           <w:bCs/>
-          <w:color w:val="000000" w:themeColor="text1"/>
           <w:sz w:val="24"/>
           <w:szCs w:val="24"/>
         </w:rPr>
@@ -5497,7 +4855,6 @@
           <w:rFonts w:ascii="Times New Roman" w:eastAsia="Times New Roman" w:hAnsi="Times New Roman" w:cs="Times New Roman"/>
           <w:b/>
           <w:bCs/>
-          <w:color w:val="000000" w:themeColor="text1"/>
           <w:sz w:val="24"/>
           <w:szCs w:val="24"/>
         </w:rPr>
@@ -5508,7 +4865,6 @@
           <w:rFonts w:ascii="Times New Roman" w:eastAsia="Times New Roman" w:hAnsi="Times New Roman" w:cs="Times New Roman"/>
           <w:b/>
           <w:bCs/>
-          <w:color w:val="000000" w:themeColor="text1"/>
           <w:sz w:val="24"/>
           <w:szCs w:val="24"/>
         </w:rPr>
@@ -5520,7 +4876,6 @@
           <w:rFonts w:ascii="Times New Roman" w:eastAsia="Times New Roman" w:hAnsi="Times New Roman" w:cs="Times New Roman"/>
           <w:b/>
           <w:bCs/>
-          <w:color w:val="000000" w:themeColor="text1"/>
           <w:sz w:val="24"/>
           <w:szCs w:val="24"/>
         </w:rPr>
@@ -5532,7 +4887,6 @@
           <w:rFonts w:ascii="Times New Roman" w:eastAsia="Times New Roman" w:hAnsi="Times New Roman" w:cs="Times New Roman"/>
           <w:b/>
           <w:bCs/>
-          <w:color w:val="000000" w:themeColor="text1"/>
           <w:sz w:val="24"/>
           <w:szCs w:val="24"/>
         </w:rPr>
@@ -5544,7 +4898,6 @@
           <w:rFonts w:ascii="Times New Roman" w:eastAsia="Times New Roman" w:hAnsi="Times New Roman" w:cs="Times New Roman"/>
           <w:b/>
           <w:bCs/>
-          <w:color w:val="000000" w:themeColor="text1"/>
           <w:sz w:val="24"/>
           <w:szCs w:val="24"/>
         </w:rPr>
@@ -5556,7 +4909,6 @@
           <w:rFonts w:ascii="Times New Roman" w:eastAsia="Times New Roman" w:hAnsi="Times New Roman" w:cs="Times New Roman"/>
           <w:b/>
           <w:bCs/>
-          <w:color w:val="000000" w:themeColor="text1"/>
           <w:sz w:val="24"/>
           <w:szCs w:val="24"/>
         </w:rPr>
@@ -5568,7 +4920,6 @@
           <w:rFonts w:ascii="Times New Roman" w:eastAsia="Times New Roman" w:hAnsi="Times New Roman" w:cs="Times New Roman"/>
           <w:b/>
           <w:bCs/>
-          <w:color w:val="000000" w:themeColor="text1"/>
           <w:sz w:val="24"/>
           <w:szCs w:val="24"/>
         </w:rPr>
@@ -5587,7 +4938,6 @@
           <w:rFonts w:ascii="Times New Roman" w:eastAsia="Times New Roman" w:hAnsi="Times New Roman" w:cs="Times New Roman"/>
           <w:b/>
           <w:bCs/>
-          <w:color w:val="000000" w:themeColor="text1"/>
           <w:sz w:val="24"/>
           <w:szCs w:val="24"/>
           <w:u w:val="single"/>
@@ -5598,7 +4948,6 @@
           <w:rFonts w:ascii="Times New Roman" w:eastAsia="Times New Roman" w:hAnsi="Times New Roman" w:cs="Times New Roman"/>
           <w:b/>
           <w:bCs/>
-          <w:color w:val="000000" w:themeColor="text1"/>
           <w:sz w:val="24"/>
           <w:szCs w:val="24"/>
           <w:u w:val="single"/>
@@ -5609,7 +4958,6 @@
       <w:r>
         <w:rPr>
           <w:rFonts w:ascii="Times New Roman" w:eastAsia="Times New Roman" w:hAnsi="Times New Roman" w:cs="Times New Roman"/>
-          <w:color w:val="000000" w:themeColor="text1"/>
           <w:sz w:val="24"/>
           <w:szCs w:val="24"/>
         </w:rPr>
@@ -5774,7 +5122,6 @@
           <w:rFonts w:ascii="Calibri" w:eastAsia="Calibri" w:hAnsi="Calibri" w:cs="Calibri"/>
           <w:b/>
           <w:bCs/>
-          <w:color w:val="000000" w:themeColor="text1"/>
           <w:sz w:val="28"/>
           <w:szCs w:val="28"/>
         </w:rPr>
@@ -5784,7 +5131,6 @@
           <w:rFonts w:ascii="Calibri" w:eastAsia="Calibri" w:hAnsi="Calibri" w:cs="Calibri"/>
           <w:b/>
           <w:bCs/>
-          <w:color w:val="000000" w:themeColor="text1"/>
           <w:sz w:val="28"/>
           <w:szCs w:val="28"/>
         </w:rPr>
@@ -5801,7 +5147,6 @@
           <w:rFonts w:ascii="Times New Roman" w:eastAsia="Times New Roman" w:hAnsi="Times New Roman" w:cs="Times New Roman"/>
           <w:b/>
           <w:bCs/>
-          <w:color w:val="000000" w:themeColor="text1"/>
           <w:sz w:val="24"/>
           <w:szCs w:val="24"/>
           <w:u w:val="single"/>
@@ -5810,7 +5155,6 @@
       <w:r>
         <w:rPr>
           <w:rFonts w:ascii="Times New Roman" w:eastAsia="Times New Roman" w:hAnsi="Times New Roman" w:cs="Times New Roman"/>
-          <w:color w:val="000000" w:themeColor="text1"/>
           <w:sz w:val="24"/>
           <w:szCs w:val="24"/>
         </w:rPr>
@@ -5819,7 +5163,6 @@
       <w:r>
         <w:rPr>
           <w:rFonts w:ascii="Times New Roman" w:eastAsia="Times New Roman" w:hAnsi="Times New Roman" w:cs="Times New Roman"/>
-          <w:color w:val="000000" w:themeColor="text1"/>
           <w:sz w:val="24"/>
           <w:szCs w:val="24"/>
         </w:rPr>
@@ -5829,7 +5172,6 @@
       <w:r>
         <w:rPr>
           <w:rFonts w:ascii="Times New Roman" w:eastAsia="Times New Roman" w:hAnsi="Times New Roman" w:cs="Times New Roman"/>
-          <w:color w:val="000000" w:themeColor="text1"/>
           <w:sz w:val="24"/>
           <w:szCs w:val="24"/>
         </w:rPr>
@@ -5839,7 +5181,6 @@
       <w:r>
         <w:rPr>
           <w:rFonts w:ascii="Times New Roman" w:eastAsia="Times New Roman" w:hAnsi="Times New Roman" w:cs="Times New Roman"/>
-          <w:color w:val="000000" w:themeColor="text1"/>
           <w:sz w:val="24"/>
           <w:szCs w:val="24"/>
         </w:rPr>
@@ -5848,7 +5189,6 @@
       <w:r>
         <w:rPr>
           <w:rFonts w:ascii="Times New Roman" w:eastAsia="Times New Roman" w:hAnsi="Times New Roman" w:cs="Times New Roman"/>
-          <w:color w:val="000000" w:themeColor="text1"/>
           <w:sz w:val="24"/>
           <w:szCs w:val="24"/>
         </w:rPr>
@@ -5857,7 +5197,6 @@
       <w:r>
         <w:rPr>
           <w:rFonts w:ascii="Times New Roman" w:eastAsia="Times New Roman" w:hAnsi="Times New Roman" w:cs="Times New Roman"/>
-          <w:color w:val="000000" w:themeColor="text1"/>
           <w:sz w:val="24"/>
           <w:szCs w:val="24"/>
         </w:rPr>
@@ -5867,7 +5206,6 @@
       <w:r>
         <w:rPr>
           <w:rFonts w:ascii="Times New Roman" w:eastAsia="Times New Roman" w:hAnsi="Times New Roman" w:cs="Times New Roman"/>
-          <w:color w:val="000000" w:themeColor="text1"/>
           <w:sz w:val="24"/>
           <w:szCs w:val="24"/>
         </w:rPr>
@@ -5876,7 +5214,6 @@
       <w:r>
         <w:rPr>
           <w:rFonts w:ascii="Times New Roman" w:eastAsia="Times New Roman" w:hAnsi="Times New Roman" w:cs="Times New Roman"/>
-          <w:color w:val="000000" w:themeColor="text1"/>
           <w:sz w:val="24"/>
           <w:szCs w:val="24"/>
         </w:rPr>
@@ -5885,7 +5222,6 @@
       <w:r>
         <w:rPr>
           <w:rFonts w:ascii="Times New Roman" w:eastAsia="Times New Roman" w:hAnsi="Times New Roman" w:cs="Times New Roman"/>
-          <w:color w:val="000000" w:themeColor="text1"/>
           <w:sz w:val="24"/>
           <w:szCs w:val="24"/>
         </w:rPr>
@@ -5895,7 +5231,6 @@
       <w:r>
         <w:rPr>
           <w:rFonts w:ascii="Times New Roman" w:eastAsia="Times New Roman" w:hAnsi="Times New Roman" w:cs="Times New Roman"/>
-          <w:color w:val="000000" w:themeColor="text1"/>
           <w:sz w:val="24"/>
           <w:szCs w:val="24"/>
         </w:rPr>
@@ -5905,7 +5240,6 @@
       <w:r>
         <w:rPr>
           <w:rFonts w:ascii="Times New Roman" w:eastAsia="Times New Roman" w:hAnsi="Times New Roman" w:cs="Times New Roman"/>
-          <w:color w:val="000000" w:themeColor="text1"/>
           <w:sz w:val="24"/>
           <w:szCs w:val="24"/>
         </w:rPr>
@@ -5915,7 +5249,6 @@
       <w:r>
         <w:rPr>
           <w:rFonts w:ascii="Times New Roman" w:eastAsia="Times New Roman" w:hAnsi="Times New Roman" w:cs="Times New Roman"/>
-          <w:color w:val="000000" w:themeColor="text1"/>
           <w:sz w:val="24"/>
           <w:szCs w:val="24"/>
         </w:rPr>
@@ -5925,7 +5258,6 @@
       <w:r>
         <w:rPr>
           <w:rFonts w:ascii="Times New Roman" w:eastAsia="Times New Roman" w:hAnsi="Times New Roman" w:cs="Times New Roman"/>
-          <w:color w:val="000000" w:themeColor="text1"/>
           <w:sz w:val="24"/>
           <w:szCs w:val="24"/>
         </w:rPr>
@@ -5935,7 +5267,6 @@
       <w:r>
         <w:rPr>
           <w:rFonts w:ascii="Times New Roman" w:eastAsia="Times New Roman" w:hAnsi="Times New Roman" w:cs="Times New Roman"/>
-          <w:color w:val="000000" w:themeColor="text1"/>
           <w:sz w:val="24"/>
           <w:szCs w:val="24"/>
         </w:rPr>
@@ -6009,70 +5340,40 @@
         <w:spacing w:line="360" w:lineRule="auto"/>
         <w:ind w:left="-1276" w:right="-1319"/>
         <w:jc w:val="center"/>
-        <w:rPr>
-          <w:color w:val="000000" w:themeColor="text1"/>
-        </w:rPr>
-      </w:pPr>
-      <w:r>
-        <w:rPr>
-          <w:color w:val="000000" w:themeColor="text1"/>
-        </w:rPr>
+      </w:pPr>
+      <w:r>
         <w:t xml:space="preserve">{% for </w:t>
       </w:r>
       <w:proofErr w:type="spellStart"/>
       <w:r>
-        <w:rPr>
-          <w:color w:val="000000" w:themeColor="text1"/>
-        </w:rPr>
         <w:t>img</w:t>
       </w:r>
       <w:proofErr w:type="spellEnd"/>
       <w:r>
-        <w:rPr>
-          <w:color w:val="000000" w:themeColor="text1"/>
-        </w:rPr>
         <w:t xml:space="preserve"> in IMAGEM_MELHORIAS </w:t>
       </w:r>
       <w:proofErr w:type="gramStart"/>
       <w:r>
-        <w:rPr>
-          <w:color w:val="000000" w:themeColor="text1"/>
-        </w:rPr>
         <w:t>%}{</w:t>
       </w:r>
       <w:proofErr w:type="gramEnd"/>
       <w:r>
-        <w:rPr>
-          <w:color w:val="000000" w:themeColor="text1"/>
-        </w:rPr>
         <w:t xml:space="preserve">{ </w:t>
       </w:r>
       <w:proofErr w:type="spellStart"/>
       <w:r>
-        <w:rPr>
-          <w:color w:val="000000" w:themeColor="text1"/>
-        </w:rPr>
         <w:t>img</w:t>
       </w:r>
       <w:proofErr w:type="spellEnd"/>
       <w:r>
-        <w:rPr>
-          <w:color w:val="000000" w:themeColor="text1"/>
-        </w:rPr>
         <w:t xml:space="preserve"> }}{% </w:t>
       </w:r>
       <w:proofErr w:type="spellStart"/>
       <w:r>
-        <w:rPr>
-          <w:color w:val="000000" w:themeColor="text1"/>
-        </w:rPr>
         <w:t>endfor</w:t>
       </w:r>
       <w:proofErr w:type="spellEnd"/>
       <w:r>
-        <w:rPr>
-          <w:color w:val="000000" w:themeColor="text1"/>
-        </w:rPr>
         <w:t xml:space="preserve"> %}</w:t>
       </w:r>
     </w:p>
@@ -6082,7 +5383,6 @@
         <w:jc w:val="center"/>
         <w:rPr>
           <w:rFonts w:ascii="Calibri" w:eastAsia="Calibri" w:hAnsi="Calibri" w:cs="Calibri"/>
-          <w:color w:val="000000" w:themeColor="text1"/>
         </w:rPr>
       </w:pPr>
     </w:p>
@@ -6118,7 +5418,6 @@
         <w:spacing w:line="240" w:lineRule="auto"/>
         <w:rPr>
           <w:rFonts w:ascii="Times New Roman" w:eastAsia="Times New Roman" w:hAnsi="Times New Roman" w:cs="Times New Roman"/>
-          <w:color w:val="000000" w:themeColor="text1"/>
         </w:rPr>
       </w:pPr>
     </w:p>
@@ -6129,15 +5428,13 @@
         <w:jc w:val="both"/>
         <w:rPr>
           <w:rFonts w:ascii="Times New Roman" w:eastAsia="Times New Roman" w:hAnsi="Times New Roman" w:cs="Times New Roman"/>
-          <w:color w:val="000000" w:themeColor="text1"/>
-          <w:sz w:val="24"/>
-          <w:szCs w:val="24"/>
-        </w:rPr>
-      </w:pPr>
-      <w:r>
-        <w:rPr>
-          <w:rFonts w:ascii="Times New Roman" w:eastAsia="Times New Roman" w:hAnsi="Times New Roman" w:cs="Times New Roman"/>
-          <w:color w:val="000000" w:themeColor="text1"/>
+          <w:sz w:val="24"/>
+          <w:szCs w:val="24"/>
+        </w:rPr>
+      </w:pPr>
+      <w:r>
+        <w:rPr>
+          <w:rFonts w:ascii="Times New Roman" w:eastAsia="Times New Roman" w:hAnsi="Times New Roman" w:cs="Times New Roman"/>
           <w:sz w:val="24"/>
           <w:szCs w:val="24"/>
         </w:rPr>
@@ -6148,14 +5445,12 @@
           <w:rFonts w:ascii="Times New Roman" w:eastAsia="Times New Roman" w:hAnsi="Times New Roman" w:cs="Times New Roman"/>
           <w:b/>
           <w:bCs/>
-          <w:color w:val="000000" w:themeColor="text1"/>
         </w:rPr>
         <w:t>em Anexo IV junto às escalas dos profissionais</w:t>
       </w:r>
       <w:r>
         <w:rPr>
           <w:rFonts w:ascii="Times New Roman" w:eastAsia="Times New Roman" w:hAnsi="Times New Roman" w:cs="Times New Roman"/>
-          <w:color w:val="000000" w:themeColor="text1"/>
           <w:sz w:val="24"/>
           <w:szCs w:val="24"/>
         </w:rPr>
@@ -6168,7 +5463,6 @@
         <w:jc w:val="both"/>
         <w:rPr>
           <w:rFonts w:ascii="Times New Roman" w:eastAsia="Times New Roman" w:hAnsi="Times New Roman" w:cs="Times New Roman"/>
-          <w:color w:val="000000" w:themeColor="text1"/>
           <w:sz w:val="2"/>
           <w:szCs w:val="2"/>
         </w:rPr>
@@ -6189,7 +5483,6 @@
           <w:rFonts w:ascii="Times New Roman" w:eastAsia="Times New Roman" w:hAnsi="Times New Roman" w:cs="Times New Roman"/>
           <w:b/>
           <w:bCs/>
-          <w:color w:val="000000" w:themeColor="text1"/>
           <w:sz w:val="24"/>
           <w:szCs w:val="24"/>
           <w:u w:val="single"/>
@@ -6200,7 +5493,6 @@
           <w:rFonts w:ascii="Times New Roman" w:eastAsia="Times New Roman" w:hAnsi="Times New Roman" w:cs="Times New Roman"/>
           <w:b/>
           <w:bCs/>
-          <w:color w:val="000000" w:themeColor="text1"/>
           <w:sz w:val="24"/>
           <w:szCs w:val="24"/>
           <w:u w:val="single"/>
@@ -6218,7 +5510,6 @@
           <w:rFonts w:ascii="Times New Roman" w:eastAsia="Times New Roman" w:hAnsi="Times New Roman" w:cs="Times New Roman"/>
           <w:b/>
           <w:bCs/>
-          <w:color w:val="000000" w:themeColor="text1"/>
           <w:sz w:val="24"/>
           <w:szCs w:val="24"/>
         </w:rPr>
@@ -6235,7 +5526,6 @@
         <w:rPr>
           <w:rFonts w:ascii="Times New Roman" w:eastAsia="Times New Roman" w:hAnsi="Times New Roman" w:cs="Times New Roman"/>
           <w:bCs/>
-          <w:color w:val="000000" w:themeColor="text1"/>
           <w:sz w:val="24"/>
           <w:szCs w:val="24"/>
         </w:rPr>
@@ -6244,7 +5534,6 @@
         <w:rPr>
           <w:rFonts w:ascii="Times New Roman" w:eastAsia="Times New Roman" w:hAnsi="Times New Roman" w:cs="Times New Roman"/>
           <w:bCs/>
-          <w:color w:val="000000" w:themeColor="text1"/>
           <w:sz w:val="24"/>
           <w:szCs w:val="24"/>
         </w:rPr>
@@ -6254,7 +5543,6 @@
         <w:rPr>
           <w:rFonts w:ascii="Times New Roman" w:eastAsia="Times New Roman" w:hAnsi="Times New Roman" w:cs="Times New Roman"/>
           <w:bCs/>
-          <w:color w:val="000000" w:themeColor="text1"/>
           <w:sz w:val="24"/>
           <w:szCs w:val="24"/>
         </w:rPr>
@@ -6265,7 +5553,6 @@
         <w:rPr>
           <w:rFonts w:ascii="Times New Roman" w:eastAsia="Times New Roman" w:hAnsi="Times New Roman" w:cs="Times New Roman"/>
           <w:bCs/>
-          <w:color w:val="000000" w:themeColor="text1"/>
           <w:sz w:val="24"/>
           <w:szCs w:val="24"/>
         </w:rPr>
@@ -6276,7 +5563,6 @@
         <w:rPr>
           <w:rFonts w:ascii="Times New Roman" w:eastAsia="Times New Roman" w:hAnsi="Times New Roman" w:cs="Times New Roman"/>
           <w:bCs/>
-          <w:color w:val="000000" w:themeColor="text1"/>
           <w:sz w:val="24"/>
           <w:szCs w:val="24"/>
         </w:rPr>
@@ -6286,7 +5572,6 @@
         <w:rPr>
           <w:rFonts w:ascii="Times New Roman" w:eastAsia="Times New Roman" w:hAnsi="Times New Roman" w:cs="Times New Roman"/>
           <w:bCs/>
-          <w:color w:val="000000" w:themeColor="text1"/>
           <w:sz w:val="24"/>
           <w:szCs w:val="24"/>
         </w:rPr>
@@ -6296,7 +5581,6 @@
         <w:rPr>
           <w:rFonts w:ascii="Times New Roman" w:eastAsia="Times New Roman" w:hAnsi="Times New Roman" w:cs="Times New Roman"/>
           <w:bCs/>
-          <w:color w:val="000000" w:themeColor="text1"/>
           <w:sz w:val="24"/>
           <w:szCs w:val="24"/>
         </w:rPr>
@@ -6307,7 +5591,6 @@
         <w:rPr>
           <w:rFonts w:ascii="Times New Roman" w:eastAsia="Times New Roman" w:hAnsi="Times New Roman" w:cs="Times New Roman"/>
           <w:bCs/>
-          <w:color w:val="000000" w:themeColor="text1"/>
           <w:sz w:val="24"/>
           <w:szCs w:val="24"/>
         </w:rPr>
@@ -6317,7 +5600,6 @@
         <w:rPr>
           <w:rFonts w:ascii="Times New Roman" w:eastAsia="Times New Roman" w:hAnsi="Times New Roman" w:cs="Times New Roman"/>
           <w:bCs/>
-          <w:color w:val="000000" w:themeColor="text1"/>
           <w:sz w:val="24"/>
           <w:szCs w:val="24"/>
         </w:rPr>
@@ -6327,7 +5609,6 @@
         <w:rPr>
           <w:rFonts w:ascii="Times New Roman" w:eastAsia="Times New Roman" w:hAnsi="Times New Roman" w:cs="Times New Roman"/>
           <w:bCs/>
-          <w:color w:val="000000" w:themeColor="text1"/>
           <w:sz w:val="24"/>
           <w:szCs w:val="24"/>
         </w:rPr>
@@ -6338,7 +5619,6 @@
         <w:rPr>
           <w:rFonts w:ascii="Times New Roman" w:eastAsia="Times New Roman" w:hAnsi="Times New Roman" w:cs="Times New Roman"/>
           <w:bCs/>
-          <w:color w:val="000000" w:themeColor="text1"/>
           <w:sz w:val="24"/>
           <w:szCs w:val="24"/>
         </w:rPr>
@@ -6349,7 +5629,6 @@
         <w:rPr>
           <w:rFonts w:ascii="Times New Roman" w:eastAsia="Times New Roman" w:hAnsi="Times New Roman" w:cs="Times New Roman"/>
           <w:bCs/>
-          <w:color w:val="000000" w:themeColor="text1"/>
           <w:sz w:val="24"/>
           <w:szCs w:val="24"/>
         </w:rPr>
@@ -6360,7 +5639,6 @@
         <w:rPr>
           <w:rFonts w:ascii="Times New Roman" w:eastAsia="Times New Roman" w:hAnsi="Times New Roman" w:cs="Times New Roman"/>
           <w:bCs/>
-          <w:color w:val="000000" w:themeColor="text1"/>
           <w:sz w:val="24"/>
           <w:szCs w:val="24"/>
         </w:rPr>
@@ -6371,7 +5649,6 @@
         <w:rPr>
           <w:rFonts w:ascii="Times New Roman" w:eastAsia="Times New Roman" w:hAnsi="Times New Roman" w:cs="Times New Roman"/>
           <w:bCs/>
-          <w:color w:val="000000" w:themeColor="text1"/>
           <w:sz w:val="24"/>
           <w:szCs w:val="24"/>
         </w:rPr>
@@ -6382,7 +5659,6 @@
         <w:rPr>
           <w:rFonts w:ascii="Times New Roman" w:eastAsia="Times New Roman" w:hAnsi="Times New Roman" w:cs="Times New Roman"/>
           <w:bCs/>
-          <w:color w:val="000000" w:themeColor="text1"/>
           <w:sz w:val="24"/>
           <w:szCs w:val="24"/>
         </w:rPr>
@@ -6397,79 +5673,43 @@
         <w:jc w:val="center"/>
         <w:rPr>
           <w:rFonts w:ascii="Times New Roman" w:eastAsia="Times New Roman" w:hAnsi="Times New Roman" w:cs="Times New Roman"/>
-          <w:color w:val="000000" w:themeColor="text1"/>
-          <w:sz w:val="24"/>
-          <w:szCs w:val="24"/>
-        </w:rPr>
-      </w:pPr>
-      <w:r>
-        <w:rPr>
-          <w:color w:val="000000" w:themeColor="text1"/>
-        </w:rPr>
+          <w:sz w:val="24"/>
+          <w:szCs w:val="24"/>
+        </w:rPr>
+      </w:pPr>
+      <w:r>
         <w:t xml:space="preserve">{% for </w:t>
       </w:r>
       <w:proofErr w:type="spellStart"/>
       <w:r>
-        <w:rPr>
-          <w:color w:val="000000" w:themeColor="text1"/>
-        </w:rPr>
         <w:t>img</w:t>
       </w:r>
       <w:proofErr w:type="spellEnd"/>
       <w:r>
-        <w:rPr>
-          <w:color w:val="000000" w:themeColor="text1"/>
-        </w:rPr>
-        <w:t xml:space="preserve"> in PDF_OUV</w:t>
-      </w:r>
-      <w:bookmarkStart w:id="12" w:name="_GoBack"/>
-      <w:bookmarkEnd w:id="12"/>
-      <w:r>
-        <w:rPr>
-          <w:color w:val="000000" w:themeColor="text1"/>
-        </w:rPr>
-        <w:t xml:space="preserve">IDORIA_INTERNA </w:t>
+        <w:t xml:space="preserve"> in PDF_OUVIDORIA_INTERNA </w:t>
       </w:r>
       <w:proofErr w:type="gramStart"/>
       <w:r>
-        <w:rPr>
-          <w:color w:val="000000" w:themeColor="text1"/>
-        </w:rPr>
         <w:t>%}{</w:t>
       </w:r>
       <w:proofErr w:type="gramEnd"/>
       <w:r>
-        <w:rPr>
-          <w:color w:val="000000" w:themeColor="text1"/>
-        </w:rPr>
         <w:t xml:space="preserve">{ </w:t>
       </w:r>
       <w:proofErr w:type="spellStart"/>
       <w:r>
-        <w:rPr>
-          <w:color w:val="000000" w:themeColor="text1"/>
-        </w:rPr>
         <w:t>img</w:t>
       </w:r>
       <w:proofErr w:type="spellEnd"/>
       <w:r>
-        <w:rPr>
-          <w:color w:val="000000" w:themeColor="text1"/>
-        </w:rPr>
         <w:t xml:space="preserve"> }}{% </w:t>
       </w:r>
       <w:proofErr w:type="spellStart"/>
       <w:r>
-        <w:rPr>
-          <w:color w:val="000000" w:themeColor="text1"/>
-        </w:rPr>
         <w:t>endfor</w:t>
       </w:r>
       <w:proofErr w:type="spellEnd"/>
       <w:r>
-        <w:rPr>
-          <w:color w:val="000000" w:themeColor="text1"/>
-        </w:rPr>
         <w:t xml:space="preserve"> %}</w:t>
       </w:r>
     </w:p>
@@ -6493,19 +5733,17 @@
           <w:rFonts w:ascii="Times New Roman" w:eastAsia="Times New Roman" w:hAnsi="Times New Roman" w:cs="Times New Roman"/>
           <w:b/>
           <w:bCs/>
-          <w:color w:val="000000" w:themeColor="text1"/>
-        </w:rPr>
-      </w:pPr>
-      <w:bookmarkStart w:id="13" w:name="_nm9kk873097" w:colFirst="0" w:colLast="0"/>
-      <w:bookmarkStart w:id="14" w:name="_njzaed7apcmu" w:colFirst="0" w:colLast="0"/>
+        </w:rPr>
+      </w:pPr>
+      <w:bookmarkStart w:id="12" w:name="_nm9kk873097" w:colFirst="0" w:colLast="0"/>
+      <w:bookmarkStart w:id="13" w:name="_njzaed7apcmu" w:colFirst="0" w:colLast="0"/>
+      <w:bookmarkEnd w:id="12"/>
       <w:bookmarkEnd w:id="13"/>
-      <w:bookmarkEnd w:id="14"/>
       <w:r>
         <w:rPr>
           <w:rFonts w:ascii="Times New Roman" w:eastAsia="Times New Roman" w:hAnsi="Times New Roman" w:cs="Times New Roman"/>
           <w:b/>
           <w:bCs/>
-          <w:color w:val="000000" w:themeColor="text1"/>
           <w:sz w:val="22"/>
           <w:szCs w:val="22"/>
         </w:rPr>
@@ -6524,15 +5762,13 @@
         <w:jc w:val="both"/>
         <w:rPr>
           <w:rFonts w:ascii="Times New Roman" w:eastAsia="Times New Roman" w:hAnsi="Times New Roman" w:cs="Times New Roman"/>
-          <w:color w:val="FF0000"/>
-          <w:sz w:val="24"/>
-          <w:szCs w:val="24"/>
-        </w:rPr>
-      </w:pPr>
-      <w:r>
-        <w:rPr>
-          <w:rFonts w:ascii="Times New Roman" w:eastAsia="Times New Roman" w:hAnsi="Times New Roman" w:cs="Times New Roman"/>
-          <w:color w:val="000000" w:themeColor="text1"/>
+          <w:sz w:val="24"/>
+          <w:szCs w:val="24"/>
+        </w:rPr>
+      </w:pPr>
+      <w:r>
+        <w:rPr>
+          <w:rFonts w:ascii="Times New Roman" w:eastAsia="Times New Roman" w:hAnsi="Times New Roman" w:cs="Times New Roman"/>
           <w:sz w:val="24"/>
           <w:szCs w:val="24"/>
         </w:rPr>
@@ -6543,7 +5779,6 @@
       <w:r>
         <w:rPr>
           <w:rFonts w:ascii="Times New Roman" w:eastAsia="Times New Roman" w:hAnsi="Times New Roman" w:cs="Times New Roman"/>
-          <w:color w:val="000000" w:themeColor="text1"/>
           <w:sz w:val="24"/>
           <w:szCs w:val="24"/>
         </w:rPr>
@@ -6553,20 +5788,10 @@
       <w:r>
         <w:rPr>
           <w:rFonts w:ascii="Times New Roman" w:eastAsia="Times New Roman" w:hAnsi="Times New Roman" w:cs="Times New Roman"/>
-          <w:color w:val="000000" w:themeColor="text1"/>
-          <w:sz w:val="24"/>
-          <w:szCs w:val="24"/>
-        </w:rPr>
-        <w:t xml:space="preserve"> Saúde no mês </w:t>
-      </w:r>
-      <w:r>
-        <w:rPr>
-          <w:rFonts w:ascii="Times New Roman" w:eastAsia="Times New Roman" w:hAnsi="Times New Roman" w:cs="Times New Roman"/>
-          <w:color w:val="FF0000"/>
-          <w:sz w:val="24"/>
-          <w:szCs w:val="24"/>
-        </w:rPr>
-        <w:t>de {{SISTEMA_MES_REFERENCIA}}:</w:t>
+          <w:sz w:val="24"/>
+          <w:szCs w:val="24"/>
+        </w:rPr>
+        <w:t xml:space="preserve"> Saúde no mês de {{SISTEMA_MES_REFERENCIA}}:</w:t>
       </w:r>
     </w:p>
     <w:p>
@@ -6577,15 +5802,13 @@
         <w:jc w:val="center"/>
         <w:rPr>
           <w:rFonts w:ascii="Times New Roman" w:eastAsia="Times New Roman" w:hAnsi="Times New Roman" w:cs="Times New Roman"/>
-          <w:color w:val="000000" w:themeColor="text1"/>
-          <w:sz w:val="24"/>
-          <w:szCs w:val="24"/>
-        </w:rPr>
-      </w:pPr>
-      <w:r>
-        <w:rPr>
-          <w:rFonts w:ascii="Times New Roman" w:eastAsia="Times New Roman" w:hAnsi="Times New Roman" w:cs="Times New Roman"/>
-          <w:color w:val="000000" w:themeColor="text1"/>
+          <w:sz w:val="24"/>
+          <w:szCs w:val="24"/>
+        </w:rPr>
+      </w:pPr>
+      <w:r>
+        <w:rPr>
+          <w:rFonts w:ascii="Times New Roman" w:eastAsia="Times New Roman" w:hAnsi="Times New Roman" w:cs="Times New Roman"/>
           <w:sz w:val="24"/>
           <w:szCs w:val="24"/>
         </w:rPr>
@@ -6594,7 +5817,6 @@
       <w:r>
         <w:rPr>
           <w:rFonts w:ascii="Times New Roman" w:eastAsia="Times New Roman" w:hAnsi="Times New Roman" w:cs="Times New Roman"/>
-          <w:color w:val="000000" w:themeColor="text1"/>
           <w:sz w:val="24"/>
           <w:szCs w:val="24"/>
         </w:rPr>
@@ -6604,7 +5826,6 @@
       <w:r>
         <w:rPr>
           <w:rFonts w:ascii="Times New Roman" w:eastAsia="Times New Roman" w:hAnsi="Times New Roman" w:cs="Times New Roman"/>
-          <w:color w:val="000000" w:themeColor="text1"/>
           <w:sz w:val="24"/>
           <w:szCs w:val="24"/>
         </w:rPr>
@@ -6614,7 +5835,6 @@
       <w:r>
         <w:rPr>
           <w:rFonts w:ascii="Times New Roman" w:eastAsia="Times New Roman" w:hAnsi="Times New Roman" w:cs="Times New Roman"/>
-          <w:color w:val="000000" w:themeColor="text1"/>
           <w:sz w:val="24"/>
           <w:szCs w:val="24"/>
         </w:rPr>
@@ -6623,7 +5843,6 @@
       <w:r>
         <w:rPr>
           <w:rFonts w:ascii="Times New Roman" w:eastAsia="Times New Roman" w:hAnsi="Times New Roman" w:cs="Times New Roman"/>
-          <w:color w:val="000000" w:themeColor="text1"/>
           <w:sz w:val="24"/>
           <w:szCs w:val="24"/>
         </w:rPr>
@@ -6632,7 +5851,6 @@
       <w:r>
         <w:rPr>
           <w:rFonts w:ascii="Times New Roman" w:eastAsia="Times New Roman" w:hAnsi="Times New Roman" w:cs="Times New Roman"/>
-          <w:color w:val="000000" w:themeColor="text1"/>
           <w:sz w:val="24"/>
           <w:szCs w:val="24"/>
         </w:rPr>
@@ -6642,7 +5860,6 @@
       <w:r>
         <w:rPr>
           <w:rFonts w:ascii="Times New Roman" w:eastAsia="Times New Roman" w:hAnsi="Times New Roman" w:cs="Times New Roman"/>
-          <w:color w:val="000000" w:themeColor="text1"/>
           <w:sz w:val="24"/>
           <w:szCs w:val="24"/>
         </w:rPr>
@@ -6651,7 +5868,6 @@
       <w:r>
         <w:rPr>
           <w:rFonts w:ascii="Times New Roman" w:eastAsia="Times New Roman" w:hAnsi="Times New Roman" w:cs="Times New Roman"/>
-          <w:color w:val="000000" w:themeColor="text1"/>
           <w:sz w:val="24"/>
           <w:szCs w:val="24"/>
         </w:rPr>
@@ -6660,7 +5876,6 @@
       <w:r>
         <w:rPr>
           <w:rFonts w:ascii="Times New Roman" w:eastAsia="Times New Roman" w:hAnsi="Times New Roman" w:cs="Times New Roman"/>
-          <w:color w:val="000000" w:themeColor="text1"/>
           <w:sz w:val="24"/>
           <w:szCs w:val="24"/>
         </w:rPr>
@@ -6670,7 +5885,6 @@
       <w:r>
         <w:rPr>
           <w:rFonts w:ascii="Times New Roman" w:eastAsia="Times New Roman" w:hAnsi="Times New Roman" w:cs="Times New Roman"/>
-          <w:color w:val="000000" w:themeColor="text1"/>
           <w:sz w:val="24"/>
           <w:szCs w:val="24"/>
         </w:rPr>
@@ -6680,7 +5894,6 @@
       <w:r>
         <w:rPr>
           <w:rFonts w:ascii="Times New Roman" w:eastAsia="Times New Roman" w:hAnsi="Times New Roman" w:cs="Times New Roman"/>
-          <w:color w:val="000000" w:themeColor="text1"/>
           <w:sz w:val="24"/>
           <w:szCs w:val="24"/>
         </w:rPr>
@@ -6690,7 +5903,6 @@
       <w:r>
         <w:rPr>
           <w:rFonts w:ascii="Times New Roman" w:eastAsia="Times New Roman" w:hAnsi="Times New Roman" w:cs="Times New Roman"/>
-          <w:color w:val="000000" w:themeColor="text1"/>
           <w:sz w:val="24"/>
           <w:szCs w:val="24"/>
         </w:rPr>
@@ -6700,7 +5912,6 @@
       <w:r>
         <w:rPr>
           <w:rFonts w:ascii="Times New Roman" w:eastAsia="Times New Roman" w:hAnsi="Times New Roman" w:cs="Times New Roman"/>
-          <w:color w:val="000000" w:themeColor="text1"/>
           <w:sz w:val="24"/>
           <w:szCs w:val="24"/>
         </w:rPr>
@@ -6710,7 +5921,6 @@
       <w:r>
         <w:rPr>
           <w:rFonts w:ascii="Times New Roman" w:eastAsia="Times New Roman" w:hAnsi="Times New Roman" w:cs="Times New Roman"/>
-          <w:color w:val="000000" w:themeColor="text1"/>
           <w:sz w:val="24"/>
           <w:szCs w:val="24"/>
         </w:rPr>
@@ -6724,15 +5934,13 @@
         <w:jc w:val="both"/>
         <w:rPr>
           <w:rFonts w:ascii="Times New Roman" w:eastAsia="Times New Roman" w:hAnsi="Times New Roman" w:cs="Times New Roman"/>
-          <w:color w:val="000000" w:themeColor="text1"/>
-          <w:sz w:val="24"/>
-          <w:szCs w:val="24"/>
-        </w:rPr>
-      </w:pPr>
-      <w:r>
-        <w:rPr>
-          <w:rFonts w:ascii="Times New Roman" w:eastAsia="Times New Roman" w:hAnsi="Times New Roman" w:cs="Times New Roman"/>
-          <w:color w:val="000000" w:themeColor="text1"/>
+          <w:sz w:val="24"/>
+          <w:szCs w:val="24"/>
+        </w:rPr>
+      </w:pPr>
+      <w:r>
+        <w:rPr>
+          <w:rFonts w:ascii="Times New Roman" w:eastAsia="Times New Roman" w:hAnsi="Times New Roman" w:cs="Times New Roman"/>
           <w:sz w:val="24"/>
           <w:szCs w:val="24"/>
         </w:rPr>
@@ -6746,15 +5954,13 @@
         <w:jc w:val="center"/>
         <w:rPr>
           <w:rFonts w:ascii="Times New Roman" w:eastAsia="Times New Roman" w:hAnsi="Times New Roman" w:cs="Times New Roman"/>
-          <w:color w:val="000000" w:themeColor="text1"/>
-          <w:sz w:val="24"/>
-          <w:szCs w:val="24"/>
-        </w:rPr>
-      </w:pPr>
-      <w:r>
-        <w:rPr>
-          <w:rFonts w:ascii="Times New Roman" w:eastAsia="Times New Roman" w:hAnsi="Times New Roman" w:cs="Times New Roman"/>
-          <w:color w:val="000000" w:themeColor="text1"/>
+          <w:sz w:val="24"/>
+          <w:szCs w:val="24"/>
+        </w:rPr>
+      </w:pPr>
+      <w:r>
+        <w:rPr>
+          <w:rFonts w:ascii="Times New Roman" w:eastAsia="Times New Roman" w:hAnsi="Times New Roman" w:cs="Times New Roman"/>
           <w:sz w:val="24"/>
           <w:szCs w:val="24"/>
         </w:rPr>
@@ -6763,7 +5969,6 @@
       <w:r>
         <w:rPr>
           <w:rFonts w:ascii="Times New Roman" w:eastAsia="Times New Roman" w:hAnsi="Times New Roman" w:cs="Times New Roman"/>
-          <w:color w:val="000000" w:themeColor="text1"/>
           <w:sz w:val="24"/>
           <w:szCs w:val="24"/>
         </w:rPr>
@@ -6773,7 +5978,6 @@
       <w:r>
         <w:rPr>
           <w:rFonts w:ascii="Times New Roman" w:eastAsia="Times New Roman" w:hAnsi="Times New Roman" w:cs="Times New Roman"/>
-          <w:color w:val="000000" w:themeColor="text1"/>
           <w:sz w:val="24"/>
           <w:szCs w:val="24"/>
         </w:rPr>
@@ -6783,7 +5987,6 @@
       <w:r>
         <w:rPr>
           <w:rFonts w:ascii="Times New Roman" w:eastAsia="Times New Roman" w:hAnsi="Times New Roman" w:cs="Times New Roman"/>
-          <w:color w:val="000000" w:themeColor="text1"/>
           <w:sz w:val="24"/>
           <w:szCs w:val="24"/>
         </w:rPr>
@@ -6792,7 +5995,6 @@
       <w:r>
         <w:rPr>
           <w:rFonts w:ascii="Times New Roman" w:eastAsia="Times New Roman" w:hAnsi="Times New Roman" w:cs="Times New Roman"/>
-          <w:color w:val="000000" w:themeColor="text1"/>
           <w:sz w:val="24"/>
           <w:szCs w:val="24"/>
         </w:rPr>
@@ -6801,7 +6003,6 @@
       <w:r>
         <w:rPr>
           <w:rFonts w:ascii="Times New Roman" w:eastAsia="Times New Roman" w:hAnsi="Times New Roman" w:cs="Times New Roman"/>
-          <w:color w:val="000000" w:themeColor="text1"/>
           <w:sz w:val="24"/>
           <w:szCs w:val="24"/>
         </w:rPr>
@@ -6810,7 +6011,6 @@
       <w:r>
         <w:rPr>
           <w:rFonts w:ascii="Times New Roman" w:eastAsia="Times New Roman" w:hAnsi="Times New Roman" w:cs="Times New Roman"/>
-          <w:color w:val="000000" w:themeColor="text1"/>
           <w:sz w:val="24"/>
           <w:szCs w:val="24"/>
         </w:rPr>
@@ -6819,7 +6019,6 @@
       <w:r>
         <w:rPr>
           <w:rFonts w:ascii="Times New Roman" w:eastAsia="Times New Roman" w:hAnsi="Times New Roman" w:cs="Times New Roman"/>
-          <w:color w:val="000000" w:themeColor="text1"/>
           <w:sz w:val="24"/>
           <w:szCs w:val="24"/>
         </w:rPr>
@@ -6829,7 +6028,6 @@
       <w:r>
         <w:rPr>
           <w:rFonts w:ascii="Times New Roman" w:eastAsia="Times New Roman" w:hAnsi="Times New Roman" w:cs="Times New Roman"/>
-          <w:color w:val="000000" w:themeColor="text1"/>
           <w:sz w:val="24"/>
           <w:szCs w:val="24"/>
         </w:rPr>
@@ -6838,7 +6036,6 @@
       <w:r>
         <w:rPr>
           <w:rFonts w:ascii="Times New Roman" w:eastAsia="Times New Roman" w:hAnsi="Times New Roman" w:cs="Times New Roman"/>
-          <w:color w:val="000000" w:themeColor="text1"/>
           <w:sz w:val="24"/>
           <w:szCs w:val="24"/>
         </w:rPr>
@@ -6847,7 +6044,6 @@
       <w:r>
         <w:rPr>
           <w:rFonts w:ascii="Times New Roman" w:eastAsia="Times New Roman" w:hAnsi="Times New Roman" w:cs="Times New Roman"/>
-          <w:color w:val="000000" w:themeColor="text1"/>
           <w:sz w:val="24"/>
           <w:szCs w:val="24"/>
         </w:rPr>
@@ -6857,7 +6053,6 @@
       <w:r>
         <w:rPr>
           <w:rFonts w:ascii="Times New Roman" w:eastAsia="Times New Roman" w:hAnsi="Times New Roman" w:cs="Times New Roman"/>
-          <w:color w:val="000000" w:themeColor="text1"/>
           <w:sz w:val="24"/>
           <w:szCs w:val="24"/>
         </w:rPr>
@@ -6867,7 +6062,6 @@
       <w:r>
         <w:rPr>
           <w:rFonts w:ascii="Times New Roman" w:eastAsia="Times New Roman" w:hAnsi="Times New Roman" w:cs="Times New Roman"/>
-          <w:color w:val="000000" w:themeColor="text1"/>
           <w:sz w:val="24"/>
           <w:szCs w:val="24"/>
         </w:rPr>
@@ -6877,7 +6071,6 @@
       <w:r>
         <w:rPr>
           <w:rFonts w:ascii="Times New Roman" w:eastAsia="Times New Roman" w:hAnsi="Times New Roman" w:cs="Times New Roman"/>
-          <w:color w:val="000000" w:themeColor="text1"/>
           <w:sz w:val="24"/>
           <w:szCs w:val="24"/>
         </w:rPr>
@@ -6887,7 +6080,6 @@
       <w:r>
         <w:rPr>
           <w:rFonts w:ascii="Times New Roman" w:eastAsia="Times New Roman" w:hAnsi="Times New Roman" w:cs="Times New Roman"/>
-          <w:color w:val="000000" w:themeColor="text1"/>
           <w:sz w:val="24"/>
           <w:szCs w:val="24"/>
         </w:rPr>
@@ -6897,7 +6089,6 @@
       <w:r>
         <w:rPr>
           <w:rFonts w:ascii="Times New Roman" w:eastAsia="Times New Roman" w:hAnsi="Times New Roman" w:cs="Times New Roman"/>
-          <w:color w:val="000000" w:themeColor="text1"/>
           <w:sz w:val="24"/>
           <w:szCs w:val="24"/>
         </w:rPr>
@@ -6921,8 +6112,8 @@
           <w:u w:val="single"/>
         </w:rPr>
       </w:pPr>
-      <w:bookmarkStart w:id="15" w:name="_wguvf7jdhyk8" w:colFirst="0" w:colLast="0"/>
-      <w:bookmarkEnd w:id="15"/>
+      <w:bookmarkStart w:id="14" w:name="_wguvf7jdhyk8" w:colFirst="0" w:colLast="0"/>
+      <w:bookmarkEnd w:id="14"/>
       <w:r>
         <w:rPr>
           <w:rFonts w:ascii="Times New Roman" w:hAnsi="Times New Roman" w:cs="Times New Roman"/>
@@ -6944,7 +6135,6 @@
           <w:rFonts w:ascii="Times New Roman" w:eastAsia="Times New Roman" w:hAnsi="Times New Roman" w:cs="Times New Roman"/>
           <w:b/>
           <w:bCs/>
-          <w:color w:val="000000" w:themeColor="text1"/>
           <w:sz w:val="24"/>
           <w:szCs w:val="24"/>
         </w:rPr>
@@ -6957,15 +6147,13 @@
         <w:jc w:val="both"/>
         <w:rPr>
           <w:rFonts w:ascii="Times New Roman" w:eastAsia="Times New Roman" w:hAnsi="Times New Roman" w:cs="Times New Roman"/>
-          <w:color w:val="000000" w:themeColor="text1"/>
-          <w:sz w:val="24"/>
-          <w:szCs w:val="24"/>
-        </w:rPr>
-      </w:pPr>
-      <w:r>
-        <w:rPr>
-          <w:rFonts w:ascii="Times New Roman" w:eastAsia="Times New Roman" w:hAnsi="Times New Roman" w:cs="Times New Roman"/>
-          <w:color w:val="000000" w:themeColor="text1"/>
+          <w:sz w:val="24"/>
+          <w:szCs w:val="24"/>
+        </w:rPr>
+      </w:pPr>
+      <w:r>
+        <w:rPr>
+          <w:rFonts w:ascii="Times New Roman" w:eastAsia="Times New Roman" w:hAnsi="Times New Roman" w:cs="Times New Roman"/>
           <w:sz w:val="24"/>
           <w:szCs w:val="24"/>
         </w:rPr>
@@ -6975,7 +6163,6 @@
       <w:r>
         <w:rPr>
           <w:rFonts w:ascii="Times New Roman" w:eastAsia="Times New Roman" w:hAnsi="Times New Roman" w:cs="Times New Roman"/>
-          <w:color w:val="000000" w:themeColor="text1"/>
           <w:sz w:val="24"/>
           <w:szCs w:val="24"/>
         </w:rPr>
@@ -6985,7 +6172,6 @@
       <w:r>
         <w:rPr>
           <w:rFonts w:ascii="Times New Roman" w:eastAsia="Times New Roman" w:hAnsi="Times New Roman" w:cs="Times New Roman"/>
-          <w:color w:val="000000" w:themeColor="text1"/>
           <w:sz w:val="24"/>
           <w:szCs w:val="24"/>
         </w:rPr>
@@ -6999,15 +6185,13 @@
         <w:jc w:val="both"/>
         <w:rPr>
           <w:rFonts w:ascii="Times New Roman" w:eastAsia="Times New Roman" w:hAnsi="Times New Roman" w:cs="Times New Roman"/>
-          <w:color w:val="000000" w:themeColor="text1"/>
-          <w:sz w:val="24"/>
-          <w:szCs w:val="24"/>
-        </w:rPr>
-      </w:pPr>
-      <w:r>
-        <w:rPr>
-          <w:rFonts w:ascii="Times New Roman" w:eastAsia="Times New Roman" w:hAnsi="Times New Roman" w:cs="Times New Roman"/>
-          <w:color w:val="000000" w:themeColor="text1"/>
+          <w:sz w:val="24"/>
+          <w:szCs w:val="24"/>
+        </w:rPr>
+      </w:pPr>
+      <w:r>
+        <w:rPr>
+          <w:rFonts w:ascii="Times New Roman" w:eastAsia="Times New Roman" w:hAnsi="Times New Roman" w:cs="Times New Roman"/>
           <w:sz w:val="24"/>
           <w:szCs w:val="24"/>
         </w:rPr>
@@ -7021,15 +6205,13 @@
         <w:jc w:val="both"/>
         <w:rPr>
           <w:rFonts w:ascii="Times New Roman" w:eastAsia="Times New Roman" w:hAnsi="Times New Roman" w:cs="Times New Roman"/>
-          <w:color w:val="000000" w:themeColor="text1"/>
-          <w:sz w:val="24"/>
-          <w:szCs w:val="24"/>
-        </w:rPr>
-      </w:pPr>
-      <w:r>
-        <w:rPr>
-          <w:rFonts w:ascii="Times New Roman" w:eastAsia="Times New Roman" w:hAnsi="Times New Roman" w:cs="Times New Roman"/>
-          <w:color w:val="000000" w:themeColor="text1"/>
+          <w:sz w:val="24"/>
+          <w:szCs w:val="24"/>
+        </w:rPr>
+      </w:pPr>
+      <w:r>
+        <w:rPr>
+          <w:rFonts w:ascii="Times New Roman" w:eastAsia="Times New Roman" w:hAnsi="Times New Roman" w:cs="Times New Roman"/>
           <w:sz w:val="24"/>
           <w:szCs w:val="24"/>
         </w:rPr>
@@ -7043,15 +6225,13 @@
         <w:jc w:val="both"/>
         <w:rPr>
           <w:rFonts w:ascii="Times New Roman" w:eastAsia="Times New Roman" w:hAnsi="Times New Roman" w:cs="Times New Roman"/>
-          <w:color w:val="000000" w:themeColor="text1"/>
-          <w:sz w:val="24"/>
-          <w:szCs w:val="24"/>
-        </w:rPr>
-      </w:pPr>
-      <w:r>
-        <w:rPr>
-          <w:rFonts w:ascii="Times New Roman" w:eastAsia="Times New Roman" w:hAnsi="Times New Roman" w:cs="Times New Roman"/>
-          <w:color w:val="000000" w:themeColor="text1"/>
+          <w:sz w:val="24"/>
+          <w:szCs w:val="24"/>
+        </w:rPr>
+      </w:pPr>
+      <w:r>
+        <w:rPr>
+          <w:rFonts w:ascii="Times New Roman" w:eastAsia="Times New Roman" w:hAnsi="Times New Roman" w:cs="Times New Roman"/>
           <w:sz w:val="24"/>
           <w:szCs w:val="24"/>
         </w:rPr>
@@ -7065,7 +6245,6 @@
         <w:jc w:val="both"/>
         <w:rPr>
           <w:rFonts w:ascii="Times New Roman" w:eastAsia="Times New Roman" w:hAnsi="Times New Roman" w:cs="Times New Roman"/>
-          <w:color w:val="000000" w:themeColor="text1"/>
           <w:sz w:val="24"/>
           <w:szCs w:val="24"/>
         </w:rPr>
@@ -7105,7 +6284,6 @@
                 <w:rFonts w:ascii="Times New Roman" w:eastAsia="Times New Roman" w:hAnsi="Times New Roman" w:cs="Times New Roman"/>
                 <w:b/>
                 <w:bCs/>
-                <w:color w:val="000000" w:themeColor="text1"/>
                 <w:sz w:val="28"/>
                 <w:szCs w:val="28"/>
               </w:rPr>
@@ -7115,7 +6293,6 @@
                 <w:rFonts w:ascii="Times New Roman" w:eastAsia="Times New Roman" w:hAnsi="Times New Roman" w:cs="Times New Roman"/>
                 <w:b/>
                 <w:bCs/>
-                <w:color w:val="000000" w:themeColor="text1"/>
                 <w:sz w:val="28"/>
                 <w:szCs w:val="28"/>
               </w:rPr>
@@ -7127,22 +6304,10 @@
                 <w:rFonts w:ascii="Times New Roman" w:eastAsia="Times New Roman" w:hAnsi="Times New Roman" w:cs="Times New Roman"/>
                 <w:b/>
                 <w:bCs/>
-                <w:color w:val="000000" w:themeColor="text1"/>
                 <w:sz w:val="28"/>
                 <w:szCs w:val="28"/>
               </w:rPr>
-              <w:t>Sauerbron</w:t>
-            </w:r>
-            <w:r>
-              <w:rPr>
-                <w:rFonts w:ascii="Times New Roman" w:eastAsia="Times New Roman" w:hAnsi="Times New Roman" w:cs="Times New Roman"/>
-                <w:b/>
-                <w:bCs/>
-                <w:color w:val="000000" w:themeColor="text1"/>
-                <w:sz w:val="28"/>
-                <w:szCs w:val="28"/>
-              </w:rPr>
-              <w:t>n</w:t>
+              <w:t>Sauerbronn</w:t>
             </w:r>
             <w:proofErr w:type="spellEnd"/>
           </w:p>
@@ -7153,7 +6318,6 @@
                 <w:rFonts w:ascii="Times New Roman" w:eastAsia="Times New Roman" w:hAnsi="Times New Roman" w:cs="Times New Roman"/>
                 <w:b/>
                 <w:bCs/>
-                <w:color w:val="000000" w:themeColor="text1"/>
                 <w:sz w:val="24"/>
                 <w:szCs w:val="24"/>
               </w:rPr>
@@ -7163,7 +6327,6 @@
                 <w:rFonts w:ascii="Times New Roman" w:eastAsia="Times New Roman" w:hAnsi="Times New Roman" w:cs="Times New Roman"/>
                 <w:b/>
                 <w:bCs/>
-                <w:color w:val="000000" w:themeColor="text1"/>
               </w:rPr>
               <w:t>Representante Legal</w:t>
             </w:r>
@@ -7171,16 +6334,14 @@
         </w:tc>
       </w:tr>
     </w:tbl>
-    <w:p>
-      <w:pPr>
-        <w:rPr>
-          <w:color w:val="000000" w:themeColor="text1"/>
-        </w:rPr>
-      </w:pPr>
-    </w:p>
+    <w:p/>
     <w:sectPr>
-      <w:headerReference w:type="default" r:id="rId10"/>
-      <w:footerReference w:type="default" r:id="rId11"/>
+      <w:headerReference w:type="even" r:id="rId10"/>
+      <w:headerReference w:type="default" r:id="rId11"/>
+      <w:footerReference w:type="even" r:id="rId12"/>
+      <w:footerReference w:type="default" r:id="rId13"/>
+      <w:headerReference w:type="first" r:id="rId14"/>
+      <w:footerReference w:type="first" r:id="rId15"/>
       <w:pgSz w:w="11909" w:h="16834"/>
       <w:pgMar w:top="619" w:right="1440" w:bottom="1134" w:left="1440" w:header="142" w:footer="66" w:gutter="0"/>
       <w:pgNumType w:start="0"/>
@@ -7217,6 +6378,16 @@
 </file>
 
 <file path=word/footer1.xml><?xml version="1.0" encoding="utf-8"?>
+<w:ftr xmlns:wpc="http://schemas.microsoft.com/office/word/2010/wordprocessingCanvas" xmlns:cx="http://schemas.microsoft.com/office/drawing/2014/chartex" xmlns:cx1="http://schemas.microsoft.com/office/drawing/2015/9/8/chartex" xmlns:cx2="http://schemas.microsoft.com/office/drawing/2015/10/21/chartex" xmlns:cx3="http://schemas.microsoft.com/office/drawing/2016/5/9/chartex" xmlns:cx4="http://schemas.microsoft.com/office/drawing/2016/5/10/chartex" xmlns:cx5="http://schemas.microsoft.com/office/drawing/2016/5/11/chartex" xmlns:cx6="http://schemas.microsoft.com/office/drawing/2016/5/12/chartex" xmlns:cx7="http://schemas.microsoft.com/office/drawing/2016/5/13/chartex" xmlns:cx8="http://schemas.microsoft.com/office/drawing/2016/5/14/chartex" xmlns:mc="http://schemas.openxmlformats.org/markup-compatibility/2006" xmlns:aink="http://schemas.microsoft.com/office/drawing/2016/ink" xmlns:am3d="http://schemas.microsoft.com/office/drawing/2017/model3d" xmlns:o="urn:schemas-microsoft-com:office:office" xmlns:r="http://schemas.openxmlformats.org/officeDocument/2006/relationships" xmlns:m="http://schemas.openxmlformats.org/officeDocument/2006/math" xmlns:v="urn:schemas-microsoft-com:vml" xmlns:wp14="http://schemas.microsoft.com/office/word/2010/wordprocessingDrawing" xmlns:wp="http://schemas.openxmlformats.org/drawingml/2006/wordprocessingDrawing" xmlns:w10="urn:schemas-microsoft-com:office:word" xmlns:w="http://schemas.openxmlformats.org/wordprocessingml/2006/main" xmlns:w14="http://schemas.microsoft.com/office/word/2010/wordml" xmlns:w15="http://schemas.microsoft.com/office/word/2012/wordml" xmlns:w16cid="http://schemas.microsoft.com/office/word/2016/wordml/cid" xmlns:w16se="http://schemas.microsoft.com/office/word/2015/wordml/symex" xmlns:wpg="http://schemas.microsoft.com/office/word/2010/wordprocessingGroup" xmlns:wpi="http://schemas.microsoft.com/office/word/2010/wordprocessingInk" xmlns:wne="http://schemas.microsoft.com/office/word/2006/wordml" xmlns:wps="http://schemas.microsoft.com/office/word/2010/wordprocessingShape" mc:Ignorable="w14 w15 w16se w16cid wp14">
+  <w:p>
+    <w:pPr>
+      <w:pStyle w:val="Rodap"/>
+    </w:pPr>
+  </w:p>
+</w:ftr>
+</file>
+
+<file path=word/footer2.xml><?xml version="1.0" encoding="utf-8"?>
 <w:ftr xmlns:wpc="http://schemas.microsoft.com/office/word/2010/wordprocessingCanvas" xmlns:cx="http://schemas.microsoft.com/office/drawing/2014/chartex" xmlns:cx1="http://schemas.microsoft.com/office/drawing/2015/9/8/chartex" xmlns:cx2="http://schemas.microsoft.com/office/drawing/2015/10/21/chartex" xmlns:cx3="http://schemas.microsoft.com/office/drawing/2016/5/9/chartex" xmlns:cx4="http://schemas.microsoft.com/office/drawing/2016/5/10/chartex" xmlns:cx5="http://schemas.microsoft.com/office/drawing/2016/5/11/chartex" xmlns:cx6="http://schemas.microsoft.com/office/drawing/2016/5/12/chartex" xmlns:cx7="http://schemas.microsoft.com/office/drawing/2016/5/13/chartex" xmlns:cx8="http://schemas.microsoft.com/office/drawing/2016/5/14/chartex" xmlns:mc="http://schemas.openxmlformats.org/markup-compatibility/2006" xmlns:aink="http://schemas.microsoft.com/office/drawing/2016/ink" xmlns:am3d="http://schemas.microsoft.com/office/drawing/2017/model3d" xmlns:o="urn:schemas-microsoft-com:office:office" xmlns:r="http://schemas.openxmlformats.org/officeDocument/2006/relationships" xmlns:m="http://schemas.openxmlformats.org/officeDocument/2006/math" xmlns:v="urn:schemas-microsoft-com:vml" xmlns:wp14="http://schemas.microsoft.com/office/word/2010/wordprocessingDrawing" xmlns:wp="http://schemas.openxmlformats.org/drawingml/2006/wordprocessingDrawing" xmlns:w10="urn:schemas-microsoft-com:office:word" xmlns:w="http://schemas.openxmlformats.org/wordprocessingml/2006/main" xmlns:w14="http://schemas.microsoft.com/office/word/2010/wordml" xmlns:w15="http://schemas.microsoft.com/office/word/2012/wordml" xmlns:w16cid="http://schemas.microsoft.com/office/word/2016/wordml/cid" xmlns:w16se="http://schemas.microsoft.com/office/word/2015/wordml/symex" xmlns:wpg="http://schemas.microsoft.com/office/word/2010/wordprocessingGroup" xmlns:wpi="http://schemas.microsoft.com/office/word/2010/wordprocessingInk" xmlns:wne="http://schemas.microsoft.com/office/word/2006/wordml" xmlns:wps="http://schemas.microsoft.com/office/word/2010/wordprocessingShape" mc:Ignorable="w14 w15 w16se w16cid wp14">
   <w:p>
     <w:pPr>
@@ -7369,6 +6540,16 @@
 </w:ftr>
 </file>
 
+<file path=word/footer3.xml><?xml version="1.0" encoding="utf-8"?>
+<w:ftr xmlns:wpc="http://schemas.microsoft.com/office/word/2010/wordprocessingCanvas" xmlns:cx="http://schemas.microsoft.com/office/drawing/2014/chartex" xmlns:cx1="http://schemas.microsoft.com/office/drawing/2015/9/8/chartex" xmlns:cx2="http://schemas.microsoft.com/office/drawing/2015/10/21/chartex" xmlns:cx3="http://schemas.microsoft.com/office/drawing/2016/5/9/chartex" xmlns:cx4="http://schemas.microsoft.com/office/drawing/2016/5/10/chartex" xmlns:cx5="http://schemas.microsoft.com/office/drawing/2016/5/11/chartex" xmlns:cx6="http://schemas.microsoft.com/office/drawing/2016/5/12/chartex" xmlns:cx7="http://schemas.microsoft.com/office/drawing/2016/5/13/chartex" xmlns:cx8="http://schemas.microsoft.com/office/drawing/2016/5/14/chartex" xmlns:mc="http://schemas.openxmlformats.org/markup-compatibility/2006" xmlns:aink="http://schemas.microsoft.com/office/drawing/2016/ink" xmlns:am3d="http://schemas.microsoft.com/office/drawing/2017/model3d" xmlns:o="urn:schemas-microsoft-com:office:office" xmlns:r="http://schemas.openxmlformats.org/officeDocument/2006/relationships" xmlns:m="http://schemas.openxmlformats.org/officeDocument/2006/math" xmlns:v="urn:schemas-microsoft-com:vml" xmlns:wp14="http://schemas.microsoft.com/office/word/2010/wordprocessingDrawing" xmlns:wp="http://schemas.openxmlformats.org/drawingml/2006/wordprocessingDrawing" xmlns:w10="urn:schemas-microsoft-com:office:word" xmlns:w="http://schemas.openxmlformats.org/wordprocessingml/2006/main" xmlns:w14="http://schemas.microsoft.com/office/word/2010/wordml" xmlns:w15="http://schemas.microsoft.com/office/word/2012/wordml" xmlns:w16cid="http://schemas.microsoft.com/office/word/2016/wordml/cid" xmlns:w16se="http://schemas.microsoft.com/office/word/2015/wordml/symex" xmlns:wpg="http://schemas.microsoft.com/office/word/2010/wordprocessingGroup" xmlns:wpi="http://schemas.microsoft.com/office/word/2010/wordprocessingInk" xmlns:wne="http://schemas.microsoft.com/office/word/2006/wordml" xmlns:wps="http://schemas.microsoft.com/office/word/2010/wordprocessingShape" mc:Ignorable="w14 w15 w16se w16cid wp14">
+  <w:p>
+    <w:pPr>
+      <w:pStyle w:val="Rodap"/>
+    </w:pPr>
+  </w:p>
+</w:ftr>
+</file>
+
 <file path=word/footnotes.xml><?xml version="1.0" encoding="utf-8"?>
 <w:footnotes xmlns:wpc="http://schemas.microsoft.com/office/word/2010/wordprocessingCanvas" xmlns:cx="http://schemas.microsoft.com/office/drawing/2014/chartex" xmlns:cx1="http://schemas.microsoft.com/office/drawing/2015/9/8/chartex" xmlns:cx2="http://schemas.microsoft.com/office/drawing/2015/10/21/chartex" xmlns:cx3="http://schemas.microsoft.com/office/drawing/2016/5/9/chartex" xmlns:cx4="http://schemas.microsoft.com/office/drawing/2016/5/10/chartex" xmlns:cx5="http://schemas.microsoft.com/office/drawing/2016/5/11/chartex" xmlns:cx6="http://schemas.microsoft.com/office/drawing/2016/5/12/chartex" xmlns:cx7="http://schemas.microsoft.com/office/drawing/2016/5/13/chartex" xmlns:cx8="http://schemas.microsoft.com/office/drawing/2016/5/14/chartex" xmlns:mc="http://schemas.openxmlformats.org/markup-compatibility/2006" xmlns:aink="http://schemas.microsoft.com/office/drawing/2016/ink" xmlns:am3d="http://schemas.microsoft.com/office/drawing/2017/model3d" xmlns:o="urn:schemas-microsoft-com:office:office" xmlns:r="http://schemas.openxmlformats.org/officeDocument/2006/relationships" xmlns:m="http://schemas.openxmlformats.org/officeDocument/2006/math" xmlns:v="urn:schemas-microsoft-com:vml" xmlns:wp14="http://schemas.microsoft.com/office/word/2010/wordprocessingDrawing" xmlns:wp="http://schemas.openxmlformats.org/drawingml/2006/wordprocessingDrawing" xmlns:w10="urn:schemas-microsoft-com:office:word" xmlns:w="http://schemas.openxmlformats.org/wordprocessingml/2006/main" xmlns:w14="http://schemas.microsoft.com/office/word/2010/wordml" xmlns:w15="http://schemas.microsoft.com/office/word/2012/wordml" xmlns:w16cid="http://schemas.microsoft.com/office/word/2016/wordml/cid" xmlns:w16se="http://schemas.microsoft.com/office/word/2015/wordml/symex" xmlns:wpg="http://schemas.microsoft.com/office/word/2010/wordprocessingGroup" xmlns:wpi="http://schemas.microsoft.com/office/word/2010/wordprocessingInk" xmlns:wne="http://schemas.microsoft.com/office/word/2006/wordml" xmlns:wps="http://schemas.microsoft.com/office/word/2010/wordprocessingShape" mc:Ignorable="w14 w15 w16se w16cid wp14">
   <w:footnote w:type="separator" w:id="-1">
@@ -7395,6 +6576,16 @@
 </file>
 
 <file path=word/header1.xml><?xml version="1.0" encoding="utf-8"?>
+<w:hdr xmlns:wpc="http://schemas.microsoft.com/office/word/2010/wordprocessingCanvas" xmlns:cx="http://schemas.microsoft.com/office/drawing/2014/chartex" xmlns:cx1="http://schemas.microsoft.com/office/drawing/2015/9/8/chartex" xmlns:cx2="http://schemas.microsoft.com/office/drawing/2015/10/21/chartex" xmlns:cx3="http://schemas.microsoft.com/office/drawing/2016/5/9/chartex" xmlns:cx4="http://schemas.microsoft.com/office/drawing/2016/5/10/chartex" xmlns:cx5="http://schemas.microsoft.com/office/drawing/2016/5/11/chartex" xmlns:cx6="http://schemas.microsoft.com/office/drawing/2016/5/12/chartex" xmlns:cx7="http://schemas.microsoft.com/office/drawing/2016/5/13/chartex" xmlns:cx8="http://schemas.microsoft.com/office/drawing/2016/5/14/chartex" xmlns:mc="http://schemas.openxmlformats.org/markup-compatibility/2006" xmlns:aink="http://schemas.microsoft.com/office/drawing/2016/ink" xmlns:am3d="http://schemas.microsoft.com/office/drawing/2017/model3d" xmlns:o="urn:schemas-microsoft-com:office:office" xmlns:r="http://schemas.openxmlformats.org/officeDocument/2006/relationships" xmlns:m="http://schemas.openxmlformats.org/officeDocument/2006/math" xmlns:v="urn:schemas-microsoft-com:vml" xmlns:wp14="http://schemas.microsoft.com/office/word/2010/wordprocessingDrawing" xmlns:wp="http://schemas.openxmlformats.org/drawingml/2006/wordprocessingDrawing" xmlns:w10="urn:schemas-microsoft-com:office:word" xmlns:w="http://schemas.openxmlformats.org/wordprocessingml/2006/main" xmlns:w14="http://schemas.microsoft.com/office/word/2010/wordml" xmlns:w15="http://schemas.microsoft.com/office/word/2012/wordml" xmlns:w16cid="http://schemas.microsoft.com/office/word/2016/wordml/cid" xmlns:w16se="http://schemas.microsoft.com/office/word/2015/wordml/symex" xmlns:wpg="http://schemas.microsoft.com/office/word/2010/wordprocessingGroup" xmlns:wpi="http://schemas.microsoft.com/office/word/2010/wordprocessingInk" xmlns:wne="http://schemas.microsoft.com/office/word/2006/wordml" xmlns:wps="http://schemas.microsoft.com/office/word/2010/wordprocessingShape" mc:Ignorable="w14 w15 w16se w16cid wp14">
+  <w:p>
+    <w:pPr>
+      <w:pStyle w:val="Cabealho"/>
+    </w:pPr>
+  </w:p>
+</w:hdr>
+</file>
+
+<file path=word/header2.xml><?xml version="1.0" encoding="utf-8"?>
 <w:hdr xmlns:wpc="http://schemas.microsoft.com/office/word/2010/wordprocessingCanvas" xmlns:cx="http://schemas.microsoft.com/office/drawing/2014/chartex" xmlns:cx1="http://schemas.microsoft.com/office/drawing/2015/9/8/chartex" xmlns:cx2="http://schemas.microsoft.com/office/drawing/2015/10/21/chartex" xmlns:cx3="http://schemas.microsoft.com/office/drawing/2016/5/9/chartex" xmlns:cx4="http://schemas.microsoft.com/office/drawing/2016/5/10/chartex" xmlns:cx5="http://schemas.microsoft.com/office/drawing/2016/5/11/chartex" xmlns:cx6="http://schemas.microsoft.com/office/drawing/2016/5/12/chartex" xmlns:cx7="http://schemas.microsoft.com/office/drawing/2016/5/13/chartex" xmlns:cx8="http://schemas.microsoft.com/office/drawing/2016/5/14/chartex" xmlns:mc="http://schemas.openxmlformats.org/markup-compatibility/2006" xmlns:aink="http://schemas.microsoft.com/office/drawing/2016/ink" xmlns:am3d="http://schemas.microsoft.com/office/drawing/2017/model3d" xmlns:o="urn:schemas-microsoft-com:office:office" xmlns:r="http://schemas.openxmlformats.org/officeDocument/2006/relationships" xmlns:m="http://schemas.openxmlformats.org/officeDocument/2006/math" xmlns:v="urn:schemas-microsoft-com:vml" xmlns:wp14="http://schemas.microsoft.com/office/word/2010/wordprocessingDrawing" xmlns:wp="http://schemas.openxmlformats.org/drawingml/2006/wordprocessingDrawing" xmlns:w10="urn:schemas-microsoft-com:office:word" xmlns:w="http://schemas.openxmlformats.org/wordprocessingml/2006/main" xmlns:w14="http://schemas.microsoft.com/office/word/2010/wordml" xmlns:w15="http://schemas.microsoft.com/office/word/2012/wordml" xmlns:w16cid="http://schemas.microsoft.com/office/word/2016/wordml/cid" xmlns:w16se="http://schemas.microsoft.com/office/word/2015/wordml/symex" xmlns:wpg="http://schemas.microsoft.com/office/word/2010/wordprocessingGroup" xmlns:wpi="http://schemas.microsoft.com/office/word/2010/wordprocessingInk" xmlns:wne="http://schemas.microsoft.com/office/word/2006/wordml" xmlns:wps="http://schemas.microsoft.com/office/word/2010/wordprocessingShape" mc:Ignorable="w14 w15 w16se w16cid wp14">
   <w:p>
     <w:pPr>
@@ -7566,10 +6757,12 @@
       </w:rPr>
       <w:t xml:space="preserve">002/2021 referente ao mês de </w:t>
     </w:r>
+    <w:bookmarkStart w:id="15" w:name="_GoBack"/>
+    <w:bookmarkEnd w:id="15"/>
     <w:r>
       <w:rPr>
         <w:rFonts w:ascii="Times New Roman" w:eastAsia="Times New Roman" w:hAnsi="Times New Roman" w:cs="Times New Roman"/>
-        <w:color w:val="FF0000"/>
+        <w:color w:val="595959" w:themeColor="text1" w:themeTint="A6"/>
       </w:rPr>
       <w:t>{{</w:t>
     </w:r>
@@ -7577,7 +6770,7 @@
     <w:r>
       <w:rPr>
         <w:rFonts w:ascii="Times New Roman" w:eastAsia="Times New Roman" w:hAnsi="Times New Roman" w:cs="Times New Roman"/>
-        <w:color w:val="FF0000"/>
+        <w:color w:val="595959" w:themeColor="text1" w:themeTint="A6"/>
       </w:rPr>
       <w:t>SISTEMA_MES_REFERENCIA</w:t>
     </w:r>
@@ -7585,10 +6778,20 @@
     <w:r>
       <w:rPr>
         <w:rFonts w:ascii="Times New Roman" w:eastAsia="Times New Roman" w:hAnsi="Times New Roman" w:cs="Times New Roman"/>
-        <w:color w:val="FF0000"/>
+        <w:color w:val="595959" w:themeColor="text1" w:themeTint="A6"/>
       </w:rPr>
       <w:t>}}</w:t>
     </w:r>
+  </w:p>
+</w:hdr>
+</file>
+
+<file path=word/header3.xml><?xml version="1.0" encoding="utf-8"?>
+<w:hdr xmlns:wpc="http://schemas.microsoft.com/office/word/2010/wordprocessingCanvas" xmlns:cx="http://schemas.microsoft.com/office/drawing/2014/chartex" xmlns:cx1="http://schemas.microsoft.com/office/drawing/2015/9/8/chartex" xmlns:cx2="http://schemas.microsoft.com/office/drawing/2015/10/21/chartex" xmlns:cx3="http://schemas.microsoft.com/office/drawing/2016/5/9/chartex" xmlns:cx4="http://schemas.microsoft.com/office/drawing/2016/5/10/chartex" xmlns:cx5="http://schemas.microsoft.com/office/drawing/2016/5/11/chartex" xmlns:cx6="http://schemas.microsoft.com/office/drawing/2016/5/12/chartex" xmlns:cx7="http://schemas.microsoft.com/office/drawing/2016/5/13/chartex" xmlns:cx8="http://schemas.microsoft.com/office/drawing/2016/5/14/chartex" xmlns:mc="http://schemas.openxmlformats.org/markup-compatibility/2006" xmlns:aink="http://schemas.microsoft.com/office/drawing/2016/ink" xmlns:am3d="http://schemas.microsoft.com/office/drawing/2017/model3d" xmlns:o="urn:schemas-microsoft-com:office:office" xmlns:r="http://schemas.openxmlformats.org/officeDocument/2006/relationships" xmlns:m="http://schemas.openxmlformats.org/officeDocument/2006/math" xmlns:v="urn:schemas-microsoft-com:vml" xmlns:wp14="http://schemas.microsoft.com/office/word/2010/wordprocessingDrawing" xmlns:wp="http://schemas.openxmlformats.org/drawingml/2006/wordprocessingDrawing" xmlns:w10="urn:schemas-microsoft-com:office:word" xmlns:w="http://schemas.openxmlformats.org/wordprocessingml/2006/main" xmlns:w14="http://schemas.microsoft.com/office/word/2010/wordml" xmlns:w15="http://schemas.microsoft.com/office/word/2012/wordml" xmlns:w16cid="http://schemas.microsoft.com/office/word/2016/wordml/cid" xmlns:w16se="http://schemas.microsoft.com/office/word/2015/wordml/symex" xmlns:wpg="http://schemas.microsoft.com/office/word/2010/wordprocessingGroup" xmlns:wpi="http://schemas.microsoft.com/office/word/2010/wordprocessingInk" xmlns:wne="http://schemas.microsoft.com/office/word/2006/wordml" xmlns:wps="http://schemas.microsoft.com/office/word/2010/wordprocessingShape" mc:Ignorable="w14 w15 w16se w16cid wp14">
+  <w:p>
+    <w:pPr>
+      <w:pStyle w:val="Cabealho"/>
+    </w:pPr>
   </w:p>
 </w:hdr>
 </file>
@@ -9093,7 +8296,7 @@
 </file>
 
 <file path=customXml/itemProps1.xml><?xml version="1.0" encoding="utf-8"?>
-<ds:datastoreItem xmlns:ds="http://schemas.openxmlformats.org/officeDocument/2006/customXml" ds:itemID="{97EB26EC-DF5F-469E-92B6-77B7DB8476B2}">
+<ds:datastoreItem xmlns:ds="http://schemas.openxmlformats.org/officeDocument/2006/customXml" ds:itemID="{62DF8E27-DA08-4843-A17A-091D8237EC6B}">
   <ds:schemaRefs>
     <ds:schemaRef ds:uri="http://schemas.openxmlformats.org/officeDocument/2006/bibliography"/>
   </ds:schemaRefs>

--- a/template-upa-nova-cidade.docx
+++ b/template-upa-nova-cidade.docx
@@ -1029,6 +1029,55 @@
                               <w:jc w:val="center"/>
                               <w:textDirection w:val="btLr"/>
                             </w:pPr>
+                            <w:r>
+                              <w:rPr>
+                                <w:rFonts w:ascii="Times New Roman" w:hAnsi="Times New Roman" w:cs="Times New Roman"/>
+                                <w:noProof/>
+                                <w:sz w:val="40"/>
+                                <w:szCs w:val="40"/>
+                              </w:rPr>
+                              <w:drawing>
+                                <wp:inline distT="0" distB="0" distL="0" distR="0" wp14:anchorId="64B9AE8F" wp14:editId="54F4CC30">
+                                  <wp:extent cx="1948334" cy="904875"/>
+                                  <wp:effectExtent l="0" t="0" r="0" b="0"/>
+                                  <wp:docPr id="19" name="Imagem 19"/>
+                                  <wp:cNvGraphicFramePr>
+                                    <a:graphicFrameLocks xmlns:a="http://schemas.openxmlformats.org/drawingml/2006/main" noChangeAspect="1"/>
+                                  </wp:cNvGraphicFramePr>
+                                  <a:graphic xmlns:a="http://schemas.openxmlformats.org/drawingml/2006/main">
+                                    <a:graphicData uri="http://schemas.openxmlformats.org/drawingml/2006/picture">
+                                      <pic:pic xmlns:pic="http://schemas.openxmlformats.org/drawingml/2006/picture">
+                                        <pic:nvPicPr>
+                                          <pic:cNvPr id="19" name="LOGO.png"/>
+                                          <pic:cNvPicPr/>
+                                        </pic:nvPicPr>
+                                        <pic:blipFill>
+                                          <a:blip r:embed="rId8">
+                                            <a:extLst>
+                                              <a:ext uri="{28A0092B-C50C-407E-A947-70E740481C1C}">
+                                                <a14:useLocalDpi xmlns:a14="http://schemas.microsoft.com/office/drawing/2010/main" val="0"/>
+                                              </a:ext>
+                                            </a:extLst>
+                                          </a:blip>
+                                          <a:stretch>
+                                            <a:fillRect/>
+                                          </a:stretch>
+                                        </pic:blipFill>
+                                        <pic:spPr>
+                                          <a:xfrm>
+                                            <a:off x="0" y="0"/>
+                                            <a:ext cx="2016388" cy="936482"/>
+                                          </a:xfrm>
+                                          <a:prstGeom prst="rect">
+                                            <a:avLst/>
+                                          </a:prstGeom>
+                                        </pic:spPr>
+                                      </pic:pic>
+                                    </a:graphicData>
+                                  </a:graphic>
+                                </wp:inline>
+                              </w:drawing>
+                            </w:r>
                           </w:p>
                           <w:p>
                             <w:pPr>
@@ -1098,6 +1147,55 @@
                         <w:jc w:val="center"/>
                         <w:textDirection w:val="btLr"/>
                       </w:pPr>
+                      <w:r>
+                        <w:rPr>
+                          <w:rFonts w:ascii="Times New Roman" w:hAnsi="Times New Roman" w:cs="Times New Roman"/>
+                          <w:noProof/>
+                          <w:sz w:val="40"/>
+                          <w:szCs w:val="40"/>
+                        </w:rPr>
+                        <w:drawing>
+                          <wp:inline distT="0" distB="0" distL="0" distR="0" wp14:anchorId="64B9AE8F" wp14:editId="54F4CC30">
+                            <wp:extent cx="1948334" cy="904875"/>
+                            <wp:effectExtent l="0" t="0" r="0" b="0"/>
+                            <wp:docPr id="19" name="Imagem 19"/>
+                            <wp:cNvGraphicFramePr>
+                              <a:graphicFrameLocks xmlns:a="http://schemas.openxmlformats.org/drawingml/2006/main" noChangeAspect="1"/>
+                            </wp:cNvGraphicFramePr>
+                            <a:graphic xmlns:a="http://schemas.openxmlformats.org/drawingml/2006/main">
+                              <a:graphicData uri="http://schemas.openxmlformats.org/drawingml/2006/picture">
+                                <pic:pic xmlns:pic="http://schemas.openxmlformats.org/drawingml/2006/picture">
+                                  <pic:nvPicPr>
+                                    <pic:cNvPr id="19" name="LOGO.png"/>
+                                    <pic:cNvPicPr/>
+                                  </pic:nvPicPr>
+                                  <pic:blipFill>
+                                    <a:blip r:embed="rId8">
+                                      <a:extLst>
+                                        <a:ext uri="{28A0092B-C50C-407E-A947-70E740481C1C}">
+                                          <a14:useLocalDpi xmlns:a14="http://schemas.microsoft.com/office/drawing/2010/main" val="0"/>
+                                        </a:ext>
+                                      </a:extLst>
+                                    </a:blip>
+                                    <a:stretch>
+                                      <a:fillRect/>
+                                    </a:stretch>
+                                  </pic:blipFill>
+                                  <pic:spPr>
+                                    <a:xfrm>
+                                      <a:off x="0" y="0"/>
+                                      <a:ext cx="2016388" cy="936482"/>
+                                    </a:xfrm>
+                                    <a:prstGeom prst="rect">
+                                      <a:avLst/>
+                                    </a:prstGeom>
+                                  </pic:spPr>
+                                </pic:pic>
+                              </a:graphicData>
+                            </a:graphic>
+                          </wp:inline>
+                        </w:drawing>
+                      </w:r>
                     </w:p>
                     <w:p>
                       <w:pPr>
@@ -1265,7 +1363,7 @@
                     <pic:cNvPicPr preferRelativeResize="0"/>
                   </pic:nvPicPr>
                   <pic:blipFill>
-                    <a:blip r:embed="rId8"/>
+                    <a:blip r:embed="rId9"/>
                     <a:srcRect/>
                     <a:stretch>
                       <a:fillRect/>
@@ -1379,7 +1477,7 @@
                     <pic:cNvPicPr preferRelativeResize="0"/>
                   </pic:nvPicPr>
                   <pic:blipFill>
-                    <a:blip r:embed="rId9"/>
+                    <a:blip r:embed="rId10"/>
                     <a:srcRect/>
                     <a:stretch>
                       <a:fillRect/>
@@ -1403,11 +1501,52 @@
       </w:r>
       <w:r>
         <w:rPr>
-          <w:rFonts w:ascii="Times New Roman" w:eastAsia="Times New Roman" w:hAnsi="Times New Roman" w:cs="Times New Roman"/>
+          <w:rFonts w:ascii="Times New Roman" w:hAnsi="Times New Roman" w:cs="Times New Roman"/>
+          <w:noProof/>
           <w:sz w:val="40"/>
           <w:szCs w:val="40"/>
         </w:rPr>
-        <w:tab/>
+        <w:drawing>
+          <wp:inline distT="0" distB="0" distL="0" distR="0" wp14:anchorId="13A0B568" wp14:editId="526B53B5">
+            <wp:extent cx="1162050" cy="539697"/>
+            <wp:effectExtent l="0" t="0" r="0" b="0"/>
+            <wp:docPr id="11" name="Imagem 11"/>
+            <wp:cNvGraphicFramePr>
+              <a:graphicFrameLocks xmlns:a="http://schemas.openxmlformats.org/drawingml/2006/main" noChangeAspect="1"/>
+            </wp:cNvGraphicFramePr>
+            <a:graphic xmlns:a="http://schemas.openxmlformats.org/drawingml/2006/main">
+              <a:graphicData uri="http://schemas.openxmlformats.org/drawingml/2006/picture">
+                <pic:pic xmlns:pic="http://schemas.openxmlformats.org/drawingml/2006/picture">
+                  <pic:nvPicPr>
+                    <pic:cNvPr id="19" name="LOGO.png"/>
+                    <pic:cNvPicPr/>
+                  </pic:nvPicPr>
+                  <pic:blipFill>
+                    <a:blip r:embed="rId8">
+                      <a:extLst>
+                        <a:ext uri="{28A0092B-C50C-407E-A947-70E740481C1C}">
+                          <a14:useLocalDpi xmlns:a14="http://schemas.microsoft.com/office/drawing/2010/main" val="0"/>
+                        </a:ext>
+                      </a:extLst>
+                    </a:blip>
+                    <a:stretch>
+                      <a:fillRect/>
+                    </a:stretch>
+                  </pic:blipFill>
+                  <pic:spPr>
+                    <a:xfrm>
+                      <a:off x="0" y="0"/>
+                      <a:ext cx="1227337" cy="570019"/>
+                    </a:xfrm>
+                    <a:prstGeom prst="rect">
+                      <a:avLst/>
+                    </a:prstGeom>
+                  </pic:spPr>
+                </pic:pic>
+              </a:graphicData>
+            </a:graphic>
+          </wp:inline>
+        </w:drawing>
       </w:r>
       <w:r>
         <w:rPr>
@@ -1417,6 +1556,16 @@
         </w:rPr>
         <w:tab/>
       </w:r>
+      <w:r>
+        <w:rPr>
+          <w:rFonts w:ascii="Times New Roman" w:eastAsia="Times New Roman" w:hAnsi="Times New Roman" w:cs="Times New Roman"/>
+          <w:sz w:val="40"/>
+          <w:szCs w:val="40"/>
+        </w:rPr>
+        <w:tab/>
+      </w:r>
+      <w:bookmarkStart w:id="1" w:name="_GoBack"/>
+      <w:bookmarkEnd w:id="1"/>
     </w:p>
     <w:p>
       <w:pPr>
@@ -2086,8 +2235,8 @@
           <w:u w:val="single"/>
         </w:rPr>
       </w:pPr>
-      <w:bookmarkStart w:id="1" w:name="_fow3x1o6fd1x" w:colFirst="0" w:colLast="0"/>
-      <w:bookmarkEnd w:id="1"/>
+      <w:bookmarkStart w:id="2" w:name="_fow3x1o6fd1x" w:colFirst="0" w:colLast="0"/>
+      <w:bookmarkEnd w:id="2"/>
       <w:r>
         <w:rPr>
           <w:rFonts w:ascii="Times New Roman" w:eastAsia="Times New Roman" w:hAnsi="Times New Roman" w:cs="Times New Roman"/>
@@ -2152,8 +2301,8 @@
           <w:u w:val="single"/>
         </w:rPr>
       </w:pPr>
-      <w:bookmarkStart w:id="2" w:name="_72bdnqr1iekh" w:colFirst="0" w:colLast="0"/>
-      <w:bookmarkEnd w:id="2"/>
+      <w:bookmarkStart w:id="3" w:name="_72bdnqr1iekh" w:colFirst="0" w:colLast="0"/>
+      <w:bookmarkEnd w:id="3"/>
       <w:r>
         <w:rPr>
           <w:rFonts w:ascii="Times New Roman" w:eastAsia="Times New Roman" w:hAnsi="Times New Roman" w:cs="Times New Roman"/>
@@ -3555,8 +3704,8 @@
           <w:szCs w:val="24"/>
         </w:rPr>
       </w:pPr>
-      <w:bookmarkStart w:id="3" w:name="_slbulenl3qy4" w:colFirst="0" w:colLast="0"/>
-      <w:bookmarkEnd w:id="3"/>
+      <w:bookmarkStart w:id="4" w:name="_slbulenl3qy4" w:colFirst="0" w:colLast="0"/>
+      <w:bookmarkEnd w:id="4"/>
       <w:r>
         <w:rPr>
           <w:rFonts w:ascii="Times New Roman" w:eastAsia="Times New Roman" w:hAnsi="Times New Roman" w:cs="Times New Roman"/>
@@ -3730,8 +3879,8 @@
           <w:u w:val="single"/>
         </w:rPr>
       </w:pPr>
-      <w:bookmarkStart w:id="4" w:name="_f1gdggh2qdto" w:colFirst="0" w:colLast="0"/>
-      <w:bookmarkEnd w:id="4"/>
+      <w:bookmarkStart w:id="5" w:name="_f1gdggh2qdto" w:colFirst="0" w:colLast="0"/>
+      <w:bookmarkEnd w:id="5"/>
       <w:r>
         <w:rPr>
           <w:rFonts w:ascii="Times New Roman" w:eastAsia="Times New Roman" w:hAnsi="Times New Roman" w:cs="Times New Roman"/>
@@ -4925,10 +5074,10 @@
         </w:rPr>
         <w:t xml:space="preserve"> %}</w:t>
       </w:r>
-      <w:bookmarkStart w:id="5" w:name="_u3m4kyiw76wc" w:colFirst="0" w:colLast="0"/>
-      <w:bookmarkStart w:id="6" w:name="_s0wn42esi2we" w:colFirst="0" w:colLast="0"/>
-      <w:bookmarkEnd w:id="5"/>
+      <w:bookmarkStart w:id="6" w:name="_u3m4kyiw76wc" w:colFirst="0" w:colLast="0"/>
+      <w:bookmarkStart w:id="7" w:name="_s0wn42esi2we" w:colFirst="0" w:colLast="0"/>
       <w:bookmarkEnd w:id="6"/>
+      <w:bookmarkEnd w:id="7"/>
     </w:p>
     <w:p>
       <w:pPr>
@@ -4974,10 +5123,10 @@
           <w:szCs w:val="24"/>
         </w:rPr>
       </w:pPr>
-      <w:bookmarkStart w:id="7" w:name="_bhs3czsch4m4" w:colFirst="0" w:colLast="0"/>
-      <w:bookmarkStart w:id="8" w:name="_pvr5n4uyy8fu" w:colFirst="0" w:colLast="0"/>
-      <w:bookmarkEnd w:id="7"/>
+      <w:bookmarkStart w:id="8" w:name="_bhs3czsch4m4" w:colFirst="0" w:colLast="0"/>
+      <w:bookmarkStart w:id="9" w:name="_pvr5n4uyy8fu" w:colFirst="0" w:colLast="0"/>
       <w:bookmarkEnd w:id="8"/>
+      <w:bookmarkEnd w:id="9"/>
       <w:r>
         <w:rPr>
           <w:rFonts w:ascii="Times New Roman" w:hAnsi="Times New Roman" w:cs="Times New Roman"/>
@@ -4985,8 +5134,8 @@
         </w:rPr>
         <w:t>(Listas de presença em Anexo III)</w:t>
       </w:r>
-      <w:bookmarkStart w:id="9" w:name="_efj0ht3avlku"/>
-      <w:bookmarkEnd w:id="9"/>
+      <w:bookmarkStart w:id="10" w:name="_efj0ht3avlku"/>
+      <w:bookmarkEnd w:id="10"/>
     </w:p>
     <w:p>
       <w:pPr>
@@ -5398,8 +5547,8 @@
           <w:u w:val="single"/>
         </w:rPr>
       </w:pPr>
-      <w:bookmarkStart w:id="10" w:name="_ky10h8vk1ufc" w:colFirst="0" w:colLast="0"/>
-      <w:bookmarkEnd w:id="10"/>
+      <w:bookmarkStart w:id="11" w:name="_ky10h8vk1ufc" w:colFirst="0" w:colLast="0"/>
+      <w:bookmarkEnd w:id="11"/>
       <w:r>
         <w:rPr>
           <w:rFonts w:ascii="Times New Roman" w:hAnsi="Times New Roman" w:cs="Times New Roman"/>
@@ -5469,8 +5618,8 @@
       </w:pPr>
     </w:p>
     <w:p>
-      <w:bookmarkStart w:id="11" w:name="_20hnckrf2i50" w:colFirst="0" w:colLast="0"/>
-      <w:bookmarkEnd w:id="11"/>
+      <w:bookmarkStart w:id="12" w:name="_20hnckrf2i50" w:colFirst="0" w:colLast="0"/>
+      <w:bookmarkEnd w:id="12"/>
     </w:p>
     <w:p>
       <w:pPr>
@@ -5735,10 +5884,10 @@
           <w:bCs/>
         </w:rPr>
       </w:pPr>
-      <w:bookmarkStart w:id="12" w:name="_nm9kk873097" w:colFirst="0" w:colLast="0"/>
-      <w:bookmarkStart w:id="13" w:name="_njzaed7apcmu" w:colFirst="0" w:colLast="0"/>
-      <w:bookmarkEnd w:id="12"/>
+      <w:bookmarkStart w:id="13" w:name="_nm9kk873097" w:colFirst="0" w:colLast="0"/>
+      <w:bookmarkStart w:id="14" w:name="_njzaed7apcmu" w:colFirst="0" w:colLast="0"/>
       <w:bookmarkEnd w:id="13"/>
+      <w:bookmarkEnd w:id="14"/>
       <w:r>
         <w:rPr>
           <w:rFonts w:ascii="Times New Roman" w:eastAsia="Times New Roman" w:hAnsi="Times New Roman" w:cs="Times New Roman"/>
@@ -6112,8 +6261,8 @@
           <w:u w:val="single"/>
         </w:rPr>
       </w:pPr>
-      <w:bookmarkStart w:id="14" w:name="_wguvf7jdhyk8" w:colFirst="0" w:colLast="0"/>
-      <w:bookmarkEnd w:id="14"/>
+      <w:bookmarkStart w:id="15" w:name="_wguvf7jdhyk8" w:colFirst="0" w:colLast="0"/>
+      <w:bookmarkEnd w:id="15"/>
       <w:r>
         <w:rPr>
           <w:rFonts w:ascii="Times New Roman" w:hAnsi="Times New Roman" w:cs="Times New Roman"/>
@@ -6336,12 +6485,12 @@
     </w:tbl>
     <w:p/>
     <w:sectPr>
-      <w:headerReference w:type="even" r:id="rId10"/>
-      <w:headerReference w:type="default" r:id="rId11"/>
-      <w:footerReference w:type="even" r:id="rId12"/>
-      <w:footerReference w:type="default" r:id="rId13"/>
-      <w:headerReference w:type="first" r:id="rId14"/>
-      <w:footerReference w:type="first" r:id="rId15"/>
+      <w:headerReference w:type="even" r:id="rId11"/>
+      <w:headerReference w:type="default" r:id="rId12"/>
+      <w:footerReference w:type="even" r:id="rId13"/>
+      <w:footerReference w:type="default" r:id="rId14"/>
+      <w:headerReference w:type="first" r:id="rId15"/>
+      <w:footerReference w:type="first" r:id="rId16"/>
       <w:pgSz w:w="11909" w:h="16834"/>
       <w:pgMar w:top="619" w:right="1440" w:bottom="1134" w:left="1440" w:header="142" w:footer="66" w:gutter="0"/>
       <w:pgNumType w:start="0"/>
@@ -6757,8 +6906,6 @@
       </w:rPr>
       <w:t xml:space="preserve">002/2021 referente ao mês de </w:t>
     </w:r>
-    <w:bookmarkStart w:id="15" w:name="_GoBack"/>
-    <w:bookmarkEnd w:id="15"/>
     <w:r>
       <w:rPr>
         <w:rFonts w:ascii="Times New Roman" w:eastAsia="Times New Roman" w:hAnsi="Times New Roman" w:cs="Times New Roman"/>
@@ -8296,7 +8443,7 @@
 </file>
 
 <file path=customXml/itemProps1.xml><?xml version="1.0" encoding="utf-8"?>
-<ds:datastoreItem xmlns:ds="http://schemas.openxmlformats.org/officeDocument/2006/customXml" ds:itemID="{62DF8E27-DA08-4843-A17A-091D8237EC6B}">
+<ds:datastoreItem xmlns:ds="http://schemas.openxmlformats.org/officeDocument/2006/customXml" ds:itemID="{B4676538-60A1-4736-8626-DA10F7294A79}">
   <ds:schemaRefs>
     <ds:schemaRef ds:uri="http://schemas.openxmlformats.org/officeDocument/2006/bibliography"/>
   </ds:schemaRefs>

--- a/template-upa-nova-cidade.docx
+++ b/template-upa-nova-cidade.docx
@@ -1170,7 +1170,7 @@
                                     <pic:cNvPicPr/>
                                   </pic:nvPicPr>
                                   <pic:blipFill>
-                                    <a:blip r:embed="rId8">
+                                    <a:blip r:embed="rId9">
                                       <a:extLst>
                                         <a:ext uri="{28A0092B-C50C-407E-A947-70E740481C1C}">
                                           <a14:useLocalDpi xmlns:a14="http://schemas.microsoft.com/office/drawing/2010/main" val="0"/>
@@ -1363,7 +1363,7 @@
                     <pic:cNvPicPr preferRelativeResize="0"/>
                   </pic:nvPicPr>
                   <pic:blipFill>
-                    <a:blip r:embed="rId9"/>
+                    <a:blip r:embed="rId10"/>
                     <a:srcRect/>
                     <a:stretch>
                       <a:fillRect/>
@@ -1477,7 +1477,7 @@
                     <pic:cNvPicPr preferRelativeResize="0"/>
                   </pic:nvPicPr>
                   <pic:blipFill>
-                    <a:blip r:embed="rId10"/>
+                    <a:blip r:embed="rId11"/>
                     <a:srcRect/>
                     <a:stretch>
                       <a:fillRect/>
@@ -1522,7 +1522,7 @@
                     <pic:cNvPicPr/>
                   </pic:nvPicPr>
                   <pic:blipFill>
-                    <a:blip r:embed="rId8">
+                    <a:blip r:embed="rId9">
                       <a:extLst>
                         <a:ext uri="{28A0092B-C50C-407E-A947-70E740481C1C}">
                           <a14:useLocalDpi xmlns:a14="http://schemas.microsoft.com/office/drawing/2010/main" val="0"/>
@@ -1564,8 +1564,6 @@
         </w:rPr>
         <w:tab/>
       </w:r>
-      <w:bookmarkStart w:id="1" w:name="_GoBack"/>
-      <w:bookmarkEnd w:id="1"/>
     </w:p>
     <w:p>
       <w:pPr>
@@ -2235,8 +2233,8 @@
           <w:u w:val="single"/>
         </w:rPr>
       </w:pPr>
-      <w:bookmarkStart w:id="2" w:name="_fow3x1o6fd1x" w:colFirst="0" w:colLast="0"/>
-      <w:bookmarkEnd w:id="2"/>
+      <w:bookmarkStart w:id="1" w:name="_fow3x1o6fd1x" w:colFirst="0" w:colLast="0"/>
+      <w:bookmarkEnd w:id="1"/>
       <w:r>
         <w:rPr>
           <w:rFonts w:ascii="Times New Roman" w:eastAsia="Times New Roman" w:hAnsi="Times New Roman" w:cs="Times New Roman"/>
@@ -2301,8 +2299,8 @@
           <w:u w:val="single"/>
         </w:rPr>
       </w:pPr>
-      <w:bookmarkStart w:id="3" w:name="_72bdnqr1iekh" w:colFirst="0" w:colLast="0"/>
-      <w:bookmarkEnd w:id="3"/>
+      <w:bookmarkStart w:id="2" w:name="_72bdnqr1iekh" w:colFirst="0" w:colLast="0"/>
+      <w:bookmarkEnd w:id="2"/>
       <w:r>
         <w:rPr>
           <w:rFonts w:ascii="Times New Roman" w:eastAsia="Times New Roman" w:hAnsi="Times New Roman" w:cs="Times New Roman"/>
@@ -3704,8 +3702,8 @@
           <w:szCs w:val="24"/>
         </w:rPr>
       </w:pPr>
-      <w:bookmarkStart w:id="4" w:name="_slbulenl3qy4" w:colFirst="0" w:colLast="0"/>
-      <w:bookmarkEnd w:id="4"/>
+      <w:bookmarkStart w:id="3" w:name="_slbulenl3qy4" w:colFirst="0" w:colLast="0"/>
+      <w:bookmarkEnd w:id="3"/>
       <w:r>
         <w:rPr>
           <w:rFonts w:ascii="Times New Roman" w:eastAsia="Times New Roman" w:hAnsi="Times New Roman" w:cs="Times New Roman"/>
@@ -3770,7 +3768,39 @@
           <w:sz w:val="24"/>
           <w:szCs w:val="24"/>
         </w:rPr>
-        <w:t>{{SISTEMA_TAXA_DE_TRANSFERENCIA}}.</w:t>
+        <w:t>{{SISTEMA_TAXA_DE_TRANSFERENCIA}}</w:t>
+      </w:r>
+      <w:r>
+        <w:rPr>
+          <w:rFonts w:ascii="Times New Roman" w:eastAsia="Times New Roman" w:hAnsi="Times New Roman" w:cs="Times New Roman"/>
+          <w:b/>
+          <w:bCs/>
+          <w:sz w:val="24"/>
+          <w:szCs w:val="24"/>
+        </w:rPr>
+        <w:t>(Documento em anexo I</w:t>
+      </w:r>
+      <w:bookmarkStart w:id="4" w:name="_GoBack"/>
+      <w:bookmarkEnd w:id="4"/>
+      <w:r>
+        <w:rPr>
+          <w:rFonts w:ascii="Times New Roman" w:eastAsia="Times New Roman" w:hAnsi="Times New Roman" w:cs="Times New Roman"/>
+          <w:b/>
+          <w:bCs/>
+          <w:sz w:val="24"/>
+          <w:szCs w:val="24"/>
+        </w:rPr>
+        <w:t>)</w:t>
+      </w:r>
+      <w:r>
+        <w:rPr>
+          <w:rFonts w:ascii="Times New Roman" w:eastAsia="Times New Roman" w:hAnsi="Times New Roman" w:cs="Times New Roman"/>
+          <w:b/>
+          <w:bCs/>
+          <w:sz w:val="24"/>
+          <w:szCs w:val="24"/>
+        </w:rPr>
+        <w:t>.</w:t>
       </w:r>
     </w:p>
     <w:p>
@@ -6485,12 +6515,12 @@
     </w:tbl>
     <w:p/>
     <w:sectPr>
-      <w:headerReference w:type="even" r:id="rId11"/>
-      <w:headerReference w:type="default" r:id="rId12"/>
-      <w:footerReference w:type="even" r:id="rId13"/>
-      <w:footerReference w:type="default" r:id="rId14"/>
-      <w:headerReference w:type="first" r:id="rId15"/>
-      <w:footerReference w:type="first" r:id="rId16"/>
+      <w:headerReference w:type="even" r:id="rId12"/>
+      <w:headerReference w:type="default" r:id="rId13"/>
+      <w:footerReference w:type="even" r:id="rId14"/>
+      <w:footerReference w:type="default" r:id="rId15"/>
+      <w:headerReference w:type="first" r:id="rId16"/>
+      <w:footerReference w:type="first" r:id="rId17"/>
       <w:pgSz w:w="11909" w:h="16834"/>
       <w:pgMar w:top="619" w:right="1440" w:bottom="1134" w:left="1440" w:header="142" w:footer="66" w:gutter="0"/>
       <w:pgNumType w:start="0"/>
@@ -8443,7 +8473,7 @@
 </file>
 
 <file path=customXml/itemProps1.xml><?xml version="1.0" encoding="utf-8"?>
-<ds:datastoreItem xmlns:ds="http://schemas.openxmlformats.org/officeDocument/2006/customXml" ds:itemID="{B4676538-60A1-4736-8626-DA10F7294A79}">
+<ds:datastoreItem xmlns:ds="http://schemas.openxmlformats.org/officeDocument/2006/customXml" ds:itemID="{2A2F1338-AE17-40D3-B57F-210576422D9E}">
   <ds:schemaRefs>
     <ds:schemaRef ds:uri="http://schemas.openxmlformats.org/officeDocument/2006/bibliography"/>
   </ds:schemaRefs>

--- a/template-upa-nova-cidade.docx
+++ b/template-upa-nova-cidade.docx
@@ -998,7 +998,31 @@
                                 <w:color w:val="008080"/>
                                 <w:sz w:val="56"/>
                               </w:rPr>
-                              <w:t>CONTRATO DE GESTÃO 000/2030</w:t>
+                              <w:t>CONTRATO DE GESTÃO 0</w:t>
+                            </w:r>
+                            <w:r>
+                              <w:rPr>
+                                <w:rFonts w:ascii="Cambria" w:eastAsia="Cambria" w:hAnsi="Cambria" w:cs="Cambria"/>
+                                <w:color w:val="008080"/>
+                                <w:sz w:val="56"/>
+                              </w:rPr>
+                              <w:t>02</w:t>
+                            </w:r>
+                            <w:r>
+                              <w:rPr>
+                                <w:rFonts w:ascii="Cambria" w:eastAsia="Cambria" w:hAnsi="Cambria" w:cs="Cambria"/>
+                                <w:color w:val="008080"/>
+                                <w:sz w:val="56"/>
+                              </w:rPr>
+                              <w:t>/20</w:t>
+                            </w:r>
+                            <w:r>
+                              <w:rPr>
+                                <w:rFonts w:ascii="Cambria" w:eastAsia="Cambria" w:hAnsi="Cambria" w:cs="Cambria"/>
+                                <w:color w:val="008080"/>
+                                <w:sz w:val="56"/>
+                              </w:rPr>
+                              <w:t>21</w:t>
                             </w:r>
                           </w:p>
                           <w:p>
@@ -1116,7 +1140,31 @@
                           <w:color w:val="008080"/>
                           <w:sz w:val="56"/>
                         </w:rPr>
-                        <w:t>CONTRATO DE GESTÃO 000/2030</w:t>
+                        <w:t>CONTRATO DE GESTÃO 0</w:t>
+                      </w:r>
+                      <w:r>
+                        <w:rPr>
+                          <w:rFonts w:ascii="Cambria" w:eastAsia="Cambria" w:hAnsi="Cambria" w:cs="Cambria"/>
+                          <w:color w:val="008080"/>
+                          <w:sz w:val="56"/>
+                        </w:rPr>
+                        <w:t>02</w:t>
+                      </w:r>
+                      <w:r>
+                        <w:rPr>
+                          <w:rFonts w:ascii="Cambria" w:eastAsia="Cambria" w:hAnsi="Cambria" w:cs="Cambria"/>
+                          <w:color w:val="008080"/>
+                          <w:sz w:val="56"/>
+                        </w:rPr>
+                        <w:t>/20</w:t>
+                      </w:r>
+                      <w:r>
+                        <w:rPr>
+                          <w:rFonts w:ascii="Cambria" w:eastAsia="Cambria" w:hAnsi="Cambria" w:cs="Cambria"/>
+                          <w:color w:val="008080"/>
+                          <w:sz w:val="56"/>
+                        </w:rPr>
+                        <w:t>21</w:t>
                       </w:r>
                     </w:p>
                     <w:p>
@@ -1170,7 +1218,7 @@
                                     <pic:cNvPicPr/>
                                   </pic:nvPicPr>
                                   <pic:blipFill>
-                                    <a:blip r:embed="rId9">
+                                    <a:blip r:embed="rId8">
                                       <a:extLst>
                                         <a:ext uri="{28A0092B-C50C-407E-A947-70E740481C1C}">
                                           <a14:useLocalDpi xmlns:a14="http://schemas.microsoft.com/office/drawing/2010/main" val="0"/>
@@ -1363,7 +1411,7 @@
                     <pic:cNvPicPr preferRelativeResize="0"/>
                   </pic:nvPicPr>
                   <pic:blipFill>
-                    <a:blip r:embed="rId10"/>
+                    <a:blip r:embed="rId9"/>
                     <a:srcRect/>
                     <a:stretch>
                       <a:fillRect/>
@@ -1477,7 +1525,7 @@
                     <pic:cNvPicPr preferRelativeResize="0"/>
                   </pic:nvPicPr>
                   <pic:blipFill>
-                    <a:blip r:embed="rId11"/>
+                    <a:blip r:embed="rId10"/>
                     <a:srcRect/>
                     <a:stretch>
                       <a:fillRect/>
@@ -1522,7 +1570,7 @@
                     <pic:cNvPicPr/>
                   </pic:nvPicPr>
                   <pic:blipFill>
-                    <a:blip r:embed="rId9">
+                    <a:blip r:embed="rId8">
                       <a:extLst>
                         <a:ext uri="{28A0092B-C50C-407E-A947-70E740481C1C}">
                           <a14:useLocalDpi xmlns:a14="http://schemas.microsoft.com/office/drawing/2010/main" val="0"/>
@@ -3778,19 +3826,7 @@
           <w:sz w:val="24"/>
           <w:szCs w:val="24"/>
         </w:rPr>
-        <w:t>(Documento em anexo I</w:t>
-      </w:r>
-      <w:bookmarkStart w:id="4" w:name="_GoBack"/>
-      <w:bookmarkEnd w:id="4"/>
-      <w:r>
-        <w:rPr>
-          <w:rFonts w:ascii="Times New Roman" w:eastAsia="Times New Roman" w:hAnsi="Times New Roman" w:cs="Times New Roman"/>
-          <w:b/>
-          <w:bCs/>
-          <w:sz w:val="24"/>
-          <w:szCs w:val="24"/>
-        </w:rPr>
-        <w:t>)</w:t>
+        <w:t>(Documento em anexo I)</w:t>
       </w:r>
       <w:r>
         <w:rPr>
@@ -3909,8 +3945,8 @@
           <w:u w:val="single"/>
         </w:rPr>
       </w:pPr>
-      <w:bookmarkStart w:id="5" w:name="_f1gdggh2qdto" w:colFirst="0" w:colLast="0"/>
-      <w:bookmarkEnd w:id="5"/>
+      <w:bookmarkStart w:id="4" w:name="_f1gdggh2qdto" w:colFirst="0" w:colLast="0"/>
+      <w:bookmarkEnd w:id="4"/>
       <w:r>
         <w:rPr>
           <w:rFonts w:ascii="Times New Roman" w:eastAsia="Times New Roman" w:hAnsi="Times New Roman" w:cs="Times New Roman"/>
@@ -4956,6 +4992,8 @@
           <w:szCs w:val="24"/>
         </w:rPr>
       </w:pPr>
+      <w:bookmarkStart w:id="5" w:name="_GoBack"/>
+      <w:bookmarkEnd w:id="5"/>
       <w:r>
         <w:rPr>
           <w:rFonts w:ascii="Times New Roman" w:eastAsia="Times New Roman" w:hAnsi="Times New Roman" w:cs="Times New Roman"/>
@@ -6515,12 +6553,12 @@
     </w:tbl>
     <w:p/>
     <w:sectPr>
-      <w:headerReference w:type="even" r:id="rId12"/>
-      <w:headerReference w:type="default" r:id="rId13"/>
-      <w:footerReference w:type="even" r:id="rId14"/>
-      <w:footerReference w:type="default" r:id="rId15"/>
-      <w:headerReference w:type="first" r:id="rId16"/>
-      <w:footerReference w:type="first" r:id="rId17"/>
+      <w:headerReference w:type="even" r:id="rId11"/>
+      <w:headerReference w:type="default" r:id="rId12"/>
+      <w:footerReference w:type="even" r:id="rId13"/>
+      <w:footerReference w:type="default" r:id="rId14"/>
+      <w:headerReference w:type="first" r:id="rId15"/>
+      <w:footerReference w:type="first" r:id="rId16"/>
       <w:pgSz w:w="11909" w:h="16834"/>
       <w:pgMar w:top="619" w:right="1440" w:bottom="1134" w:left="1440" w:header="142" w:footer="66" w:gutter="0"/>
       <w:pgNumType w:start="0"/>
@@ -6760,6 +6798,35 @@
     <w:pPr>
       <w:pStyle w:val="Cabealho"/>
     </w:pPr>
+    <w:r>
+      <w:rPr>
+        <w:noProof/>
+      </w:rPr>
+      <w:pict w14:anchorId="7F357BDF">
+        <v:shapetype id="_x0000_t75" coordsize="21600,21600" o:spt="75" o:preferrelative="t" path="m@4@5l@4@11@9@11@9@5xe" filled="f" stroked="f">
+          <v:stroke joinstyle="miter"/>
+          <v:formulas>
+            <v:f eqn="if lineDrawn pixelLineWidth 0"/>
+            <v:f eqn="sum @0 1 0"/>
+            <v:f eqn="sum 0 0 @1"/>
+            <v:f eqn="prod @2 1 2"/>
+            <v:f eqn="prod @3 21600 pixelWidth"/>
+            <v:f eqn="prod @3 21600 pixelHeight"/>
+            <v:f eqn="sum @0 0 1"/>
+            <v:f eqn="prod @6 1 2"/>
+            <v:f eqn="prod @7 21600 pixelWidth"/>
+            <v:f eqn="sum @8 21600 0"/>
+            <v:f eqn="prod @7 21600 pixelHeight"/>
+            <v:f eqn="sum @10 21600 0"/>
+          </v:formulas>
+          <v:path o:extrusionok="f" gradientshapeok="t" o:connecttype="rect"/>
+          <o:lock v:ext="edit" aspectratio="t"/>
+        </v:shapetype>
+        <v:shape id="WordPictureWatermark428054110" o:spid="_x0000_s2053" type="#_x0000_t75" style="position:absolute;margin-left:0;margin-top:0;width:451.4pt;height:246.2pt;z-index:-251655168;mso-position-horizontal:center;mso-position-horizontal-relative:margin;mso-position-vertical:center;mso-position-vertical-relative:margin" o:allowincell="f">
+          <v:imagedata r:id="rId1" o:title="logo prima" gain="19661f" blacklevel="22938f"/>
+        </v:shape>
+      </w:pict>
+    </w:r>
   </w:p>
 </w:hdr>
 </file>
@@ -6776,6 +6843,36 @@
         <w:color w:val="666666"/>
       </w:rPr>
     </w:pPr>
+    <w:r>
+      <w:rPr>
+        <w:noProof/>
+        <w:color w:val="666666"/>
+      </w:rPr>
+      <w:pict w14:anchorId="7DC0A2D5">
+        <v:shapetype id="_x0000_t75" coordsize="21600,21600" o:spt="75" o:preferrelative="t" path="m@4@5l@4@11@9@11@9@5xe" filled="f" stroked="f">
+          <v:stroke joinstyle="miter"/>
+          <v:formulas>
+            <v:f eqn="if lineDrawn pixelLineWidth 0"/>
+            <v:f eqn="sum @0 1 0"/>
+            <v:f eqn="sum 0 0 @1"/>
+            <v:f eqn="prod @2 1 2"/>
+            <v:f eqn="prod @3 21600 pixelWidth"/>
+            <v:f eqn="prod @3 21600 pixelHeight"/>
+            <v:f eqn="sum @0 0 1"/>
+            <v:f eqn="prod @6 1 2"/>
+            <v:f eqn="prod @7 21600 pixelWidth"/>
+            <v:f eqn="sum @8 21600 0"/>
+            <v:f eqn="prod @7 21600 pixelHeight"/>
+            <v:f eqn="sum @10 21600 0"/>
+          </v:formulas>
+          <v:path o:extrusionok="f" gradientshapeok="t" o:connecttype="rect"/>
+          <o:lock v:ext="edit" aspectratio="t"/>
+        </v:shapetype>
+        <v:shape id="WordPictureWatermark428054111" o:spid="_x0000_s2054" type="#_x0000_t75" style="position:absolute;left:0;text-align:left;margin-left:0;margin-top:0;width:451.4pt;height:246.2pt;z-index:-251654144;mso-position-horizontal:center;mso-position-horizontal-relative:margin;mso-position-vertical:center;mso-position-vertical-relative:margin" o:allowincell="f">
+          <v:imagedata r:id="rId1" o:title="logo prima" gain="19661f" blacklevel="22938f"/>
+        </v:shape>
+      </w:pict>
+    </w:r>
     <w:r>
       <w:rPr>
         <w:noProof/>
@@ -6807,7 +6904,7 @@
                   </pic:cNvPicPr>
                 </pic:nvPicPr>
                 <pic:blipFill>
-                  <a:blip r:embed="rId1">
+                  <a:blip r:embed="rId2">
                     <a:extLst>
                       <a:ext uri="{28A0092B-C50C-407E-A947-70E740481C1C}">
                         <a14:useLocalDpi xmlns:a14="http://schemas.microsoft.com/office/drawing/2010/main" val="0"/>
@@ -6875,7 +6972,7 @@
                   </pic:cNvPicPr>
                 </pic:nvPicPr>
                 <pic:blipFill>
-                  <a:blip r:embed="rId2">
+                  <a:blip r:embed="rId3">
                     <a:extLst>
                       <a:ext uri="{28A0092B-C50C-407E-A947-70E740481C1C}">
                         <a14:useLocalDpi xmlns:a14="http://schemas.microsoft.com/office/drawing/2010/main" val="0"/>
@@ -6969,6 +7066,35 @@
     <w:pPr>
       <w:pStyle w:val="Cabealho"/>
     </w:pPr>
+    <w:r>
+      <w:rPr>
+        <w:noProof/>
+      </w:rPr>
+      <w:pict w14:anchorId="797A99E3">
+        <v:shapetype id="_x0000_t75" coordsize="21600,21600" o:spt="75" o:preferrelative="t" path="m@4@5l@4@11@9@11@9@5xe" filled="f" stroked="f">
+          <v:stroke joinstyle="miter"/>
+          <v:formulas>
+            <v:f eqn="if lineDrawn pixelLineWidth 0"/>
+            <v:f eqn="sum @0 1 0"/>
+            <v:f eqn="sum 0 0 @1"/>
+            <v:f eqn="prod @2 1 2"/>
+            <v:f eqn="prod @3 21600 pixelWidth"/>
+            <v:f eqn="prod @3 21600 pixelHeight"/>
+            <v:f eqn="sum @0 0 1"/>
+            <v:f eqn="prod @6 1 2"/>
+            <v:f eqn="prod @7 21600 pixelWidth"/>
+            <v:f eqn="sum @8 21600 0"/>
+            <v:f eqn="prod @7 21600 pixelHeight"/>
+            <v:f eqn="sum @10 21600 0"/>
+          </v:formulas>
+          <v:path o:extrusionok="f" gradientshapeok="t" o:connecttype="rect"/>
+          <o:lock v:ext="edit" aspectratio="t"/>
+        </v:shapetype>
+        <v:shape id="WordPictureWatermark428054109" o:spid="_x0000_s2052" type="#_x0000_t75" style="position:absolute;margin-left:0;margin-top:0;width:451.4pt;height:246.2pt;z-index:-251656192;mso-position-horizontal:center;mso-position-horizontal-relative:margin;mso-position-vertical:center;mso-position-vertical-relative:margin" o:allowincell="f">
+          <v:imagedata r:id="rId1" o:title="logo prima" gain="19661f" blacklevel="22938f"/>
+        </v:shape>
+      </w:pict>
+    </w:r>
   </w:p>
 </w:hdr>
 </file>
@@ -8473,7 +8599,7 @@
 </file>
 
 <file path=customXml/itemProps1.xml><?xml version="1.0" encoding="utf-8"?>
-<ds:datastoreItem xmlns:ds="http://schemas.openxmlformats.org/officeDocument/2006/customXml" ds:itemID="{2A2F1338-AE17-40D3-B57F-210576422D9E}">
+<ds:datastoreItem xmlns:ds="http://schemas.openxmlformats.org/officeDocument/2006/customXml" ds:itemID="{0D5BF7D7-C45E-4A53-ABDF-4D484FE37A99}">
   <ds:schemaRefs>
     <ds:schemaRef ds:uri="http://schemas.openxmlformats.org/officeDocument/2006/bibliography"/>
   </ds:schemaRefs>
